--- a/Chatbot QA con documentos.docx
+++ b/Chatbot QA con documentos.docx
@@ -4,12 +4,14 @@
   <w:body>
     <w:p>
       <w:pPr>
+        <w:spacing w:after="0" w:line="360" w:lineRule="auto"/>
+        <w:jc w:val="center"/>
         <w:rPr>
           <w:rFonts w:ascii="Arial" w:hAnsi="Arial" w:cs="Arial"/>
           <w:b/>
           <w:bCs/>
-          <w:sz w:val="20"/>
-          <w:szCs w:val="20"/>
+          <w:sz w:val="32"/>
+          <w:szCs w:val="32"/>
         </w:rPr>
       </w:pPr>
       <w:r>
@@ -17,847 +19,32 @@
           <w:rFonts w:ascii="Arial" w:hAnsi="Arial" w:cs="Arial"/>
           <w:b/>
           <w:bCs/>
-          <w:sz w:val="20"/>
-          <w:szCs w:val="20"/>
-        </w:rPr>
-        <w:t>Sistema de Chatbot QA con Documentos – Diseño y Justificación Técnica</w:t>
-      </w:r>
-    </w:p>
-    <w:p>
-      <w:pPr>
+          <w:sz w:val="32"/>
+          <w:szCs w:val="32"/>
+        </w:rPr>
+        <w:t xml:space="preserve">Sistema de </w:t>
+      </w:r>
+      <w:proofErr w:type="spellStart"/>
+      <w:r>
         <w:rPr>
           <w:rFonts w:ascii="Arial" w:hAnsi="Arial" w:cs="Arial"/>
           <w:b/>
           <w:bCs/>
-          <w:sz w:val="20"/>
-          <w:szCs w:val="20"/>
-        </w:rPr>
-      </w:pPr>
-      <w:r>
-        <w:rPr>
-          <w:rFonts w:ascii="Segoe UI Emoji" w:hAnsi="Segoe UI Emoji" w:cs="Segoe UI Emoji"/>
+          <w:sz w:val="32"/>
+          <w:szCs w:val="32"/>
+        </w:rPr>
+        <w:t>Chatbot</w:t>
+      </w:r>
+      <w:proofErr w:type="spellEnd"/>
+      <w:r>
+        <w:rPr>
+          <w:rFonts w:ascii="Arial" w:hAnsi="Arial" w:cs="Arial"/>
           <w:b/>
           <w:bCs/>
-          <w:sz w:val="20"/>
-          <w:szCs w:val="20"/>
-        </w:rPr>
-        <w:t>🎯</w:t>
-      </w:r>
-      <w:r>
-        <w:rPr>
-          <w:rFonts w:ascii="Arial" w:hAnsi="Arial" w:cs="Arial"/>
-          <w:b/>
-          <w:bCs/>
-          <w:sz w:val="20"/>
-          <w:szCs w:val="20"/>
-        </w:rPr>
-        <w:t xml:space="preserve"> Descripción</w:t>
-      </w:r>
-    </w:p>
-    <w:p>
-      <w:pPr>
-        <w:rPr>
-          <w:rFonts w:ascii="Arial" w:hAnsi="Arial" w:cs="Arial"/>
-          <w:sz w:val="20"/>
-          <w:szCs w:val="20"/>
-        </w:rPr>
-      </w:pPr>
-      <w:r>
-        <w:rPr>
-          <w:rFonts w:ascii="Arial" w:hAnsi="Arial" w:cs="Arial"/>
-          <w:sz w:val="20"/>
-          <w:szCs w:val="20"/>
-        </w:rPr>
-        <w:t>Sistema que permite hacer preguntas sobre un conjunto de documentos (PDFs o textos) y devuelve respuestas basadas en contexto.</w:t>
-      </w:r>
-    </w:p>
-    <w:p>
-      <w:pPr>
-        <w:rPr>
-          <w:rFonts w:ascii="Arial" w:hAnsi="Arial" w:cs="Arial"/>
-          <w:sz w:val="20"/>
-          <w:szCs w:val="20"/>
-        </w:rPr>
-      </w:pPr>
-    </w:p>
-    <w:p>
-      <w:pPr>
-        <w:rPr>
-          <w:rFonts w:ascii="Arial" w:hAnsi="Arial" w:cs="Arial"/>
-          <w:b/>
-          <w:bCs/>
-          <w:sz w:val="20"/>
-          <w:szCs w:val="20"/>
-        </w:rPr>
-      </w:pPr>
-      <w:r>
-        <w:rPr>
-          <w:rFonts w:ascii="Segoe UI Emoji" w:hAnsi="Segoe UI Emoji" w:cs="Segoe UI Emoji"/>
-          <w:b/>
-          <w:bCs/>
-          <w:sz w:val="20"/>
-          <w:szCs w:val="20"/>
-        </w:rPr>
-        <w:t>🔧</w:t>
-      </w:r>
-      <w:r>
-        <w:rPr>
-          <w:rFonts w:ascii="Arial" w:hAnsi="Arial" w:cs="Arial"/>
-          <w:b/>
-          <w:bCs/>
-          <w:sz w:val="20"/>
-          <w:szCs w:val="20"/>
-        </w:rPr>
-        <w:t xml:space="preserve"> Tecnologías</w:t>
-      </w:r>
-    </w:p>
-    <w:p>
-      <w:pPr>
-        <w:numPr>
-          <w:ilvl w:val="0"/>
-          <w:numId w:val="3"/>
-        </w:numPr>
-        <w:rPr>
-          <w:rFonts w:ascii="Arial" w:hAnsi="Arial" w:cs="Arial"/>
-          <w:sz w:val="20"/>
-          <w:szCs w:val="20"/>
-          <w:highlight w:val="yellow"/>
-        </w:rPr>
-      </w:pPr>
-      <w:r>
-        <w:rPr>
-          <w:rFonts w:ascii="Arial" w:hAnsi="Arial" w:cs="Arial"/>
-          <w:sz w:val="20"/>
-          <w:szCs w:val="20"/>
-          <w:highlight w:val="yellow"/>
-        </w:rPr>
-        <w:t>Python</w:t>
-      </w:r>
-    </w:p>
-    <w:p>
-      <w:pPr>
-        <w:numPr>
-          <w:ilvl w:val="0"/>
-          <w:numId w:val="3"/>
-        </w:numPr>
-        <w:rPr>
-          <w:rFonts w:ascii="Arial" w:hAnsi="Arial" w:cs="Arial"/>
-          <w:sz w:val="20"/>
-          <w:szCs w:val="20"/>
-          <w:highlight w:val="yellow"/>
-        </w:rPr>
-      </w:pPr>
-      <w:r>
-        <w:rPr>
-          <w:rFonts w:ascii="Arial" w:hAnsi="Arial" w:cs="Arial"/>
-          <w:sz w:val="20"/>
-          <w:szCs w:val="20"/>
-          <w:highlight w:val="yellow"/>
-        </w:rPr>
-        <w:t>OpenAI / Sentence Transformers</w:t>
-      </w:r>
-    </w:p>
-    <w:p>
-      <w:pPr>
-        <w:numPr>
-          <w:ilvl w:val="0"/>
-          <w:numId w:val="3"/>
-        </w:numPr>
-        <w:rPr>
-          <w:rFonts w:ascii="Arial" w:hAnsi="Arial" w:cs="Arial"/>
-          <w:sz w:val="20"/>
-          <w:szCs w:val="20"/>
-          <w:highlight w:val="yellow"/>
-        </w:rPr>
-      </w:pPr>
-      <w:r>
-        <w:rPr>
-          <w:rFonts w:ascii="Arial" w:hAnsi="Arial" w:cs="Arial"/>
-          <w:sz w:val="20"/>
-          <w:szCs w:val="20"/>
-          <w:highlight w:val="yellow"/>
-        </w:rPr>
-        <w:t>FAISS</w:t>
-      </w:r>
-    </w:p>
-    <w:p>
-      <w:pPr>
-        <w:numPr>
-          <w:ilvl w:val="0"/>
-          <w:numId w:val="3"/>
-        </w:numPr>
-        <w:rPr>
-          <w:rFonts w:ascii="Arial" w:hAnsi="Arial" w:cs="Arial"/>
-          <w:sz w:val="20"/>
-          <w:szCs w:val="20"/>
-          <w:highlight w:val="yellow"/>
-        </w:rPr>
-      </w:pPr>
-      <w:r>
-        <w:rPr>
-          <w:rFonts w:ascii="Arial" w:hAnsi="Arial" w:cs="Arial"/>
-          <w:sz w:val="20"/>
-          <w:szCs w:val="20"/>
-          <w:highlight w:val="yellow"/>
-        </w:rPr>
-        <w:t>LangChain (opcional)</w:t>
-      </w:r>
-    </w:p>
-    <w:p>
-      <w:pPr>
-        <w:rPr>
-          <w:rFonts w:ascii="Arial" w:hAnsi="Arial" w:cs="Arial"/>
-          <w:sz w:val="20"/>
-          <w:szCs w:val="20"/>
-        </w:rPr>
-      </w:pPr>
-    </w:p>
-    <w:p>
-      <w:pPr>
-        <w:rPr>
-          <w:rFonts w:ascii="Arial" w:hAnsi="Arial" w:cs="Arial"/>
-          <w:b/>
-          <w:bCs/>
-          <w:sz w:val="20"/>
-          <w:szCs w:val="20"/>
-        </w:rPr>
-      </w:pPr>
-      <w:r>
-        <w:rPr>
-          <w:rFonts w:ascii="Arial" w:hAnsi="Arial" w:cs="Arial"/>
-          <w:b/>
-          <w:bCs/>
-          <w:sz w:val="20"/>
-          <w:szCs w:val="20"/>
-        </w:rPr>
-        <w:t>1. Introducción</w:t>
-      </w:r>
-    </w:p>
-    <w:p>
-      <w:pPr>
-        <w:jc w:val="both"/>
-        <w:rPr>
-          <w:rFonts w:ascii="Arial" w:hAnsi="Arial" w:cs="Arial"/>
-          <w:sz w:val="20"/>
-          <w:szCs w:val="20"/>
-        </w:rPr>
-      </w:pPr>
-      <w:r>
-        <w:rPr>
-          <w:rFonts w:ascii="Arial" w:hAnsi="Arial" w:cs="Arial"/>
-          <w:sz w:val="20"/>
-          <w:szCs w:val="20"/>
-        </w:rPr>
-        <w:t xml:space="preserve">El presente proyecto consiste en el diseño e implementación de un </w:t>
-      </w:r>
-      <w:r>
-        <w:rPr>
-          <w:rFonts w:ascii="Arial" w:hAnsi="Arial" w:cs="Arial"/>
-          <w:b/>
-          <w:bCs/>
-          <w:sz w:val="20"/>
-          <w:szCs w:val="20"/>
-        </w:rPr>
-        <w:t>sistema de Question Answering basado en documentos</w:t>
-      </w:r>
-      <w:r>
-        <w:rPr>
-          <w:rFonts w:ascii="Arial" w:hAnsi="Arial" w:cs="Arial"/>
-          <w:sz w:val="20"/>
-          <w:szCs w:val="20"/>
-        </w:rPr>
-        <w:t xml:space="preserve">, utilizando técnicas modernas de </w:t>
-      </w:r>
-      <w:r>
-        <w:rPr>
-          <w:rFonts w:ascii="Arial" w:hAnsi="Arial" w:cs="Arial"/>
-          <w:b/>
-          <w:bCs/>
-          <w:sz w:val="20"/>
-          <w:szCs w:val="20"/>
-        </w:rPr>
-        <w:t>Retrieval-Augmented Generation (RAG)</w:t>
-      </w:r>
-      <w:r>
-        <w:rPr>
-          <w:rFonts w:ascii="Arial" w:hAnsi="Arial" w:cs="Arial"/>
-          <w:sz w:val="20"/>
-          <w:szCs w:val="20"/>
-        </w:rPr>
-        <w:t>.</w:t>
-      </w:r>
-    </w:p>
-    <w:p>
-      <w:pPr>
-        <w:jc w:val="both"/>
-        <w:rPr>
-          <w:rFonts w:ascii="Arial" w:hAnsi="Arial" w:cs="Arial"/>
-          <w:sz w:val="20"/>
-          <w:szCs w:val="20"/>
-        </w:rPr>
-      </w:pPr>
-      <w:r>
-        <w:rPr>
-          <w:rFonts w:ascii="Arial" w:hAnsi="Arial" w:cs="Arial"/>
-          <w:sz w:val="20"/>
-          <w:szCs w:val="20"/>
-        </w:rPr>
-        <w:t>El objetivo es permitir a un usuario:</w:t>
-      </w:r>
-    </w:p>
-    <w:p>
-      <w:pPr>
-        <w:numPr>
-          <w:ilvl w:val="0"/>
-          <w:numId w:val="4"/>
-        </w:numPr>
-        <w:jc w:val="both"/>
-        <w:rPr>
-          <w:rFonts w:ascii="Arial" w:hAnsi="Arial" w:cs="Arial"/>
-          <w:sz w:val="20"/>
-          <w:szCs w:val="20"/>
-        </w:rPr>
-      </w:pPr>
-      <w:r>
-        <w:rPr>
-          <w:rFonts w:ascii="Arial" w:hAnsi="Arial" w:cs="Arial"/>
-          <w:sz w:val="20"/>
-          <w:szCs w:val="20"/>
-        </w:rPr>
-        <w:t>Consultar información técnica en lenguaje natural</w:t>
-      </w:r>
-      <w:r>
-        <w:rPr>
-          <w:rFonts w:ascii="Arial" w:hAnsi="Arial" w:cs="Arial"/>
-          <w:sz w:val="20"/>
-          <w:szCs w:val="20"/>
-        </w:rPr>
-        <w:t>.</w:t>
-      </w:r>
-    </w:p>
-    <w:p>
-      <w:pPr>
-        <w:numPr>
-          <w:ilvl w:val="0"/>
-          <w:numId w:val="4"/>
-        </w:numPr>
-        <w:jc w:val="both"/>
-        <w:rPr>
-          <w:rFonts w:ascii="Arial" w:hAnsi="Arial" w:cs="Arial"/>
-          <w:sz w:val="20"/>
-          <w:szCs w:val="20"/>
-        </w:rPr>
-      </w:pPr>
-      <w:r>
-        <w:rPr>
-          <w:rFonts w:ascii="Arial" w:hAnsi="Arial" w:cs="Arial"/>
-          <w:sz w:val="20"/>
-          <w:szCs w:val="20"/>
-        </w:rPr>
-        <w:t>Obtener respuestas precisas basadas en documentación interna</w:t>
-      </w:r>
-      <w:r>
-        <w:rPr>
-          <w:rFonts w:ascii="Arial" w:hAnsi="Arial" w:cs="Arial"/>
-          <w:sz w:val="20"/>
-          <w:szCs w:val="20"/>
-        </w:rPr>
-        <w:t>.</w:t>
-      </w:r>
-    </w:p>
-    <w:p>
-      <w:pPr>
-        <w:numPr>
-          <w:ilvl w:val="0"/>
-          <w:numId w:val="4"/>
-        </w:numPr>
-        <w:jc w:val="both"/>
-        <w:rPr>
-          <w:rFonts w:ascii="Arial" w:hAnsi="Arial" w:cs="Arial"/>
-          <w:sz w:val="20"/>
-          <w:szCs w:val="20"/>
-        </w:rPr>
-      </w:pPr>
-      <w:r>
-        <w:rPr>
-          <w:rFonts w:ascii="Arial" w:hAnsi="Arial" w:cs="Arial"/>
-          <w:sz w:val="20"/>
-          <w:szCs w:val="20"/>
-        </w:rPr>
-        <w:t>Reducir el riesgo de alucinaciones en modelos de lenguaje</w:t>
-      </w:r>
-      <w:r>
-        <w:rPr>
-          <w:rFonts w:ascii="Arial" w:hAnsi="Arial" w:cs="Arial"/>
-          <w:sz w:val="20"/>
-          <w:szCs w:val="20"/>
-        </w:rPr>
-        <w:t>.</w:t>
-      </w:r>
-    </w:p>
-    <w:p>
-      <w:pPr>
-        <w:rPr>
-          <w:rFonts w:ascii="Arial" w:hAnsi="Arial" w:cs="Arial"/>
-          <w:sz w:val="20"/>
-          <w:szCs w:val="20"/>
-        </w:rPr>
-      </w:pPr>
-    </w:p>
-    <w:p>
-      <w:pPr>
-        <w:rPr>
-          <w:rFonts w:ascii="Arial" w:hAnsi="Arial" w:cs="Arial"/>
-          <w:b/>
-          <w:bCs/>
-          <w:sz w:val="20"/>
-          <w:szCs w:val="20"/>
-        </w:rPr>
-      </w:pPr>
-      <w:r>
-        <w:rPr>
-          <w:rFonts w:ascii="Arial" w:hAnsi="Arial" w:cs="Arial"/>
-          <w:b/>
-          <w:bCs/>
-          <w:sz w:val="20"/>
-          <w:szCs w:val="20"/>
-        </w:rPr>
-        <w:t>2. Arquitectura del sistema</w:t>
-      </w:r>
-    </w:p>
-    <w:p>
-      <w:pPr>
-        <w:rPr>
-          <w:rFonts w:ascii="Arial" w:hAnsi="Arial" w:cs="Arial"/>
-          <w:sz w:val="20"/>
-          <w:szCs w:val="20"/>
-        </w:rPr>
-      </w:pPr>
-      <w:r>
-        <w:rPr>
-          <w:rFonts w:ascii="Arial" w:hAnsi="Arial" w:cs="Arial"/>
-          <w:sz w:val="20"/>
-          <w:szCs w:val="20"/>
-        </w:rPr>
-        <w:t>El sistema implementado sigue un pipeline modular:</w:t>
-      </w:r>
-    </w:p>
-    <w:p>
-      <w:pPr>
-        <w:rPr>
-          <w:rFonts w:ascii="Arial" w:hAnsi="Arial" w:cs="Arial"/>
-          <w:sz w:val="20"/>
-          <w:szCs w:val="20"/>
-        </w:rPr>
-      </w:pPr>
-    </w:p>
-    <w:p>
-      <w:pPr>
-        <w:rPr>
-          <w:rFonts w:ascii="Arial" w:hAnsi="Arial" w:cs="Arial"/>
-          <w:sz w:val="20"/>
-          <w:szCs w:val="20"/>
-          <w:highlight w:val="yellow"/>
-          <w:lang w:val="en-US"/>
-        </w:rPr>
-      </w:pPr>
-      <w:r>
-        <w:rPr>
-          <w:rFonts w:ascii="Arial" w:hAnsi="Arial" w:cs="Arial"/>
-          <w:sz w:val="20"/>
-          <w:szCs w:val="20"/>
-          <w:highlight w:val="yellow"/>
-          <w:lang w:val="en-US"/>
-        </w:rPr>
-        <w:t>User Query</w:t>
-      </w:r>
-    </w:p>
-    <w:p>
-      <w:pPr>
-        <w:rPr>
-          <w:rFonts w:ascii="Arial" w:hAnsi="Arial" w:cs="Arial"/>
-          <w:sz w:val="20"/>
-          <w:szCs w:val="20"/>
-          <w:highlight w:val="yellow"/>
-          <w:lang w:val="en-US"/>
-        </w:rPr>
-      </w:pPr>
-      <w:r>
-        <w:rPr>
-          <w:rFonts w:ascii="Arial" w:hAnsi="Arial" w:cs="Arial"/>
-          <w:sz w:val="20"/>
-          <w:szCs w:val="20"/>
-          <w:highlight w:val="yellow"/>
-          <w:lang w:val="en-US"/>
-        </w:rPr>
-        <w:t>↓</w:t>
-      </w:r>
-    </w:p>
-    <w:p>
-      <w:pPr>
-        <w:rPr>
-          <w:rFonts w:ascii="Arial" w:hAnsi="Arial" w:cs="Arial"/>
-          <w:sz w:val="20"/>
-          <w:szCs w:val="20"/>
-          <w:highlight w:val="yellow"/>
-          <w:lang w:val="en-US"/>
-        </w:rPr>
-      </w:pPr>
-      <w:r>
-        <w:rPr>
-          <w:rFonts w:ascii="Arial" w:hAnsi="Arial" w:cs="Arial"/>
-          <w:sz w:val="20"/>
-          <w:szCs w:val="20"/>
-          <w:highlight w:val="yellow"/>
-          <w:lang w:val="en-US"/>
-        </w:rPr>
-        <w:t>Query Rewriting</w:t>
-      </w:r>
-    </w:p>
-    <w:p>
-      <w:pPr>
-        <w:rPr>
-          <w:rFonts w:ascii="Arial" w:hAnsi="Arial" w:cs="Arial"/>
-          <w:sz w:val="20"/>
-          <w:szCs w:val="20"/>
-          <w:highlight w:val="yellow"/>
-          <w:lang w:val="en-US"/>
-        </w:rPr>
-      </w:pPr>
-      <w:r>
-        <w:rPr>
-          <w:rFonts w:ascii="Arial" w:hAnsi="Arial" w:cs="Arial"/>
-          <w:sz w:val="20"/>
-          <w:szCs w:val="20"/>
-          <w:highlight w:val="yellow"/>
-          <w:lang w:val="en-US"/>
-        </w:rPr>
-        <w:t>↓</w:t>
-      </w:r>
-    </w:p>
-    <w:p>
-      <w:pPr>
-        <w:rPr>
-          <w:rFonts w:ascii="Arial" w:hAnsi="Arial" w:cs="Arial"/>
-          <w:sz w:val="20"/>
-          <w:szCs w:val="20"/>
-          <w:highlight w:val="yellow"/>
-          <w:lang w:val="en-US"/>
-        </w:rPr>
-      </w:pPr>
-      <w:r>
-        <w:rPr>
-          <w:rFonts w:ascii="Arial" w:hAnsi="Arial" w:cs="Arial"/>
-          <w:sz w:val="20"/>
-          <w:szCs w:val="20"/>
-          <w:highlight w:val="yellow"/>
-          <w:lang w:val="en-US"/>
-        </w:rPr>
-        <w:t>Query Expansion</w:t>
-      </w:r>
-    </w:p>
-    <w:p>
-      <w:pPr>
-        <w:rPr>
-          <w:rFonts w:ascii="Arial" w:hAnsi="Arial" w:cs="Arial"/>
-          <w:sz w:val="20"/>
-          <w:szCs w:val="20"/>
-          <w:highlight w:val="yellow"/>
-          <w:lang w:val="en-US"/>
-        </w:rPr>
-      </w:pPr>
-      <w:r>
-        <w:rPr>
-          <w:rFonts w:ascii="Arial" w:hAnsi="Arial" w:cs="Arial"/>
-          <w:sz w:val="20"/>
-          <w:szCs w:val="20"/>
-          <w:highlight w:val="yellow"/>
-          <w:lang w:val="en-US"/>
-        </w:rPr>
-        <w:t>↓</w:t>
-      </w:r>
-    </w:p>
-    <w:p>
-      <w:pPr>
-        <w:rPr>
-          <w:rFonts w:ascii="Arial" w:hAnsi="Arial" w:cs="Arial"/>
-          <w:sz w:val="20"/>
-          <w:szCs w:val="20"/>
-          <w:highlight w:val="yellow"/>
-          <w:lang w:val="en-US"/>
-        </w:rPr>
-      </w:pPr>
-      <w:r>
-        <w:rPr>
-          <w:rFonts w:ascii="Arial" w:hAnsi="Arial" w:cs="Arial"/>
-          <w:sz w:val="20"/>
-          <w:szCs w:val="20"/>
-          <w:highlight w:val="yellow"/>
-          <w:lang w:val="en-US"/>
-        </w:rPr>
-        <w:t>Vector Search (FAISS)</w:t>
-      </w:r>
-    </w:p>
-    <w:p>
-      <w:pPr>
-        <w:rPr>
-          <w:rFonts w:ascii="Arial" w:hAnsi="Arial" w:cs="Arial"/>
-          <w:sz w:val="20"/>
-          <w:szCs w:val="20"/>
-          <w:highlight w:val="yellow"/>
-          <w:lang w:val="en-US"/>
-        </w:rPr>
-      </w:pPr>
-      <w:r>
-        <w:rPr>
-          <w:rFonts w:ascii="Arial" w:hAnsi="Arial" w:cs="Arial"/>
-          <w:sz w:val="20"/>
-          <w:szCs w:val="20"/>
-          <w:highlight w:val="yellow"/>
-          <w:lang w:val="en-US"/>
-        </w:rPr>
-        <w:t>↓</w:t>
-      </w:r>
-    </w:p>
-    <w:p>
-      <w:pPr>
-        <w:rPr>
-          <w:rFonts w:ascii="Arial" w:hAnsi="Arial" w:cs="Arial"/>
-          <w:sz w:val="20"/>
-          <w:szCs w:val="20"/>
-          <w:highlight w:val="yellow"/>
-          <w:lang w:val="en-US"/>
-        </w:rPr>
-      </w:pPr>
-      <w:r>
-        <w:rPr>
-          <w:rFonts w:ascii="Arial" w:hAnsi="Arial" w:cs="Arial"/>
-          <w:sz w:val="20"/>
-          <w:szCs w:val="20"/>
-          <w:highlight w:val="yellow"/>
-          <w:lang w:val="en-US"/>
-        </w:rPr>
-        <w:t>Re-ranking</w:t>
-      </w:r>
-    </w:p>
-    <w:p>
-      <w:pPr>
-        <w:rPr>
-          <w:rFonts w:ascii="Arial" w:hAnsi="Arial" w:cs="Arial"/>
-          <w:sz w:val="20"/>
-          <w:szCs w:val="20"/>
-          <w:highlight w:val="yellow"/>
-          <w:lang w:val="en-US"/>
-        </w:rPr>
-      </w:pPr>
-      <w:r>
-        <w:rPr>
-          <w:rFonts w:ascii="Arial" w:hAnsi="Arial" w:cs="Arial"/>
-          <w:sz w:val="20"/>
-          <w:szCs w:val="20"/>
-          <w:highlight w:val="yellow"/>
-          <w:lang w:val="en-US"/>
-        </w:rPr>
-        <w:t>↓</w:t>
-      </w:r>
-    </w:p>
-    <w:p>
-      <w:pPr>
-        <w:rPr>
-          <w:rFonts w:ascii="Arial" w:hAnsi="Arial" w:cs="Arial"/>
-          <w:sz w:val="20"/>
-          <w:szCs w:val="20"/>
-          <w:highlight w:val="yellow"/>
-        </w:rPr>
-      </w:pPr>
-      <w:r>
-        <w:rPr>
-          <w:rFonts w:ascii="Arial" w:hAnsi="Arial" w:cs="Arial"/>
-          <w:sz w:val="20"/>
-          <w:szCs w:val="20"/>
-          <w:highlight w:val="yellow"/>
-        </w:rPr>
-        <w:t>Prompt Construction</w:t>
-      </w:r>
-    </w:p>
-    <w:p>
-      <w:pPr>
-        <w:rPr>
-          <w:rFonts w:ascii="Arial" w:hAnsi="Arial" w:cs="Arial"/>
-          <w:sz w:val="20"/>
-          <w:szCs w:val="20"/>
-          <w:highlight w:val="yellow"/>
-        </w:rPr>
-      </w:pPr>
-      <w:r>
-        <w:rPr>
-          <w:rFonts w:ascii="Arial" w:hAnsi="Arial" w:cs="Arial"/>
-          <w:sz w:val="20"/>
-          <w:szCs w:val="20"/>
-          <w:highlight w:val="yellow"/>
-        </w:rPr>
-        <w:t>↓</w:t>
-      </w:r>
-    </w:p>
-    <w:p>
-      <w:pPr>
-        <w:rPr>
-          <w:rFonts w:ascii="Arial" w:hAnsi="Arial" w:cs="Arial"/>
-          <w:sz w:val="20"/>
-          <w:szCs w:val="20"/>
-        </w:rPr>
-      </w:pPr>
-      <w:r>
-        <w:rPr>
-          <w:rFonts w:ascii="Arial" w:hAnsi="Arial" w:cs="Arial"/>
-          <w:sz w:val="20"/>
-          <w:szCs w:val="20"/>
-          <w:highlight w:val="yellow"/>
-        </w:rPr>
-        <w:lastRenderedPageBreak/>
-        <w:t>LLM Response Generation</w:t>
-      </w:r>
-    </w:p>
-    <w:p>
-      <w:pPr>
-        <w:rPr>
-          <w:rFonts w:ascii="Arial" w:hAnsi="Arial" w:cs="Arial"/>
-          <w:sz w:val="20"/>
-          <w:szCs w:val="20"/>
-        </w:rPr>
-      </w:pPr>
-    </w:p>
-    <w:p>
-      <w:pPr>
-        <w:rPr>
-          <w:rFonts w:ascii="Arial" w:hAnsi="Arial" w:cs="Arial"/>
-          <w:b/>
-          <w:bCs/>
-          <w:sz w:val="20"/>
-          <w:szCs w:val="20"/>
-        </w:rPr>
-      </w:pPr>
-      <w:r>
-        <w:rPr>
-          <w:rFonts w:ascii="Arial" w:hAnsi="Arial" w:cs="Arial"/>
-          <w:b/>
-          <w:bCs/>
-          <w:sz w:val="20"/>
-          <w:szCs w:val="20"/>
-        </w:rPr>
-        <w:t>3. Componentes del sistema y justificación</w:t>
-      </w:r>
-    </w:p>
-    <w:p>
-      <w:pPr>
-        <w:rPr>
-          <w:rFonts w:ascii="Arial" w:hAnsi="Arial" w:cs="Arial"/>
-          <w:b/>
-          <w:bCs/>
-          <w:sz w:val="20"/>
-          <w:szCs w:val="20"/>
-        </w:rPr>
-      </w:pPr>
-      <w:r>
-        <w:rPr>
-          <w:rFonts w:ascii="Arial" w:hAnsi="Arial" w:cs="Arial"/>
-          <w:b/>
-          <w:bCs/>
-          <w:sz w:val="20"/>
-          <w:szCs w:val="20"/>
-        </w:rPr>
-        <w:t>3.1 Ingesta y Chunking de documentos</w:t>
-      </w:r>
-    </w:p>
-    <w:p>
-      <w:pPr>
-        <w:rPr>
-          <w:rFonts w:ascii="Arial" w:hAnsi="Arial" w:cs="Arial"/>
-          <w:sz w:val="20"/>
-          <w:szCs w:val="20"/>
-        </w:rPr>
-      </w:pPr>
-      <w:r>
-        <w:rPr>
-          <w:rFonts w:ascii="Arial" w:hAnsi="Arial" w:cs="Arial"/>
-          <w:sz w:val="20"/>
-          <w:szCs w:val="20"/>
-        </w:rPr>
-        <w:t>El flujo permite la l</w:t>
-      </w:r>
-      <w:r>
-        <w:rPr>
-          <w:rFonts w:ascii="Arial" w:hAnsi="Arial" w:cs="Arial"/>
-          <w:sz w:val="20"/>
-          <w:szCs w:val="20"/>
-        </w:rPr>
-        <w:t>ectura de documentos de texto</w:t>
-      </w:r>
-      <w:r>
-        <w:rPr>
-          <w:rFonts w:ascii="Arial" w:hAnsi="Arial" w:cs="Arial"/>
-          <w:sz w:val="20"/>
-          <w:szCs w:val="20"/>
-        </w:rPr>
-        <w:t>, PDF y Word.</w:t>
-      </w:r>
-    </w:p>
-    <w:p>
-      <w:pPr>
-        <w:rPr>
-          <w:rFonts w:ascii="Arial" w:hAnsi="Arial" w:cs="Arial"/>
-          <w:sz w:val="20"/>
-          <w:szCs w:val="20"/>
-        </w:rPr>
-      </w:pPr>
-      <w:r>
-        <w:rPr>
-          <w:rFonts w:ascii="Arial" w:hAnsi="Arial" w:cs="Arial"/>
-          <w:sz w:val="20"/>
-          <w:szCs w:val="20"/>
-        </w:rPr>
-        <w:t xml:space="preserve">El </w:t>
-      </w:r>
-      <w:r>
-        <w:rPr>
-          <w:rFonts w:ascii="Arial" w:hAnsi="Arial" w:cs="Arial"/>
-          <w:sz w:val="20"/>
-          <w:szCs w:val="20"/>
-        </w:rPr>
-        <w:t>tipo</w:t>
-      </w:r>
-      <w:r>
-        <w:rPr>
-          <w:rFonts w:ascii="Arial" w:hAnsi="Arial" w:cs="Arial"/>
-          <w:sz w:val="20"/>
-          <w:szCs w:val="20"/>
-        </w:rPr>
-        <w:t xml:space="preserve"> de chunking </w:t>
-      </w:r>
-      <w:r>
-        <w:rPr>
-          <w:rFonts w:ascii="Arial" w:hAnsi="Arial" w:cs="Arial"/>
-          <w:sz w:val="20"/>
-          <w:szCs w:val="20"/>
-        </w:rPr>
-        <w:t>será jerárquico: Documento, sección y párrafo o fila de tabla.</w:t>
-      </w:r>
-    </w:p>
-    <w:p>
-      <w:pPr>
-        <w:rPr>
-          <w:rFonts w:ascii="Arial" w:hAnsi="Arial" w:cs="Arial"/>
-          <w:sz w:val="20"/>
-          <w:szCs w:val="20"/>
-        </w:rPr>
-      </w:pPr>
-      <w:r>
-        <w:rPr>
-          <w:rFonts w:ascii="Arial" w:hAnsi="Arial" w:cs="Arial"/>
-          <w:sz w:val="20"/>
-          <w:szCs w:val="20"/>
-        </w:rPr>
-        <w:t>Se tuvieron algunas consideraciones:</w:t>
+          <w:sz w:val="32"/>
+          <w:szCs w:val="32"/>
+        </w:rPr>
+        <w:t xml:space="preserve"> QA con Documentos</w:t>
       </w:r>
     </w:p>
     <w:p>
@@ -865,21 +52,580 @@
         <w:pStyle w:val="Prrafodelista"/>
         <w:numPr>
           <w:ilvl w:val="0"/>
-          <w:numId w:val="12"/>
+          <w:numId w:val="17"/>
         </w:numPr>
-        <w:rPr>
-          <w:rFonts w:ascii="Arial" w:hAnsi="Arial" w:cs="Arial"/>
-          <w:sz w:val="20"/>
-          <w:szCs w:val="20"/>
-        </w:rPr>
-      </w:pPr>
-      <w:r>
-        <w:rPr>
-          <w:rFonts w:ascii="Arial" w:hAnsi="Arial" w:cs="Arial"/>
-          <w:sz w:val="20"/>
-          <w:szCs w:val="20"/>
-        </w:rPr>
-        <w:t>Para el caso de documentos con tablas, el chunk se limitará a la información de la fila, ya que al analizar la salida del chunking sin esta consideración, se veía que la información no era clara.</w:t>
+        <w:spacing w:before="120" w:after="0" w:line="360" w:lineRule="auto"/>
+        <w:outlineLvl w:val="0"/>
+        <w:rPr>
+          <w:rFonts w:ascii="Arial" w:hAnsi="Arial" w:cs="Arial"/>
+          <w:b/>
+          <w:bCs/>
+          <w:sz w:val="20"/>
+          <w:szCs w:val="20"/>
+        </w:rPr>
+      </w:pPr>
+      <w:r>
+        <w:rPr>
+          <w:rFonts w:ascii="Arial" w:hAnsi="Arial" w:cs="Arial"/>
+          <w:b/>
+          <w:bCs/>
+          <w:sz w:val="20"/>
+          <w:szCs w:val="20"/>
+        </w:rPr>
+        <w:t>Descripción</w:t>
+      </w:r>
+    </w:p>
+    <w:p>
+      <w:pPr>
+        <w:spacing w:after="0" w:line="360" w:lineRule="auto"/>
+        <w:ind w:firstLine="180"/>
+        <w:jc w:val="both"/>
+        <w:rPr>
+          <w:rFonts w:ascii="Arial" w:hAnsi="Arial" w:cs="Arial"/>
+          <w:sz w:val="20"/>
+          <w:szCs w:val="20"/>
+        </w:rPr>
+      </w:pPr>
+      <w:r>
+        <w:rPr>
+          <w:rFonts w:ascii="Arial" w:hAnsi="Arial" w:cs="Arial"/>
+          <w:sz w:val="20"/>
+          <w:szCs w:val="20"/>
+        </w:rPr>
+        <w:t>Sistema que permite hacer preguntas sobre un conjunto de documentos (</w:t>
+      </w:r>
+      <w:proofErr w:type="spellStart"/>
+      <w:r>
+        <w:rPr>
+          <w:rFonts w:ascii="Arial" w:hAnsi="Arial" w:cs="Arial"/>
+          <w:sz w:val="20"/>
+          <w:szCs w:val="20"/>
+        </w:rPr>
+        <w:t>PDFs</w:t>
+      </w:r>
+      <w:proofErr w:type="spellEnd"/>
+      <w:r>
+        <w:rPr>
+          <w:rFonts w:ascii="Arial" w:hAnsi="Arial" w:cs="Arial"/>
+          <w:sz w:val="20"/>
+          <w:szCs w:val="20"/>
+        </w:rPr>
+        <w:t xml:space="preserve"> o textos) y devuelve respuestas basadas en contexto.</w:t>
+      </w:r>
+    </w:p>
+    <w:p>
+      <w:pPr>
+        <w:pStyle w:val="Prrafodelista"/>
+        <w:numPr>
+          <w:ilvl w:val="0"/>
+          <w:numId w:val="17"/>
+        </w:numPr>
+        <w:spacing w:before="120" w:after="0" w:line="360" w:lineRule="auto"/>
+        <w:outlineLvl w:val="0"/>
+        <w:rPr>
+          <w:rFonts w:ascii="Arial" w:hAnsi="Arial" w:cs="Arial"/>
+          <w:b/>
+          <w:bCs/>
+          <w:sz w:val="20"/>
+          <w:szCs w:val="20"/>
+        </w:rPr>
+      </w:pPr>
+      <w:r>
+        <w:rPr>
+          <w:rFonts w:ascii="Arial" w:hAnsi="Arial" w:cs="Arial"/>
+          <w:b/>
+          <w:bCs/>
+          <w:sz w:val="20"/>
+          <w:szCs w:val="20"/>
+        </w:rPr>
+        <w:t>Introducción</w:t>
+      </w:r>
+    </w:p>
+    <w:p>
+      <w:pPr>
+        <w:spacing w:after="0" w:line="360" w:lineRule="auto"/>
+        <w:ind w:firstLine="180"/>
+        <w:jc w:val="both"/>
+        <w:rPr>
+          <w:rFonts w:ascii="Arial" w:hAnsi="Arial" w:cs="Arial"/>
+          <w:sz w:val="20"/>
+          <w:szCs w:val="20"/>
+        </w:rPr>
+      </w:pPr>
+      <w:r>
+        <w:rPr>
+          <w:rFonts w:ascii="Arial" w:hAnsi="Arial" w:cs="Arial"/>
+          <w:sz w:val="20"/>
+          <w:szCs w:val="20"/>
+        </w:rPr>
+        <w:t xml:space="preserve">El presente proyecto consiste en el diseño e implementación de un sistema de </w:t>
+      </w:r>
+      <w:proofErr w:type="spellStart"/>
+      <w:r>
+        <w:rPr>
+          <w:rFonts w:ascii="Arial" w:hAnsi="Arial" w:cs="Arial"/>
+          <w:b/>
+          <w:bCs/>
+          <w:sz w:val="20"/>
+          <w:szCs w:val="20"/>
+        </w:rPr>
+        <w:t>Question</w:t>
+      </w:r>
+      <w:proofErr w:type="spellEnd"/>
+      <w:r>
+        <w:rPr>
+          <w:rFonts w:ascii="Arial" w:hAnsi="Arial" w:cs="Arial"/>
+          <w:b/>
+          <w:bCs/>
+          <w:sz w:val="20"/>
+          <w:szCs w:val="20"/>
+        </w:rPr>
+        <w:t xml:space="preserve"> </w:t>
+      </w:r>
+      <w:proofErr w:type="spellStart"/>
+      <w:r>
+        <w:rPr>
+          <w:rFonts w:ascii="Arial" w:hAnsi="Arial" w:cs="Arial"/>
+          <w:b/>
+          <w:bCs/>
+          <w:sz w:val="20"/>
+          <w:szCs w:val="20"/>
+        </w:rPr>
+        <w:t>Answering</w:t>
+      </w:r>
+      <w:proofErr w:type="spellEnd"/>
+      <w:r>
+        <w:rPr>
+          <w:rFonts w:ascii="Arial" w:hAnsi="Arial" w:cs="Arial"/>
+          <w:sz w:val="20"/>
+          <w:szCs w:val="20"/>
+        </w:rPr>
+        <w:t xml:space="preserve"> basado en documentos, utilizando técnicas modernas de </w:t>
+      </w:r>
+      <w:proofErr w:type="spellStart"/>
+      <w:r>
+        <w:rPr>
+          <w:rFonts w:ascii="Arial" w:hAnsi="Arial" w:cs="Arial"/>
+          <w:b/>
+          <w:bCs/>
+          <w:sz w:val="20"/>
+          <w:szCs w:val="20"/>
+        </w:rPr>
+        <w:t>Retrieval-Augmented</w:t>
+      </w:r>
+      <w:proofErr w:type="spellEnd"/>
+      <w:r>
+        <w:rPr>
+          <w:rFonts w:ascii="Arial" w:hAnsi="Arial" w:cs="Arial"/>
+          <w:b/>
+          <w:bCs/>
+          <w:sz w:val="20"/>
+          <w:szCs w:val="20"/>
+        </w:rPr>
+        <w:t xml:space="preserve"> </w:t>
+      </w:r>
+      <w:proofErr w:type="spellStart"/>
+      <w:r>
+        <w:rPr>
+          <w:rFonts w:ascii="Arial" w:hAnsi="Arial" w:cs="Arial"/>
+          <w:b/>
+          <w:bCs/>
+          <w:sz w:val="20"/>
+          <w:szCs w:val="20"/>
+        </w:rPr>
+        <w:t>Generation</w:t>
+      </w:r>
+      <w:proofErr w:type="spellEnd"/>
+      <w:r>
+        <w:rPr>
+          <w:rFonts w:ascii="Arial" w:hAnsi="Arial" w:cs="Arial"/>
+          <w:b/>
+          <w:bCs/>
+          <w:sz w:val="20"/>
+          <w:szCs w:val="20"/>
+        </w:rPr>
+        <w:t xml:space="preserve"> (RAG)</w:t>
+      </w:r>
+      <w:r>
+        <w:rPr>
+          <w:rFonts w:ascii="Arial" w:hAnsi="Arial" w:cs="Arial"/>
+          <w:sz w:val="20"/>
+          <w:szCs w:val="20"/>
+        </w:rPr>
+        <w:t>.</w:t>
+      </w:r>
+    </w:p>
+    <w:p>
+      <w:pPr>
+        <w:spacing w:after="0" w:line="360" w:lineRule="auto"/>
+        <w:ind w:firstLine="180"/>
+        <w:jc w:val="both"/>
+        <w:rPr>
+          <w:rFonts w:ascii="Arial" w:hAnsi="Arial" w:cs="Arial"/>
+          <w:sz w:val="20"/>
+          <w:szCs w:val="20"/>
+        </w:rPr>
+      </w:pPr>
+      <w:r>
+        <w:rPr>
+          <w:rFonts w:ascii="Arial" w:hAnsi="Arial" w:cs="Arial"/>
+          <w:sz w:val="20"/>
+          <w:szCs w:val="20"/>
+        </w:rPr>
+        <w:t>El objetivo es permitir a un usuario:</w:t>
+      </w:r>
+    </w:p>
+    <w:p>
+      <w:pPr>
+        <w:pStyle w:val="Prrafodelista"/>
+        <w:numPr>
+          <w:ilvl w:val="0"/>
+          <w:numId w:val="18"/>
+        </w:numPr>
+        <w:spacing w:after="0" w:line="360" w:lineRule="auto"/>
+        <w:jc w:val="both"/>
+        <w:rPr>
+          <w:rFonts w:ascii="Arial" w:hAnsi="Arial" w:cs="Arial"/>
+          <w:sz w:val="20"/>
+          <w:szCs w:val="20"/>
+        </w:rPr>
+      </w:pPr>
+      <w:r>
+        <w:rPr>
+          <w:rFonts w:ascii="Arial" w:hAnsi="Arial" w:cs="Arial"/>
+          <w:sz w:val="20"/>
+          <w:szCs w:val="20"/>
+        </w:rPr>
+        <w:t>Consultar información técnica en lenguaje natural</w:t>
+      </w:r>
+      <w:r>
+        <w:rPr>
+          <w:rFonts w:ascii="Arial" w:hAnsi="Arial" w:cs="Arial"/>
+          <w:sz w:val="20"/>
+          <w:szCs w:val="20"/>
+        </w:rPr>
+        <w:t>.</w:t>
+      </w:r>
+    </w:p>
+    <w:p>
+      <w:pPr>
+        <w:pStyle w:val="Prrafodelista"/>
+        <w:numPr>
+          <w:ilvl w:val="0"/>
+          <w:numId w:val="18"/>
+        </w:numPr>
+        <w:spacing w:after="0" w:line="360" w:lineRule="auto"/>
+        <w:jc w:val="both"/>
+        <w:rPr>
+          <w:rFonts w:ascii="Arial" w:hAnsi="Arial" w:cs="Arial"/>
+          <w:sz w:val="20"/>
+          <w:szCs w:val="20"/>
+        </w:rPr>
+      </w:pPr>
+      <w:r>
+        <w:rPr>
+          <w:rFonts w:ascii="Arial" w:hAnsi="Arial" w:cs="Arial"/>
+          <w:sz w:val="20"/>
+          <w:szCs w:val="20"/>
+        </w:rPr>
+        <w:t>Obtener respuestas precisas basadas en documentación interna</w:t>
+      </w:r>
+      <w:r>
+        <w:rPr>
+          <w:rFonts w:ascii="Arial" w:hAnsi="Arial" w:cs="Arial"/>
+          <w:sz w:val="20"/>
+          <w:szCs w:val="20"/>
+        </w:rPr>
+        <w:t>.</w:t>
+      </w:r>
+    </w:p>
+    <w:p>
+      <w:pPr>
+        <w:pStyle w:val="Prrafodelista"/>
+        <w:numPr>
+          <w:ilvl w:val="0"/>
+          <w:numId w:val="18"/>
+        </w:numPr>
+        <w:spacing w:after="0" w:line="360" w:lineRule="auto"/>
+        <w:jc w:val="both"/>
+        <w:rPr>
+          <w:rFonts w:ascii="Arial" w:hAnsi="Arial" w:cs="Arial"/>
+          <w:sz w:val="20"/>
+          <w:szCs w:val="20"/>
+        </w:rPr>
+      </w:pPr>
+      <w:r>
+        <w:rPr>
+          <w:rFonts w:ascii="Arial" w:hAnsi="Arial" w:cs="Arial"/>
+          <w:sz w:val="20"/>
+          <w:szCs w:val="20"/>
+        </w:rPr>
+        <w:t>Reducir el riesgo de alucinaciones en modelos de lenguaje</w:t>
+      </w:r>
+      <w:r>
+        <w:rPr>
+          <w:rFonts w:ascii="Arial" w:hAnsi="Arial" w:cs="Arial"/>
+          <w:sz w:val="20"/>
+          <w:szCs w:val="20"/>
+        </w:rPr>
+        <w:t>.</w:t>
+      </w:r>
+    </w:p>
+    <w:p>
+      <w:pPr>
+        <w:pStyle w:val="Prrafodelista"/>
+        <w:numPr>
+          <w:ilvl w:val="0"/>
+          <w:numId w:val="17"/>
+        </w:numPr>
+        <w:spacing w:before="120" w:after="0" w:line="360" w:lineRule="auto"/>
+        <w:contextualSpacing w:val="0"/>
+        <w:outlineLvl w:val="0"/>
+        <w:rPr>
+          <w:rFonts w:ascii="Arial" w:hAnsi="Arial" w:cs="Arial"/>
+          <w:b/>
+          <w:bCs/>
+          <w:sz w:val="20"/>
+          <w:szCs w:val="20"/>
+        </w:rPr>
+      </w:pPr>
+      <w:r>
+        <w:rPr>
+          <w:rFonts w:ascii="Arial" w:hAnsi="Arial" w:cs="Arial"/>
+          <w:b/>
+          <w:bCs/>
+          <w:sz w:val="20"/>
+          <w:szCs w:val="20"/>
+        </w:rPr>
+        <w:t>Componentes del sistema y justificación</w:t>
+      </w:r>
+    </w:p>
+    <w:p>
+      <w:pPr>
+        <w:pStyle w:val="Prrafodelista"/>
+        <w:numPr>
+          <w:ilvl w:val="1"/>
+          <w:numId w:val="17"/>
+        </w:numPr>
+        <w:spacing w:before="120" w:after="0" w:line="360" w:lineRule="auto"/>
+        <w:contextualSpacing w:val="0"/>
+        <w:rPr>
+          <w:rFonts w:ascii="Arial" w:hAnsi="Arial" w:cs="Arial"/>
+          <w:b/>
+          <w:bCs/>
+          <w:sz w:val="20"/>
+          <w:szCs w:val="20"/>
+        </w:rPr>
+      </w:pPr>
+      <w:r>
+        <w:rPr>
+          <w:rFonts w:ascii="Arial" w:hAnsi="Arial" w:cs="Arial"/>
+          <w:b/>
+          <w:bCs/>
+          <w:sz w:val="20"/>
+          <w:szCs w:val="20"/>
+        </w:rPr>
+        <w:t xml:space="preserve">Ingesta y </w:t>
+      </w:r>
+      <w:proofErr w:type="spellStart"/>
+      <w:r>
+        <w:rPr>
+          <w:rFonts w:ascii="Arial" w:hAnsi="Arial" w:cs="Arial"/>
+          <w:b/>
+          <w:bCs/>
+          <w:sz w:val="20"/>
+          <w:szCs w:val="20"/>
+        </w:rPr>
+        <w:t>Chunking</w:t>
+      </w:r>
+      <w:proofErr w:type="spellEnd"/>
+      <w:r>
+        <w:rPr>
+          <w:rFonts w:ascii="Arial" w:hAnsi="Arial" w:cs="Arial"/>
+          <w:b/>
+          <w:bCs/>
+          <w:sz w:val="20"/>
+          <w:szCs w:val="20"/>
+        </w:rPr>
+        <w:t xml:space="preserve"> de documentos</w:t>
+      </w:r>
+    </w:p>
+    <w:p>
+      <w:pPr>
+        <w:spacing w:after="0" w:line="360" w:lineRule="auto"/>
+        <w:ind w:firstLine="180"/>
+        <w:jc w:val="both"/>
+        <w:rPr>
+          <w:rFonts w:ascii="Arial" w:hAnsi="Arial" w:cs="Arial"/>
+          <w:sz w:val="20"/>
+          <w:szCs w:val="20"/>
+        </w:rPr>
+      </w:pPr>
+      <w:r>
+        <w:rPr>
+          <w:rFonts w:ascii="Arial" w:hAnsi="Arial" w:cs="Arial"/>
+          <w:sz w:val="20"/>
+          <w:szCs w:val="20"/>
+        </w:rPr>
+        <w:t>El flujo permite la l</w:t>
+      </w:r>
+      <w:r>
+        <w:rPr>
+          <w:rFonts w:ascii="Arial" w:hAnsi="Arial" w:cs="Arial"/>
+          <w:sz w:val="20"/>
+          <w:szCs w:val="20"/>
+        </w:rPr>
+        <w:t>ectura de documentos de texto</w:t>
+      </w:r>
+      <w:r>
+        <w:rPr>
+          <w:rFonts w:ascii="Arial" w:hAnsi="Arial" w:cs="Arial"/>
+          <w:sz w:val="20"/>
+          <w:szCs w:val="20"/>
+        </w:rPr>
+        <w:t>, PDF y Word.</w:t>
+      </w:r>
+    </w:p>
+    <w:p>
+      <w:pPr>
+        <w:spacing w:after="0" w:line="360" w:lineRule="auto"/>
+        <w:ind w:firstLine="180"/>
+        <w:jc w:val="both"/>
+        <w:rPr>
+          <w:rFonts w:ascii="Arial" w:hAnsi="Arial" w:cs="Arial"/>
+          <w:sz w:val="20"/>
+          <w:szCs w:val="20"/>
+        </w:rPr>
+      </w:pPr>
+      <w:r>
+        <w:rPr>
+          <w:rFonts w:ascii="Arial" w:hAnsi="Arial" w:cs="Arial"/>
+          <w:sz w:val="20"/>
+          <w:szCs w:val="20"/>
+        </w:rPr>
+        <w:t xml:space="preserve">El </w:t>
+      </w:r>
+      <w:r>
+        <w:rPr>
+          <w:rFonts w:ascii="Arial" w:hAnsi="Arial" w:cs="Arial"/>
+          <w:sz w:val="20"/>
+          <w:szCs w:val="20"/>
+        </w:rPr>
+        <w:t>tipo</w:t>
+      </w:r>
+      <w:r>
+        <w:rPr>
+          <w:rFonts w:ascii="Arial" w:hAnsi="Arial" w:cs="Arial"/>
+          <w:sz w:val="20"/>
+          <w:szCs w:val="20"/>
+        </w:rPr>
+        <w:t xml:space="preserve"> de </w:t>
+      </w:r>
+      <w:proofErr w:type="spellStart"/>
+      <w:r>
+        <w:rPr>
+          <w:rFonts w:ascii="Arial" w:hAnsi="Arial" w:cs="Arial"/>
+          <w:sz w:val="20"/>
+          <w:szCs w:val="20"/>
+        </w:rPr>
+        <w:t>chunking</w:t>
+      </w:r>
+      <w:proofErr w:type="spellEnd"/>
+      <w:r>
+        <w:rPr>
+          <w:rFonts w:ascii="Arial" w:hAnsi="Arial" w:cs="Arial"/>
+          <w:sz w:val="20"/>
+          <w:szCs w:val="20"/>
+        </w:rPr>
+        <w:t xml:space="preserve"> </w:t>
+      </w:r>
+      <w:r>
+        <w:rPr>
+          <w:rFonts w:ascii="Arial" w:hAnsi="Arial" w:cs="Arial"/>
+          <w:sz w:val="20"/>
+          <w:szCs w:val="20"/>
+        </w:rPr>
+        <w:t>será jerárquico: Documento, sección y párrafo o fila de tabla.</w:t>
+      </w:r>
+    </w:p>
+    <w:p>
+      <w:pPr>
+        <w:spacing w:after="0" w:line="360" w:lineRule="auto"/>
+        <w:ind w:firstLine="180"/>
+        <w:jc w:val="both"/>
+        <w:rPr>
+          <w:rFonts w:ascii="Arial" w:hAnsi="Arial" w:cs="Arial"/>
+          <w:sz w:val="20"/>
+          <w:szCs w:val="20"/>
+        </w:rPr>
+      </w:pPr>
+      <w:r>
+        <w:rPr>
+          <w:rFonts w:ascii="Arial" w:hAnsi="Arial" w:cs="Arial"/>
+          <w:sz w:val="20"/>
+          <w:szCs w:val="20"/>
+        </w:rPr>
+        <w:t>Se tuvieron algunas consideraciones:</w:t>
+      </w:r>
+    </w:p>
+    <w:p>
+      <w:pPr>
+        <w:pStyle w:val="Prrafodelista"/>
+        <w:numPr>
+          <w:ilvl w:val="0"/>
+          <w:numId w:val="18"/>
+        </w:numPr>
+        <w:spacing w:after="0" w:line="360" w:lineRule="auto"/>
+        <w:jc w:val="both"/>
+        <w:rPr>
+          <w:rFonts w:ascii="Arial" w:hAnsi="Arial" w:cs="Arial"/>
+          <w:sz w:val="20"/>
+          <w:szCs w:val="20"/>
+        </w:rPr>
+      </w:pPr>
+      <w:r>
+        <w:rPr>
+          <w:rFonts w:ascii="Arial" w:hAnsi="Arial" w:cs="Arial"/>
+          <w:sz w:val="20"/>
+          <w:szCs w:val="20"/>
+        </w:rPr>
+        <w:t xml:space="preserve">Para el caso de documentos con tablas, el </w:t>
+      </w:r>
+      <w:proofErr w:type="spellStart"/>
+      <w:r>
+        <w:rPr>
+          <w:rFonts w:ascii="Arial" w:hAnsi="Arial" w:cs="Arial"/>
+          <w:sz w:val="20"/>
+          <w:szCs w:val="20"/>
+        </w:rPr>
+        <w:t>chunk</w:t>
+      </w:r>
+      <w:proofErr w:type="spellEnd"/>
+      <w:r>
+        <w:rPr>
+          <w:rFonts w:ascii="Arial" w:hAnsi="Arial" w:cs="Arial"/>
+          <w:sz w:val="20"/>
+          <w:szCs w:val="20"/>
+        </w:rPr>
+        <w:t xml:space="preserve"> se limitará a la información de la fila, ya que al analizar la salida del </w:t>
+      </w:r>
+      <w:proofErr w:type="spellStart"/>
+      <w:r>
+        <w:rPr>
+          <w:rFonts w:ascii="Arial" w:hAnsi="Arial" w:cs="Arial"/>
+          <w:sz w:val="20"/>
+          <w:szCs w:val="20"/>
+        </w:rPr>
+        <w:t>chunking</w:t>
+      </w:r>
+      <w:proofErr w:type="spellEnd"/>
+      <w:r>
+        <w:rPr>
+          <w:rFonts w:ascii="Arial" w:hAnsi="Arial" w:cs="Arial"/>
+          <w:sz w:val="20"/>
+          <w:szCs w:val="20"/>
+        </w:rPr>
+        <w:t xml:space="preserve"> sin esta consideración, se veía que la información no era clara.</w:t>
       </w:r>
     </w:p>
     <w:tbl>
@@ -896,8 +642,8 @@
         <w:tblLook w:val="04A0" w:firstRow="1" w:lastRow="0" w:firstColumn="1" w:lastColumn="0" w:noHBand="0" w:noVBand="1"/>
       </w:tblPr>
       <w:tblGrid>
-        <w:gridCol w:w="1973"/>
-        <w:gridCol w:w="2415"/>
+        <w:gridCol w:w="2153"/>
+        <w:gridCol w:w="2264"/>
       </w:tblGrid>
       <w:tr>
         <w:trPr>
@@ -919,10 +665,11 @@
           </w:tcPr>
           <w:p>
             <w:pPr>
-              <w:rPr>
-                <w:rFonts w:ascii="Arial" w:hAnsi="Arial" w:cs="Arial"/>
-                <w:b/>
-                <w:bCs/>
+              <w:spacing w:after="0" w:line="360" w:lineRule="auto"/>
+              <w:ind w:firstLine="180"/>
+              <w:jc w:val="both"/>
+              <w:rPr>
+                <w:rFonts w:ascii="Arial" w:hAnsi="Arial" w:cs="Arial"/>
                 <w:sz w:val="20"/>
                 <w:szCs w:val="20"/>
               </w:rPr>
@@ -930,8 +677,6 @@
             <w:r>
               <w:rPr>
                 <w:rFonts w:ascii="Arial" w:hAnsi="Arial" w:cs="Arial"/>
-                <w:b/>
-                <w:bCs/>
                 <w:sz w:val="20"/>
                 <w:szCs w:val="20"/>
               </w:rPr>
@@ -954,10 +699,11 @@
           </w:tcPr>
           <w:p>
             <w:pPr>
-              <w:rPr>
-                <w:rFonts w:ascii="Arial" w:hAnsi="Arial" w:cs="Arial"/>
-                <w:b/>
-                <w:bCs/>
+              <w:spacing w:after="0" w:line="360" w:lineRule="auto"/>
+              <w:ind w:firstLine="180"/>
+              <w:jc w:val="both"/>
+              <w:rPr>
+                <w:rFonts w:ascii="Arial" w:hAnsi="Arial" w:cs="Arial"/>
                 <w:sz w:val="20"/>
                 <w:szCs w:val="20"/>
               </w:rPr>
@@ -965,8 +711,6 @@
             <w:r>
               <w:rPr>
                 <w:rFonts w:ascii="Arial" w:hAnsi="Arial" w:cs="Arial"/>
-                <w:b/>
-                <w:bCs/>
                 <w:sz w:val="20"/>
                 <w:szCs w:val="20"/>
               </w:rPr>
@@ -994,6 +738,9 @@
           </w:tcPr>
           <w:p>
             <w:pPr>
+              <w:spacing w:after="0" w:line="360" w:lineRule="auto"/>
+              <w:ind w:firstLine="180"/>
+              <w:jc w:val="both"/>
               <w:rPr>
                 <w:rFonts w:ascii="Arial" w:hAnsi="Arial" w:cs="Arial"/>
                 <w:sz w:val="20"/>
@@ -1024,6 +771,9 @@
           </w:tcPr>
           <w:p>
             <w:pPr>
+              <w:spacing w:after="0" w:line="360" w:lineRule="auto"/>
+              <w:ind w:firstLine="180"/>
+              <w:jc w:val="both"/>
               <w:rPr>
                 <w:rFonts w:ascii="Arial" w:hAnsi="Arial" w:cs="Arial"/>
                 <w:sz w:val="20"/>
@@ -1036,15 +786,7 @@
                 <w:sz w:val="20"/>
                 <w:szCs w:val="20"/>
               </w:rPr>
-              <w:t xml:space="preserve">filas estructuradas </w:t>
-            </w:r>
-            <w:r>
-              <w:rPr>
-                <w:rFonts w:ascii="Segoe UI Emoji" w:hAnsi="Segoe UI Emoji" w:cs="Segoe UI Emoji"/>
-                <w:sz w:val="20"/>
-                <w:szCs w:val="20"/>
-              </w:rPr>
-              <w:t>✅</w:t>
+              <w:t>filas estructuradas</w:t>
             </w:r>
           </w:p>
         </w:tc>
@@ -1068,6 +810,9 @@
           </w:tcPr>
           <w:p>
             <w:pPr>
+              <w:spacing w:after="0" w:line="360" w:lineRule="auto"/>
+              <w:ind w:firstLine="180"/>
+              <w:jc w:val="both"/>
               <w:rPr>
                 <w:rFonts w:ascii="Arial" w:hAnsi="Arial" w:cs="Arial"/>
                 <w:sz w:val="20"/>
@@ -1098,6 +843,9 @@
           </w:tcPr>
           <w:p>
             <w:pPr>
+              <w:spacing w:after="0" w:line="360" w:lineRule="auto"/>
+              <w:ind w:firstLine="180"/>
+              <w:jc w:val="both"/>
               <w:rPr>
                 <w:rFonts w:ascii="Arial" w:hAnsi="Arial" w:cs="Arial"/>
                 <w:sz w:val="20"/>
@@ -1110,15 +858,7 @@
                 <w:sz w:val="20"/>
                 <w:szCs w:val="20"/>
               </w:rPr>
-              <w:t xml:space="preserve">separación por campo </w:t>
-            </w:r>
-            <w:r>
-              <w:rPr>
-                <w:rFonts w:ascii="Segoe UI Emoji" w:hAnsi="Segoe UI Emoji" w:cs="Segoe UI Emoji"/>
-                <w:sz w:val="20"/>
-                <w:szCs w:val="20"/>
-              </w:rPr>
-              <w:t>✅</w:t>
+              <w:t>separación por campo</w:t>
             </w:r>
           </w:p>
         </w:tc>
@@ -1142,6 +882,9 @@
           </w:tcPr>
           <w:p>
             <w:pPr>
+              <w:spacing w:after="0" w:line="360" w:lineRule="auto"/>
+              <w:ind w:firstLine="180"/>
+              <w:jc w:val="both"/>
               <w:rPr>
                 <w:rFonts w:ascii="Arial" w:hAnsi="Arial" w:cs="Arial"/>
                 <w:sz w:val="20"/>
@@ -1172,6 +915,9 @@
           </w:tcPr>
           <w:p>
             <w:pPr>
+              <w:spacing w:after="0" w:line="360" w:lineRule="auto"/>
+              <w:ind w:firstLine="180"/>
+              <w:jc w:val="both"/>
               <w:rPr>
                 <w:rFonts w:ascii="Arial" w:hAnsi="Arial" w:cs="Arial"/>
                 <w:sz w:val="20"/>
@@ -1184,15 +930,15 @@
                 <w:sz w:val="20"/>
                 <w:szCs w:val="20"/>
               </w:rPr>
-              <w:t xml:space="preserve">etiquetas </w:t>
+              <w:t>E</w:t>
             </w:r>
             <w:r>
               <w:rPr>
-                <w:rFonts w:ascii="Segoe UI Emoji" w:hAnsi="Segoe UI Emoji" w:cs="Segoe UI Emoji"/>
-                <w:sz w:val="20"/>
-                <w:szCs w:val="20"/>
-              </w:rPr>
-              <w:t>✅</w:t>
+                <w:rFonts w:ascii="Arial" w:hAnsi="Arial" w:cs="Arial"/>
+                <w:sz w:val="20"/>
+                <w:szCs w:val="20"/>
+              </w:rPr>
+              <w:t>tiquetas</w:t>
             </w:r>
           </w:p>
         </w:tc>
@@ -1216,6 +962,9 @@
           </w:tcPr>
           <w:p>
             <w:pPr>
+              <w:spacing w:after="0" w:line="360" w:lineRule="auto"/>
+              <w:ind w:firstLine="180"/>
+              <w:jc w:val="both"/>
               <w:rPr>
                 <w:rFonts w:ascii="Arial" w:hAnsi="Arial" w:cs="Arial"/>
                 <w:sz w:val="20"/>
@@ -1246,6 +995,9 @@
           </w:tcPr>
           <w:p>
             <w:pPr>
+              <w:spacing w:after="0" w:line="360" w:lineRule="auto"/>
+              <w:ind w:firstLine="180"/>
+              <w:jc w:val="both"/>
               <w:rPr>
                 <w:rFonts w:ascii="Arial" w:hAnsi="Arial" w:cs="Arial"/>
                 <w:sz w:val="20"/>
@@ -1258,15 +1010,7 @@
                 <w:sz w:val="20"/>
                 <w:szCs w:val="20"/>
               </w:rPr>
-              <w:t xml:space="preserve">reducción fuerte </w:t>
-            </w:r>
-            <w:r>
-              <w:rPr>
-                <w:rFonts w:ascii="Segoe UI Emoji" w:hAnsi="Segoe UI Emoji" w:cs="Segoe UI Emoji"/>
-                <w:sz w:val="20"/>
-                <w:szCs w:val="20"/>
-              </w:rPr>
-              <w:t>✅</w:t>
+              <w:t>reducción fuerte</w:t>
             </w:r>
           </w:p>
         </w:tc>
@@ -1277,84 +1021,66 @@
         <w:pStyle w:val="Prrafodelista"/>
         <w:numPr>
           <w:ilvl w:val="0"/>
-          <w:numId w:val="12"/>
+          <w:numId w:val="18"/>
         </w:numPr>
-        <w:rPr>
-          <w:rFonts w:ascii="Arial" w:hAnsi="Arial" w:cs="Arial"/>
-          <w:sz w:val="20"/>
-          <w:szCs w:val="20"/>
-        </w:rPr>
-      </w:pPr>
-      <w:r>
-        <w:rPr>
-          <w:rFonts w:ascii="Arial" w:hAnsi="Arial" w:cs="Arial"/>
-          <w:sz w:val="20"/>
-          <w:szCs w:val="20"/>
-        </w:rPr>
-        <w:t>En caso de que un chunk se encuentre vacío, contenga menos de 4 palabras distintas o menos de 6 palabras, será eliminado.</w:t>
-      </w:r>
-    </w:p>
-    <w:p>
-      <w:pPr>
-        <w:rPr>
-          <w:rFonts w:ascii="Arial" w:hAnsi="Arial" w:cs="Arial"/>
-          <w:sz w:val="20"/>
-          <w:szCs w:val="20"/>
-        </w:rPr>
-      </w:pPr>
-    </w:p>
-    <w:p>
-      <w:pPr>
-        <w:rPr>
-          <w:rFonts w:ascii="Arial" w:hAnsi="Arial" w:cs="Arial"/>
-          <w:sz w:val="20"/>
-          <w:szCs w:val="20"/>
-        </w:rPr>
-      </w:pPr>
-      <w:r>
-        <w:rPr>
-          <w:rFonts w:ascii="Arial" w:hAnsi="Arial" w:cs="Arial"/>
-          <w:sz w:val="20"/>
-          <w:szCs w:val="20"/>
-          <w:highlight w:val="green"/>
-        </w:rPr>
-        <w:t xml:space="preserve">“Un modelo promedio </w:t>
-      </w:r>
-      <w:r>
-        <w:rPr>
-          <w:rFonts w:ascii="Arial" w:hAnsi="Arial" w:cs="Arial"/>
-          <w:sz w:val="20"/>
-          <w:szCs w:val="20"/>
-          <w:highlight w:val="green"/>
-          <w:u w:val="single"/>
-        </w:rPr>
-        <w:t>con</w:t>
-      </w:r>
-      <w:r>
-        <w:rPr>
-          <w:rFonts w:ascii="Arial" w:hAnsi="Arial" w:cs="Arial"/>
-          <w:sz w:val="20"/>
-          <w:szCs w:val="20"/>
-          <w:highlight w:val="green"/>
-        </w:rPr>
-        <w:t xml:space="preserve"> datos limpios supera a un gran modelo con datos sucios”</w:t>
-      </w:r>
-    </w:p>
-    <w:p>
-      <w:pPr>
-        <w:rPr>
-          <w:rFonts w:ascii="Arial" w:hAnsi="Arial" w:cs="Arial"/>
-          <w:sz w:val="20"/>
-          <w:szCs w:val="20"/>
-        </w:rPr>
-      </w:pPr>
-    </w:p>
-    <w:p>
-      <w:pPr>
+        <w:spacing w:after="0" w:line="360" w:lineRule="auto"/>
+        <w:jc w:val="both"/>
+        <w:rPr>
+          <w:rFonts w:ascii="Arial" w:hAnsi="Arial" w:cs="Arial"/>
+          <w:sz w:val="20"/>
+          <w:szCs w:val="20"/>
+        </w:rPr>
+      </w:pPr>
+      <w:r>
+        <w:rPr>
+          <w:rFonts w:ascii="Arial" w:hAnsi="Arial" w:cs="Arial"/>
+          <w:sz w:val="20"/>
+          <w:szCs w:val="20"/>
+        </w:rPr>
+        <w:t xml:space="preserve">En caso de que un </w:t>
+      </w:r>
+      <w:proofErr w:type="spellStart"/>
+      <w:r>
+        <w:rPr>
+          <w:rFonts w:ascii="Arial" w:hAnsi="Arial" w:cs="Arial"/>
+          <w:sz w:val="20"/>
+          <w:szCs w:val="20"/>
+        </w:rPr>
+        <w:t>chunk</w:t>
+      </w:r>
+      <w:proofErr w:type="spellEnd"/>
+      <w:r>
+        <w:rPr>
+          <w:rFonts w:ascii="Arial" w:hAnsi="Arial" w:cs="Arial"/>
+          <w:sz w:val="20"/>
+          <w:szCs w:val="20"/>
+        </w:rPr>
+        <w:t xml:space="preserve"> se encuentre vacío, contenga menos de 4 palabras distintas o menos de 6 palabras, será eliminado.</w:t>
+      </w:r>
+    </w:p>
+    <w:p>
+      <w:pPr>
+        <w:spacing w:after="0" w:line="360" w:lineRule="auto"/>
+        <w:ind w:firstLine="180"/>
+        <w:jc w:val="both"/>
+        <w:rPr>
+          <w:rFonts w:ascii="Arial" w:hAnsi="Arial" w:cs="Arial"/>
+          <w:sz w:val="20"/>
+          <w:szCs w:val="20"/>
+        </w:rPr>
+      </w:pPr>
+    </w:p>
+    <w:p>
+      <w:pPr>
+        <w:spacing w:after="0" w:line="360" w:lineRule="auto"/>
+        <w:ind w:firstLine="180"/>
+        <w:jc w:val="center"/>
         <w:rPr>
           <w:rFonts w:ascii="Arial" w:hAnsi="Arial" w:cs="Arial"/>
           <w:b/>
           <w:bCs/>
+          <w:i/>
+          <w:iCs/>
           <w:sz w:val="20"/>
           <w:szCs w:val="20"/>
         </w:rPr>
@@ -1364,61 +1090,117 @@
           <w:rFonts w:ascii="Arial" w:hAnsi="Arial" w:cs="Arial"/>
           <w:b/>
           <w:bCs/>
-          <w:sz w:val="20"/>
-          <w:szCs w:val="20"/>
-        </w:rPr>
-        <w:t>3.2 Generación de embeddings</w:t>
-      </w:r>
-    </w:p>
-    <w:p>
-      <w:pPr>
-        <w:rPr>
-          <w:rFonts w:ascii="Arial" w:hAnsi="Arial" w:cs="Arial"/>
-          <w:sz w:val="20"/>
-          <w:szCs w:val="20"/>
-        </w:rPr>
-      </w:pPr>
-      <w:r>
-        <w:rPr>
-          <w:rFonts w:ascii="Arial" w:hAnsi="Arial" w:cs="Arial"/>
-          <w:sz w:val="20"/>
-          <w:szCs w:val="20"/>
-        </w:rPr>
-        <w:t>Se fueron realizando pruebas con distintos modelos, considerando que la documentación se presenta en idioma español e inglés</w:t>
-      </w:r>
-      <w:r>
-        <w:rPr>
-          <w:rFonts w:ascii="Arial" w:hAnsi="Arial" w:cs="Arial"/>
-          <w:sz w:val="20"/>
-          <w:szCs w:val="20"/>
-        </w:rPr>
-        <w:t>.</w:t>
-      </w:r>
-    </w:p>
-    <w:p>
-      <w:pPr>
-        <w:rPr>
-          <w:rFonts w:ascii="Arial" w:hAnsi="Arial" w:cs="Arial"/>
-          <w:sz w:val="20"/>
-          <w:szCs w:val="20"/>
-        </w:rPr>
-      </w:pPr>
-      <w:r>
-        <w:rPr>
-          <w:rFonts w:ascii="Arial" w:hAnsi="Arial" w:cs="Arial"/>
-          <w:sz w:val="20"/>
-          <w:szCs w:val="20"/>
-        </w:rPr>
-        <w:t>Query de prueba: “</w:t>
-      </w:r>
-      <w:r>
-        <w:rPr>
-          <w:rFonts w:ascii="Arial" w:hAnsi="Arial" w:cs="Arial"/>
           <w:i/>
           <w:iCs/>
           <w:sz w:val="20"/>
           <w:szCs w:val="20"/>
         </w:rPr>
+        <w:t>“Un modelo promedio con datos limpios supera a un gran modelo con datos sucios”</w:t>
+      </w:r>
+    </w:p>
+    <w:p>
+      <w:pPr>
+        <w:spacing w:after="0" w:line="360" w:lineRule="auto"/>
+        <w:rPr>
+          <w:rFonts w:ascii="Arial" w:hAnsi="Arial" w:cs="Arial"/>
+          <w:sz w:val="20"/>
+          <w:szCs w:val="20"/>
+        </w:rPr>
+      </w:pPr>
+    </w:p>
+    <w:p>
+      <w:pPr>
+        <w:pStyle w:val="Prrafodelista"/>
+        <w:numPr>
+          <w:ilvl w:val="1"/>
+          <w:numId w:val="17"/>
+        </w:numPr>
+        <w:spacing w:before="120" w:after="0" w:line="360" w:lineRule="auto"/>
+        <w:contextualSpacing w:val="0"/>
+        <w:rPr>
+          <w:rFonts w:ascii="Arial" w:hAnsi="Arial" w:cs="Arial"/>
+          <w:b/>
+          <w:bCs/>
+          <w:sz w:val="20"/>
+          <w:szCs w:val="20"/>
+        </w:rPr>
+      </w:pPr>
+      <w:r>
+        <w:rPr>
+          <w:rFonts w:ascii="Arial" w:hAnsi="Arial" w:cs="Arial"/>
+          <w:b/>
+          <w:bCs/>
+          <w:sz w:val="20"/>
+          <w:szCs w:val="20"/>
+        </w:rPr>
+        <w:t xml:space="preserve">Generación de </w:t>
+      </w:r>
+      <w:proofErr w:type="spellStart"/>
+      <w:r>
+        <w:rPr>
+          <w:rFonts w:ascii="Arial" w:hAnsi="Arial" w:cs="Arial"/>
+          <w:b/>
+          <w:bCs/>
+          <w:sz w:val="20"/>
+          <w:szCs w:val="20"/>
+        </w:rPr>
+        <w:t>embeddings</w:t>
+      </w:r>
+      <w:proofErr w:type="spellEnd"/>
+    </w:p>
+    <w:p>
+      <w:pPr>
+        <w:spacing w:after="0" w:line="360" w:lineRule="auto"/>
+        <w:ind w:firstLine="180"/>
+        <w:jc w:val="both"/>
+        <w:rPr>
+          <w:rFonts w:ascii="Arial" w:hAnsi="Arial" w:cs="Arial"/>
+          <w:sz w:val="20"/>
+          <w:szCs w:val="20"/>
+        </w:rPr>
+      </w:pPr>
+      <w:r>
+        <w:rPr>
+          <w:rFonts w:ascii="Arial" w:hAnsi="Arial" w:cs="Arial"/>
+          <w:sz w:val="20"/>
+          <w:szCs w:val="20"/>
+        </w:rPr>
+        <w:t>Se fueron realizando pruebas con distintos modelos, considerando que la documentación se presenta en idioma español e inglés</w:t>
+      </w:r>
+      <w:r>
+        <w:rPr>
+          <w:rFonts w:ascii="Arial" w:hAnsi="Arial" w:cs="Arial"/>
+          <w:sz w:val="20"/>
+          <w:szCs w:val="20"/>
+        </w:rPr>
+        <w:t>.</w:t>
+      </w:r>
+    </w:p>
+    <w:p>
+      <w:pPr>
+        <w:spacing w:after="0" w:line="360" w:lineRule="auto"/>
+        <w:rPr>
+          <w:rFonts w:ascii="Arial" w:hAnsi="Arial" w:cs="Arial"/>
+          <w:sz w:val="20"/>
+          <w:szCs w:val="20"/>
+        </w:rPr>
+      </w:pPr>
+      <w:r>
+        <w:rPr>
+          <w:rFonts w:ascii="Arial" w:hAnsi="Arial" w:cs="Arial"/>
+          <w:sz w:val="20"/>
+          <w:szCs w:val="20"/>
+        </w:rPr>
+        <w:t>Query de prueba: “</w:t>
+      </w:r>
+      <w:r>
+        <w:rPr>
+          <w:rFonts w:ascii="Arial" w:hAnsi="Arial" w:cs="Arial"/>
+          <w:i/>
+          <w:iCs/>
+          <w:sz w:val="20"/>
+          <w:szCs w:val="20"/>
+        </w:rPr>
         <w:t>Con que indicadores mido el desempeño de proveedores?</w:t>
       </w:r>
       <w:r>
@@ -1429,10 +1211,31 @@
         </w:rPr>
         <w:t>”</w:t>
       </w:r>
+    </w:p>
+    <w:p>
+      <w:pPr>
+        <w:spacing w:after="0" w:line="360" w:lineRule="auto"/>
+        <w:rPr>
+          <w:rFonts w:ascii="Arial" w:hAnsi="Arial" w:cs="Arial"/>
+          <w:sz w:val="20"/>
+          <w:szCs w:val="20"/>
+        </w:rPr>
+      </w:pPr>
+    </w:p>
+    <w:p>
+      <w:pPr>
+        <w:spacing w:after="0" w:line="360" w:lineRule="auto"/>
+        <w:rPr>
+          <w:rFonts w:ascii="Arial" w:hAnsi="Arial" w:cs="Arial"/>
+          <w:sz w:val="20"/>
+          <w:szCs w:val="20"/>
+        </w:rPr>
+      </w:pPr>
     </w:p>
     <w:tbl>
       <w:tblPr>
         <w:tblW w:w="0" w:type="auto"/>
+        <w:jc w:val="center"/>
         <w:tblCellSpacing w:w="15" w:type="dxa"/>
         <w:tblCellMar>
           <w:top w:w="15" w:type="dxa"/>
@@ -1443,13 +1246,14 @@
         <w:tblLook w:val="04A0" w:firstRow="1" w:lastRow="0" w:firstColumn="1" w:lastColumn="0" w:noHBand="0" w:noVBand="1"/>
       </w:tblPr>
       <w:tblGrid>
-        <w:gridCol w:w="2136"/>
+        <w:gridCol w:w="2362"/>
         <w:gridCol w:w="2109"/>
         <w:gridCol w:w="3722"/>
       </w:tblGrid>
       <w:tr>
         <w:trPr>
           <w:tblCellSpacing w:w="15" w:type="dxa"/>
+          <w:jc w:val="center"/>
         </w:trPr>
         <w:tc>
           <w:tcPr>
@@ -1466,12 +1270,14 @@
           </w:tcPr>
           <w:p>
             <w:pPr>
+              <w:spacing w:after="0" w:line="360" w:lineRule="auto"/>
+              <w:jc w:val="center"/>
               <w:rPr>
                 <w:rFonts w:ascii="Arial" w:hAnsi="Arial" w:cs="Arial"/>
                 <w:b/>
                 <w:bCs/>
-                <w:sz w:val="18"/>
-                <w:szCs w:val="18"/>
+                <w:sz w:val="20"/>
+                <w:szCs w:val="20"/>
               </w:rPr>
             </w:pPr>
             <w:r>
@@ -1479,9 +1285,10 @@
                 <w:rFonts w:ascii="Arial" w:hAnsi="Arial" w:cs="Arial"/>
                 <w:b/>
                 <w:bCs/>
-                <w:sz w:val="18"/>
-                <w:szCs w:val="18"/>
-              </w:rPr>
+                <w:sz w:val="20"/>
+                <w:szCs w:val="20"/>
+              </w:rPr>
+              <w:lastRenderedPageBreak/>
               <w:t>Modelo</w:t>
             </w:r>
           </w:p>
@@ -1501,12 +1308,14 @@
           </w:tcPr>
           <w:p>
             <w:pPr>
+              <w:spacing w:after="0" w:line="360" w:lineRule="auto"/>
+              <w:jc w:val="center"/>
               <w:rPr>
                 <w:rFonts w:ascii="Arial" w:hAnsi="Arial" w:cs="Arial"/>
                 <w:b/>
                 <w:bCs/>
-                <w:sz w:val="18"/>
-                <w:szCs w:val="18"/>
+                <w:sz w:val="20"/>
+                <w:szCs w:val="20"/>
               </w:rPr>
             </w:pPr>
             <w:r>
@@ -1514,8 +1323,8 @@
                 <w:rFonts w:ascii="Arial" w:hAnsi="Arial" w:cs="Arial"/>
                 <w:b/>
                 <w:bCs/>
-                <w:sz w:val="18"/>
-                <w:szCs w:val="18"/>
+                <w:sz w:val="20"/>
+                <w:szCs w:val="20"/>
               </w:rPr>
               <w:t>Detalles</w:t>
             </w:r>
@@ -1536,12 +1345,14 @@
           </w:tcPr>
           <w:p>
             <w:pPr>
+              <w:spacing w:after="0" w:line="360" w:lineRule="auto"/>
+              <w:jc w:val="center"/>
               <w:rPr>
                 <w:rFonts w:ascii="Arial" w:hAnsi="Arial" w:cs="Arial"/>
                 <w:b/>
                 <w:bCs/>
-                <w:sz w:val="18"/>
-                <w:szCs w:val="18"/>
+                <w:sz w:val="20"/>
+                <w:szCs w:val="20"/>
               </w:rPr>
             </w:pPr>
             <w:r>
@@ -1549,8 +1360,8 @@
                 <w:rFonts w:ascii="Arial" w:hAnsi="Arial" w:cs="Arial"/>
                 <w:b/>
                 <w:bCs/>
-                <w:sz w:val="18"/>
-                <w:szCs w:val="18"/>
+                <w:sz w:val="20"/>
+                <w:szCs w:val="20"/>
               </w:rPr>
               <w:t>Velocidad</w:t>
             </w:r>
@@ -1560,6 +1371,7 @@
       <w:tr>
         <w:trPr>
           <w:tblCellSpacing w:w="15" w:type="dxa"/>
+          <w:jc w:val="center"/>
         </w:trPr>
         <w:tc>
           <w:tcPr>
@@ -1575,17 +1387,19 @@
           </w:tcPr>
           <w:p>
             <w:pPr>
-              <w:rPr>
-                <w:rFonts w:ascii="Arial" w:hAnsi="Arial" w:cs="Arial"/>
-                <w:sz w:val="18"/>
-                <w:szCs w:val="18"/>
+              <w:spacing w:after="0" w:line="360" w:lineRule="auto"/>
+              <w:jc w:val="center"/>
+              <w:rPr>
+                <w:rFonts w:ascii="Arial" w:hAnsi="Arial" w:cs="Arial"/>
+                <w:sz w:val="20"/>
+                <w:szCs w:val="20"/>
               </w:rPr>
             </w:pPr>
             <w:r>
               <w:rPr>
                 <w:rFonts w:ascii="Arial" w:hAnsi="Arial" w:cs="Arial"/>
-                <w:sz w:val="18"/>
-                <w:szCs w:val="18"/>
+                <w:sz w:val="20"/>
+                <w:szCs w:val="20"/>
               </w:rPr>
               <w:t>all-MiniLM-L6-v2</w:t>
             </w:r>
@@ -1605,19 +1419,38 @@
           </w:tcPr>
           <w:p>
             <w:pPr>
-              <w:rPr>
-                <w:rFonts w:ascii="Arial" w:hAnsi="Arial" w:cs="Arial"/>
-                <w:sz w:val="18"/>
-                <w:szCs w:val="18"/>
+              <w:spacing w:after="0" w:line="360" w:lineRule="auto"/>
+              <w:rPr>
+                <w:rFonts w:ascii="Arial" w:hAnsi="Arial" w:cs="Arial"/>
+                <w:sz w:val="20"/>
+                <w:szCs w:val="20"/>
               </w:rPr>
             </w:pPr>
             <w:r>
               <w:rPr>
                 <w:rFonts w:ascii="Arial" w:hAnsi="Arial" w:cs="Arial"/>
-                <w:sz w:val="18"/>
-                <w:szCs w:val="18"/>
-              </w:rPr>
-              <w:t>Los resultados obtenidos no fueron buenos, ya que el top 4 de chunks no incluye lo solicitado.</w:t>
+                <w:sz w:val="20"/>
+                <w:szCs w:val="20"/>
+              </w:rPr>
+              <w:t xml:space="preserve">Los resultados obtenidos no fueron buenos, ya que el top 4 de </w:t>
+            </w:r>
+            <w:proofErr w:type="spellStart"/>
+            <w:r>
+              <w:rPr>
+                <w:rFonts w:ascii="Arial" w:hAnsi="Arial" w:cs="Arial"/>
+                <w:sz w:val="20"/>
+                <w:szCs w:val="20"/>
+              </w:rPr>
+              <w:t>chunks</w:t>
+            </w:r>
+            <w:proofErr w:type="spellEnd"/>
+            <w:r>
+              <w:rPr>
+                <w:rFonts w:ascii="Arial" w:hAnsi="Arial" w:cs="Arial"/>
+                <w:sz w:val="20"/>
+                <w:szCs w:val="20"/>
+              </w:rPr>
+              <w:t xml:space="preserve"> no incluye lo solicitado.</w:t>
             </w:r>
           </w:p>
         </w:tc>
@@ -1635,84 +1468,142 @@
           </w:tcPr>
           <w:p>
             <w:pPr>
-              <w:rPr>
-                <w:rFonts w:ascii="Arial" w:hAnsi="Arial" w:cs="Arial"/>
-                <w:sz w:val="18"/>
-                <w:szCs w:val="18"/>
+              <w:spacing w:after="0" w:line="360" w:lineRule="auto"/>
+              <w:rPr>
+                <w:rFonts w:ascii="Arial" w:hAnsi="Arial" w:cs="Arial"/>
+                <w:sz w:val="20"/>
+                <w:szCs w:val="20"/>
               </w:rPr>
             </w:pPr>
             <w:r>
               <w:rPr>
                 <w:rFonts w:ascii="Arial" w:hAnsi="Arial" w:cs="Arial"/>
-                <w:sz w:val="18"/>
-                <w:szCs w:val="18"/>
-              </w:rPr>
-              <w:t>Tiempo embeddings: 18s</w:t>
+                <w:sz w:val="20"/>
+                <w:szCs w:val="20"/>
+              </w:rPr>
+              <w:t xml:space="preserve">Tiempo </w:t>
+            </w:r>
+            <w:proofErr w:type="spellStart"/>
+            <w:r>
+              <w:rPr>
+                <w:rFonts w:ascii="Arial" w:hAnsi="Arial" w:cs="Arial"/>
+                <w:sz w:val="20"/>
+                <w:szCs w:val="20"/>
+              </w:rPr>
+              <w:t>embeddings</w:t>
+            </w:r>
+            <w:proofErr w:type="spellEnd"/>
+            <w:r>
+              <w:rPr>
+                <w:rFonts w:ascii="Arial" w:hAnsi="Arial" w:cs="Arial"/>
+                <w:sz w:val="20"/>
+                <w:szCs w:val="20"/>
+              </w:rPr>
+              <w:t>: 18s</w:t>
             </w:r>
           </w:p>
           <w:p>
             <w:pPr>
-              <w:rPr>
-                <w:rFonts w:ascii="Arial" w:hAnsi="Arial" w:cs="Arial"/>
-                <w:sz w:val="18"/>
-                <w:szCs w:val="18"/>
+              <w:spacing w:after="0" w:line="360" w:lineRule="auto"/>
+              <w:rPr>
+                <w:rFonts w:ascii="Arial" w:hAnsi="Arial" w:cs="Arial"/>
+                <w:sz w:val="20"/>
+                <w:szCs w:val="20"/>
               </w:rPr>
             </w:pPr>
             <w:r>
               <w:rPr>
                 <w:rFonts w:ascii="Arial" w:hAnsi="Arial" w:cs="Arial"/>
-                <w:sz w:val="18"/>
-                <w:szCs w:val="18"/>
-              </w:rPr>
-              <w:t>Tiempo embedding query: 0s</w:t>
+                <w:sz w:val="20"/>
+                <w:szCs w:val="20"/>
+              </w:rPr>
+              <w:t xml:space="preserve">Tiempo </w:t>
+            </w:r>
+            <w:proofErr w:type="spellStart"/>
+            <w:r>
+              <w:rPr>
+                <w:rFonts w:ascii="Arial" w:hAnsi="Arial" w:cs="Arial"/>
+                <w:sz w:val="20"/>
+                <w:szCs w:val="20"/>
+              </w:rPr>
+              <w:t>embedding</w:t>
+            </w:r>
+            <w:proofErr w:type="spellEnd"/>
+            <w:r>
+              <w:rPr>
+                <w:rFonts w:ascii="Arial" w:hAnsi="Arial" w:cs="Arial"/>
+                <w:sz w:val="20"/>
+                <w:szCs w:val="20"/>
+              </w:rPr>
+              <w:t xml:space="preserve"> </w:t>
+            </w:r>
+            <w:proofErr w:type="spellStart"/>
+            <w:r>
+              <w:rPr>
+                <w:rFonts w:ascii="Arial" w:hAnsi="Arial" w:cs="Arial"/>
+                <w:sz w:val="20"/>
+                <w:szCs w:val="20"/>
+              </w:rPr>
+              <w:t>query</w:t>
+            </w:r>
+            <w:proofErr w:type="spellEnd"/>
+            <w:r>
+              <w:rPr>
+                <w:rFonts w:ascii="Arial" w:hAnsi="Arial" w:cs="Arial"/>
+                <w:sz w:val="20"/>
+                <w:szCs w:val="20"/>
+              </w:rPr>
+              <w:t>: 0s</w:t>
             </w:r>
           </w:p>
           <w:p>
             <w:pPr>
-              <w:rPr>
-                <w:rFonts w:ascii="Arial" w:hAnsi="Arial" w:cs="Arial"/>
-                <w:sz w:val="18"/>
-                <w:szCs w:val="18"/>
+              <w:spacing w:after="0" w:line="360" w:lineRule="auto"/>
+              <w:rPr>
+                <w:rFonts w:ascii="Arial" w:hAnsi="Arial" w:cs="Arial"/>
+                <w:sz w:val="20"/>
+                <w:szCs w:val="20"/>
               </w:rPr>
             </w:pPr>
             <w:r>
               <w:rPr>
                 <w:rFonts w:ascii="Arial" w:hAnsi="Arial" w:cs="Arial"/>
-                <w:sz w:val="18"/>
-                <w:szCs w:val="18"/>
+                <w:sz w:val="20"/>
+                <w:szCs w:val="20"/>
               </w:rPr>
               <w:t>Tiempo FAISS: 0</w:t>
             </w:r>
             <w:r>
               <w:rPr>
                 <w:rFonts w:ascii="Arial" w:hAnsi="Arial" w:cs="Arial"/>
-                <w:sz w:val="18"/>
-                <w:szCs w:val="18"/>
+                <w:sz w:val="20"/>
+                <w:szCs w:val="20"/>
               </w:rPr>
               <w:t>s</w:t>
             </w:r>
           </w:p>
           <w:p>
             <w:pPr>
-              <w:rPr>
-                <w:rFonts w:ascii="Arial" w:hAnsi="Arial" w:cs="Arial"/>
-                <w:sz w:val="18"/>
-                <w:szCs w:val="18"/>
+              <w:spacing w:after="0" w:line="360" w:lineRule="auto"/>
+              <w:rPr>
+                <w:rFonts w:ascii="Arial" w:hAnsi="Arial" w:cs="Arial"/>
+                <w:sz w:val="20"/>
+                <w:szCs w:val="20"/>
               </w:rPr>
             </w:pPr>
             <w:r>
               <w:rPr>
                 <w:rFonts w:ascii="Arial" w:hAnsi="Arial" w:cs="Arial"/>
-                <w:sz w:val="18"/>
-                <w:szCs w:val="18"/>
+                <w:sz w:val="20"/>
+                <w:szCs w:val="20"/>
               </w:rPr>
               <w:t>Tiempo total: 27</w:t>
             </w:r>
             <w:r>
               <w:rPr>
                 <w:rFonts w:ascii="Arial" w:hAnsi="Arial" w:cs="Arial"/>
-                <w:sz w:val="18"/>
-                <w:szCs w:val="18"/>
+                <w:sz w:val="20"/>
+                <w:szCs w:val="20"/>
               </w:rPr>
               <w:t>s</w:t>
             </w:r>
@@ -1722,6 +1613,7 @@
       <w:tr>
         <w:trPr>
           <w:tblCellSpacing w:w="15" w:type="dxa"/>
+          <w:jc w:val="center"/>
         </w:trPr>
         <w:tc>
           <w:tcPr>
@@ -1737,36 +1629,60 @@
           </w:tcPr>
           <w:p>
             <w:pPr>
-              <w:rPr>
-                <w:rFonts w:ascii="Arial" w:hAnsi="Arial" w:cs="Arial"/>
-                <w:sz w:val="18"/>
-                <w:szCs w:val="18"/>
+              <w:spacing w:after="0" w:line="360" w:lineRule="auto"/>
+              <w:jc w:val="center"/>
+              <w:rPr>
+                <w:rFonts w:ascii="Arial" w:hAnsi="Arial" w:cs="Arial"/>
+                <w:sz w:val="20"/>
+                <w:szCs w:val="20"/>
               </w:rPr>
             </w:pPr>
+            <w:proofErr w:type="spellStart"/>
             <w:r>
               <w:rPr>
                 <w:rFonts w:ascii="Arial" w:hAnsi="Arial" w:cs="Arial"/>
-                <w:sz w:val="18"/>
-                <w:szCs w:val="18"/>
-              </w:rPr>
-              <w:t xml:space="preserve">intfloat/e5-base-v2 </w:t>
+                <w:sz w:val="20"/>
+                <w:szCs w:val="20"/>
+              </w:rPr>
+              <w:t>intfloat</w:t>
+            </w:r>
+            <w:proofErr w:type="spellEnd"/>
+            <w:r>
+              <w:rPr>
+                <w:rFonts w:ascii="Arial" w:hAnsi="Arial" w:cs="Arial"/>
+                <w:sz w:val="20"/>
+                <w:szCs w:val="20"/>
+              </w:rPr>
+              <w:t>/e5-base-v2</w:t>
             </w:r>
           </w:p>
           <w:p>
             <w:pPr>
-              <w:rPr>
-                <w:rFonts w:ascii="Arial" w:hAnsi="Arial" w:cs="Arial"/>
-                <w:sz w:val="18"/>
-                <w:szCs w:val="18"/>
+              <w:spacing w:after="0" w:line="360" w:lineRule="auto"/>
+              <w:jc w:val="center"/>
+              <w:rPr>
+                <w:rFonts w:ascii="Arial" w:hAnsi="Arial" w:cs="Arial"/>
+                <w:sz w:val="20"/>
+                <w:szCs w:val="20"/>
               </w:rPr>
             </w:pPr>
+            <w:proofErr w:type="spellStart"/>
             <w:r>
               <w:rPr>
                 <w:rFonts w:ascii="Arial" w:hAnsi="Arial" w:cs="Arial"/>
-                <w:sz w:val="18"/>
-                <w:szCs w:val="18"/>
-              </w:rPr>
-              <w:t>intfloat/e5-large-v2</w:t>
+                <w:sz w:val="20"/>
+                <w:szCs w:val="20"/>
+              </w:rPr>
+              <w:t>intfloat</w:t>
+            </w:r>
+            <w:proofErr w:type="spellEnd"/>
+            <w:r>
+              <w:rPr>
+                <w:rFonts w:ascii="Arial" w:hAnsi="Arial" w:cs="Arial"/>
+                <w:sz w:val="20"/>
+                <w:szCs w:val="20"/>
+              </w:rPr>
+              <w:t>/e5-large-v2</w:t>
             </w:r>
           </w:p>
         </w:tc>
@@ -1784,35 +1700,54 @@
           </w:tcPr>
           <w:p>
             <w:pPr>
-              <w:rPr>
-                <w:rFonts w:ascii="Arial" w:hAnsi="Arial" w:cs="Arial"/>
-                <w:sz w:val="18"/>
-                <w:szCs w:val="18"/>
+              <w:spacing w:after="0" w:line="360" w:lineRule="auto"/>
+              <w:rPr>
+                <w:rFonts w:ascii="Arial" w:hAnsi="Arial" w:cs="Arial"/>
+                <w:sz w:val="20"/>
+                <w:szCs w:val="20"/>
               </w:rPr>
             </w:pPr>
             <w:r>
               <w:rPr>
                 <w:rFonts w:ascii="Arial" w:hAnsi="Arial" w:cs="Arial"/>
-                <w:sz w:val="18"/>
-                <w:szCs w:val="18"/>
+                <w:sz w:val="20"/>
+                <w:szCs w:val="20"/>
               </w:rPr>
               <w:t>E</w:t>
             </w:r>
             <w:r>
               <w:rPr>
                 <w:rFonts w:ascii="Arial" w:hAnsi="Arial" w:cs="Arial"/>
-                <w:sz w:val="18"/>
-                <w:szCs w:val="18"/>
+                <w:sz w:val="20"/>
+                <w:szCs w:val="20"/>
               </w:rPr>
               <w:t>n ambos, e</w:t>
             </w:r>
             <w:r>
               <w:rPr>
                 <w:rFonts w:ascii="Arial" w:hAnsi="Arial" w:cs="Arial"/>
-                <w:sz w:val="18"/>
-                <w:szCs w:val="18"/>
-              </w:rPr>
-              <w:t>l top de chunks no presenta buenos resultados, aunque trae información útil a partir del 3er puesto.</w:t>
+                <w:sz w:val="20"/>
+                <w:szCs w:val="20"/>
+              </w:rPr>
+              <w:t xml:space="preserve">l top de </w:t>
+            </w:r>
+            <w:proofErr w:type="spellStart"/>
+            <w:r>
+              <w:rPr>
+                <w:rFonts w:ascii="Arial" w:hAnsi="Arial" w:cs="Arial"/>
+                <w:sz w:val="20"/>
+                <w:szCs w:val="20"/>
+              </w:rPr>
+              <w:t>chunks</w:t>
+            </w:r>
+            <w:proofErr w:type="spellEnd"/>
+            <w:r>
+              <w:rPr>
+                <w:rFonts w:ascii="Arial" w:hAnsi="Arial" w:cs="Arial"/>
+                <w:sz w:val="20"/>
+                <w:szCs w:val="20"/>
+              </w:rPr>
+              <w:t xml:space="preserve"> no presenta buenos resultados, aunque trae información útil a partir del 3er puesto.</w:t>
             </w:r>
           </w:p>
         </w:tc>
@@ -1830,18 +1765,19 @@
           </w:tcPr>
           <w:p>
             <w:pPr>
-              <w:rPr>
-                <w:rFonts w:ascii="Arial" w:hAnsi="Arial" w:cs="Arial"/>
-                <w:sz w:val="18"/>
-                <w:szCs w:val="18"/>
+              <w:spacing w:after="0" w:line="360" w:lineRule="auto"/>
+              <w:rPr>
+                <w:rFonts w:ascii="Arial" w:hAnsi="Arial" w:cs="Arial"/>
+                <w:sz w:val="20"/>
+                <w:szCs w:val="20"/>
                 <w:lang w:val="en-US"/>
               </w:rPr>
             </w:pPr>
             <w:r>
               <w:rPr>
                 <w:rFonts w:ascii="Arial" w:hAnsi="Arial" w:cs="Arial"/>
-                <w:sz w:val="18"/>
-                <w:szCs w:val="18"/>
+                <w:sz w:val="20"/>
+                <w:szCs w:val="20"/>
                 <w:lang w:val="en-US"/>
               </w:rPr>
               <w:t xml:space="preserve">Tiempo embeddings: </w:t>
@@ -1849,8 +1785,8 @@
             <w:r>
               <w:rPr>
                 <w:rFonts w:ascii="Arial" w:hAnsi="Arial" w:cs="Arial"/>
-                <w:sz w:val="18"/>
-                <w:szCs w:val="18"/>
+                <w:sz w:val="20"/>
+                <w:szCs w:val="20"/>
                 <w:lang w:val="en-US"/>
               </w:rPr>
               <w:t>150</w:t>
@@ -1858,8 +1794,8 @@
             <w:r>
               <w:rPr>
                 <w:rFonts w:ascii="Arial" w:hAnsi="Arial" w:cs="Arial"/>
-                <w:sz w:val="18"/>
-                <w:szCs w:val="18"/>
+                <w:sz w:val="20"/>
+                <w:szCs w:val="20"/>
                 <w:lang w:val="en-US"/>
               </w:rPr>
               <w:t>s</w:t>
@@ -1867,8 +1803,8 @@
             <w:r>
               <w:rPr>
                 <w:rFonts w:ascii="Arial" w:hAnsi="Arial" w:cs="Arial"/>
-                <w:sz w:val="18"/>
-                <w:szCs w:val="18"/>
+                <w:sz w:val="20"/>
+                <w:szCs w:val="20"/>
                 <w:lang w:val="en-US"/>
               </w:rPr>
               <w:t>/</w:t>
@@ -1876,8 +1812,8 @@
             <w:r>
               <w:rPr>
                 <w:rFonts w:ascii="Arial" w:hAnsi="Arial" w:cs="Arial"/>
-                <w:sz w:val="18"/>
-                <w:szCs w:val="18"/>
+                <w:sz w:val="20"/>
+                <w:szCs w:val="20"/>
                 <w:lang w:val="en-US"/>
               </w:rPr>
               <w:t>168s</w:t>
@@ -1885,18 +1821,19 @@
           </w:p>
           <w:p>
             <w:pPr>
-              <w:rPr>
-                <w:rFonts w:ascii="Arial" w:hAnsi="Arial" w:cs="Arial"/>
-                <w:sz w:val="18"/>
-                <w:szCs w:val="18"/>
+              <w:spacing w:after="0" w:line="360" w:lineRule="auto"/>
+              <w:rPr>
+                <w:rFonts w:ascii="Arial" w:hAnsi="Arial" w:cs="Arial"/>
+                <w:sz w:val="20"/>
+                <w:szCs w:val="20"/>
                 <w:lang w:val="en-US"/>
               </w:rPr>
             </w:pPr>
             <w:r>
               <w:rPr>
                 <w:rFonts w:ascii="Arial" w:hAnsi="Arial" w:cs="Arial"/>
-                <w:sz w:val="18"/>
-                <w:szCs w:val="18"/>
+                <w:sz w:val="20"/>
+                <w:szCs w:val="20"/>
                 <w:lang w:val="en-US"/>
               </w:rPr>
               <w:t>Tiempo embedding query: 0.</w:t>
@@ -1904,8 +1841,8 @@
             <w:r>
               <w:rPr>
                 <w:rFonts w:ascii="Arial" w:hAnsi="Arial" w:cs="Arial"/>
-                <w:sz w:val="18"/>
-                <w:szCs w:val="18"/>
+                <w:sz w:val="20"/>
+                <w:szCs w:val="20"/>
                 <w:lang w:val="en-US"/>
               </w:rPr>
               <w:t>1</w:t>
@@ -1913,8 +1850,8 @@
             <w:r>
               <w:rPr>
                 <w:rFonts w:ascii="Arial" w:hAnsi="Arial" w:cs="Arial"/>
-                <w:sz w:val="18"/>
-                <w:szCs w:val="18"/>
+                <w:sz w:val="20"/>
+                <w:szCs w:val="20"/>
                 <w:lang w:val="en-US"/>
               </w:rPr>
               <w:t>s</w:t>
@@ -1922,8 +1859,8 @@
             <w:r>
               <w:rPr>
                 <w:rFonts w:ascii="Arial" w:hAnsi="Arial" w:cs="Arial"/>
-                <w:sz w:val="18"/>
-                <w:szCs w:val="18"/>
+                <w:sz w:val="20"/>
+                <w:szCs w:val="20"/>
                 <w:lang w:val="en-US"/>
               </w:rPr>
               <w:t>/</w:t>
@@ -1931,8 +1868,8 @@
             <w:r>
               <w:rPr>
                 <w:rFonts w:ascii="Arial" w:hAnsi="Arial" w:cs="Arial"/>
-                <w:sz w:val="18"/>
-                <w:szCs w:val="18"/>
+                <w:sz w:val="20"/>
+                <w:szCs w:val="20"/>
                 <w:lang w:val="en-US"/>
               </w:rPr>
               <w:t>0.1s</w:t>
@@ -1940,18 +1877,19 @@
           </w:p>
           <w:p>
             <w:pPr>
-              <w:rPr>
-                <w:rFonts w:ascii="Arial" w:hAnsi="Arial" w:cs="Arial"/>
-                <w:sz w:val="18"/>
-                <w:szCs w:val="18"/>
+              <w:spacing w:after="0" w:line="360" w:lineRule="auto"/>
+              <w:rPr>
+                <w:rFonts w:ascii="Arial" w:hAnsi="Arial" w:cs="Arial"/>
+                <w:sz w:val="20"/>
+                <w:szCs w:val="20"/>
                 <w:lang w:val="en-US"/>
               </w:rPr>
             </w:pPr>
             <w:r>
               <w:rPr>
                 <w:rFonts w:ascii="Arial" w:hAnsi="Arial" w:cs="Arial"/>
-                <w:sz w:val="18"/>
-                <w:szCs w:val="18"/>
+                <w:sz w:val="20"/>
+                <w:szCs w:val="20"/>
                 <w:lang w:val="en-US"/>
               </w:rPr>
               <w:t>Tiempo FAISS: 0s</w:t>
@@ -1959,8 +1897,8 @@
             <w:r>
               <w:rPr>
                 <w:rFonts w:ascii="Arial" w:hAnsi="Arial" w:cs="Arial"/>
-                <w:sz w:val="18"/>
-                <w:szCs w:val="18"/>
+                <w:sz w:val="20"/>
+                <w:szCs w:val="20"/>
                 <w:lang w:val="en-US"/>
               </w:rPr>
               <w:t xml:space="preserve"> </w:t>
@@ -1968,18 +1906,19 @@
           </w:p>
           <w:p>
             <w:pPr>
-              <w:rPr>
-                <w:rFonts w:ascii="Arial" w:hAnsi="Arial" w:cs="Arial"/>
-                <w:sz w:val="18"/>
-                <w:szCs w:val="18"/>
+              <w:spacing w:after="0" w:line="360" w:lineRule="auto"/>
+              <w:rPr>
+                <w:rFonts w:ascii="Arial" w:hAnsi="Arial" w:cs="Arial"/>
+                <w:sz w:val="20"/>
+                <w:szCs w:val="20"/>
                 <w:lang w:val="en-US"/>
               </w:rPr>
             </w:pPr>
             <w:r>
               <w:rPr>
                 <w:rFonts w:ascii="Arial" w:hAnsi="Arial" w:cs="Arial"/>
-                <w:sz w:val="18"/>
-                <w:szCs w:val="18"/>
+                <w:sz w:val="20"/>
+                <w:szCs w:val="20"/>
                 <w:lang w:val="en-US"/>
               </w:rPr>
               <w:t xml:space="preserve">Tiempo total: </w:t>
@@ -1987,8 +1926,8 @@
             <w:r>
               <w:rPr>
                 <w:rFonts w:ascii="Arial" w:hAnsi="Arial" w:cs="Arial"/>
-                <w:sz w:val="18"/>
-                <w:szCs w:val="18"/>
+                <w:sz w:val="20"/>
+                <w:szCs w:val="20"/>
                 <w:lang w:val="en-US"/>
               </w:rPr>
               <w:t>178</w:t>
@@ -1996,8 +1935,8 @@
             <w:r>
               <w:rPr>
                 <w:rFonts w:ascii="Arial" w:hAnsi="Arial" w:cs="Arial"/>
-                <w:sz w:val="18"/>
-                <w:szCs w:val="18"/>
+                <w:sz w:val="20"/>
+                <w:szCs w:val="20"/>
                 <w:lang w:val="en-US"/>
               </w:rPr>
               <w:t>s</w:t>
@@ -2005,8 +1944,8 @@
             <w:r>
               <w:rPr>
                 <w:rFonts w:ascii="Arial" w:hAnsi="Arial" w:cs="Arial"/>
-                <w:sz w:val="18"/>
-                <w:szCs w:val="18"/>
+                <w:sz w:val="20"/>
+                <w:szCs w:val="20"/>
                 <w:lang w:val="en-US"/>
               </w:rPr>
               <w:t xml:space="preserve"> /</w:t>
@@ -2014,8 +1953,8 @@
             <w:r>
               <w:rPr>
                 <w:rFonts w:ascii="Arial" w:hAnsi="Arial" w:cs="Arial"/>
-                <w:sz w:val="18"/>
-                <w:szCs w:val="18"/>
+                <w:sz w:val="20"/>
+                <w:szCs w:val="20"/>
                 <w:lang w:val="en-US"/>
               </w:rPr>
               <w:t xml:space="preserve"> 177s</w:t>
@@ -2026,6 +1965,7 @@
       <w:tr>
         <w:trPr>
           <w:tblCellSpacing w:w="15" w:type="dxa"/>
+          <w:jc w:val="center"/>
         </w:trPr>
         <w:tc>
           <w:tcPr>
@@ -2040,21 +1980,54 @@
           </w:tcPr>
           <w:p>
             <w:pPr>
-              <w:rPr>
-                <w:rFonts w:ascii="Arial" w:hAnsi="Arial" w:cs="Arial"/>
-                <w:sz w:val="18"/>
-                <w:szCs w:val="18"/>
-                <w:lang w:val="en-US"/>
+              <w:spacing w:after="0" w:line="360" w:lineRule="auto"/>
+              <w:jc w:val="center"/>
+              <w:rPr>
+                <w:rFonts w:ascii="Arial" w:hAnsi="Arial" w:cs="Arial"/>
+                <w:sz w:val="20"/>
+                <w:szCs w:val="20"/>
+                <w:lang w:val="fr-FR"/>
               </w:rPr>
             </w:pPr>
+            <w:proofErr w:type="gramStart"/>
             <w:r>
               <w:rPr>
                 <w:rFonts w:ascii="Arial" w:hAnsi="Arial" w:cs="Arial"/>
-                <w:sz w:val="18"/>
-                <w:szCs w:val="18"/>
-              </w:rPr>
-              <w:lastRenderedPageBreak/>
-              <w:t>sentence-transformers/paraphrase-multilingual-MiniLM-L12-v2</w:t>
+                <w:sz w:val="20"/>
+                <w:szCs w:val="20"/>
+                <w:lang w:val="fr-FR"/>
+              </w:rPr>
+              <w:t>sentence</w:t>
+            </w:r>
+            <w:proofErr w:type="gramEnd"/>
+            <w:r>
+              <w:rPr>
+                <w:rFonts w:ascii="Arial" w:hAnsi="Arial" w:cs="Arial"/>
+                <w:sz w:val="20"/>
+                <w:szCs w:val="20"/>
+                <w:lang w:val="fr-FR"/>
+              </w:rPr>
+              <w:t>-</w:t>
+            </w:r>
+            <w:proofErr w:type="spellStart"/>
+            <w:r>
+              <w:rPr>
+                <w:rFonts w:ascii="Arial" w:hAnsi="Arial" w:cs="Arial"/>
+                <w:sz w:val="20"/>
+                <w:szCs w:val="20"/>
+                <w:lang w:val="fr-FR"/>
+              </w:rPr>
+              <w:t>transformers</w:t>
+            </w:r>
+            <w:proofErr w:type="spellEnd"/>
+            <w:r>
+              <w:rPr>
+                <w:rFonts w:ascii="Arial" w:hAnsi="Arial" w:cs="Arial"/>
+                <w:sz w:val="20"/>
+                <w:szCs w:val="20"/>
+                <w:lang w:val="fr-FR"/>
+              </w:rPr>
+              <w:t>/paraphrase-multilingual-MiniLM-L12-v2</w:t>
             </w:r>
           </w:p>
         </w:tc>
@@ -2071,17 +2044,18 @@
           </w:tcPr>
           <w:p>
             <w:pPr>
-              <w:rPr>
-                <w:rFonts w:ascii="Arial" w:hAnsi="Arial" w:cs="Arial"/>
-                <w:sz w:val="18"/>
-                <w:szCs w:val="18"/>
+              <w:spacing w:after="0" w:line="360" w:lineRule="auto"/>
+              <w:rPr>
+                <w:rFonts w:ascii="Arial" w:hAnsi="Arial" w:cs="Arial"/>
+                <w:sz w:val="20"/>
+                <w:szCs w:val="20"/>
               </w:rPr>
             </w:pPr>
             <w:r>
               <w:rPr>
                 <w:rFonts w:ascii="Segoe UI Emoji" w:hAnsi="Segoe UI Emoji" w:cs="Segoe UI Emoji"/>
-                <w:sz w:val="18"/>
-                <w:szCs w:val="18"/>
+                <w:sz w:val="20"/>
+                <w:szCs w:val="20"/>
               </w:rPr>
               <w:t>Los resultados obtenidos no fueron buenos.</w:t>
             </w:r>
@@ -2100,100 +2074,158 @@
           </w:tcPr>
           <w:p>
             <w:pPr>
-              <w:rPr>
-                <w:rFonts w:ascii="Arial" w:hAnsi="Arial" w:cs="Arial"/>
-                <w:sz w:val="18"/>
-                <w:szCs w:val="18"/>
+              <w:spacing w:after="0" w:line="360" w:lineRule="auto"/>
+              <w:rPr>
+                <w:rFonts w:ascii="Arial" w:hAnsi="Arial" w:cs="Arial"/>
+                <w:sz w:val="20"/>
+                <w:szCs w:val="20"/>
               </w:rPr>
             </w:pPr>
             <w:r>
               <w:rPr>
                 <w:rFonts w:ascii="Arial" w:hAnsi="Arial" w:cs="Arial"/>
-                <w:sz w:val="18"/>
-                <w:szCs w:val="18"/>
-              </w:rPr>
-              <w:t xml:space="preserve">Tiempo embeddings: </w:t>
+                <w:sz w:val="20"/>
+                <w:szCs w:val="20"/>
+              </w:rPr>
+              <w:t xml:space="preserve">Tiempo </w:t>
+            </w:r>
+            <w:proofErr w:type="spellStart"/>
+            <w:r>
+              <w:rPr>
+                <w:rFonts w:ascii="Arial" w:hAnsi="Arial" w:cs="Arial"/>
+                <w:sz w:val="20"/>
+                <w:szCs w:val="20"/>
+              </w:rPr>
+              <w:t>embeddings</w:t>
+            </w:r>
+            <w:proofErr w:type="spellEnd"/>
+            <w:r>
+              <w:rPr>
+                <w:rFonts w:ascii="Arial" w:hAnsi="Arial" w:cs="Arial"/>
+                <w:sz w:val="20"/>
+                <w:szCs w:val="20"/>
+              </w:rPr>
+              <w:t xml:space="preserve">: </w:t>
             </w:r>
             <w:r>
               <w:rPr>
                 <w:rFonts w:ascii="Arial" w:hAnsi="Arial" w:cs="Arial"/>
-                <w:sz w:val="18"/>
-                <w:szCs w:val="18"/>
+                <w:sz w:val="20"/>
+                <w:szCs w:val="20"/>
               </w:rPr>
               <w:t>19s</w:t>
             </w:r>
           </w:p>
           <w:p>
             <w:pPr>
-              <w:rPr>
-                <w:rFonts w:ascii="Arial" w:hAnsi="Arial" w:cs="Arial"/>
-                <w:sz w:val="18"/>
-                <w:szCs w:val="18"/>
+              <w:spacing w:after="0" w:line="360" w:lineRule="auto"/>
+              <w:rPr>
+                <w:rFonts w:ascii="Arial" w:hAnsi="Arial" w:cs="Arial"/>
+                <w:sz w:val="20"/>
+                <w:szCs w:val="20"/>
               </w:rPr>
             </w:pPr>
             <w:r>
               <w:rPr>
                 <w:rFonts w:ascii="Arial" w:hAnsi="Arial" w:cs="Arial"/>
-                <w:sz w:val="18"/>
-                <w:szCs w:val="18"/>
-              </w:rPr>
-              <w:t>Tiempo embedding query: 0.</w:t>
+                <w:sz w:val="20"/>
+                <w:szCs w:val="20"/>
+              </w:rPr>
+              <w:t xml:space="preserve">Tiempo </w:t>
+            </w:r>
+            <w:proofErr w:type="spellStart"/>
+            <w:r>
+              <w:rPr>
+                <w:rFonts w:ascii="Arial" w:hAnsi="Arial" w:cs="Arial"/>
+                <w:sz w:val="20"/>
+                <w:szCs w:val="20"/>
+              </w:rPr>
+              <w:t>embedding</w:t>
+            </w:r>
+            <w:proofErr w:type="spellEnd"/>
+            <w:r>
+              <w:rPr>
+                <w:rFonts w:ascii="Arial" w:hAnsi="Arial" w:cs="Arial"/>
+                <w:sz w:val="20"/>
+                <w:szCs w:val="20"/>
+              </w:rPr>
+              <w:t xml:space="preserve"> </w:t>
+            </w:r>
+            <w:proofErr w:type="spellStart"/>
+            <w:r>
+              <w:rPr>
+                <w:rFonts w:ascii="Arial" w:hAnsi="Arial" w:cs="Arial"/>
+                <w:sz w:val="20"/>
+                <w:szCs w:val="20"/>
+              </w:rPr>
+              <w:t>query</w:t>
+            </w:r>
+            <w:proofErr w:type="spellEnd"/>
+            <w:r>
+              <w:rPr>
+                <w:rFonts w:ascii="Arial" w:hAnsi="Arial" w:cs="Arial"/>
+                <w:sz w:val="20"/>
+                <w:szCs w:val="20"/>
+              </w:rPr>
+              <w:t>: 0.</w:t>
             </w:r>
             <w:r>
               <w:rPr>
                 <w:rFonts w:ascii="Arial" w:hAnsi="Arial" w:cs="Arial"/>
-                <w:sz w:val="18"/>
-                <w:szCs w:val="18"/>
+                <w:sz w:val="20"/>
+                <w:szCs w:val="20"/>
               </w:rPr>
               <w:t>1</w:t>
             </w:r>
             <w:r>
               <w:rPr>
                 <w:rFonts w:ascii="Arial" w:hAnsi="Arial" w:cs="Arial"/>
-                <w:sz w:val="18"/>
-                <w:szCs w:val="18"/>
+                <w:sz w:val="20"/>
+                <w:szCs w:val="20"/>
               </w:rPr>
               <w:t>s</w:t>
             </w:r>
           </w:p>
           <w:p>
             <w:pPr>
-              <w:rPr>
-                <w:rFonts w:ascii="Arial" w:hAnsi="Arial" w:cs="Arial"/>
-                <w:sz w:val="18"/>
-                <w:szCs w:val="18"/>
+              <w:spacing w:after="0" w:line="360" w:lineRule="auto"/>
+              <w:rPr>
+                <w:rFonts w:ascii="Arial" w:hAnsi="Arial" w:cs="Arial"/>
+                <w:sz w:val="20"/>
+                <w:szCs w:val="20"/>
               </w:rPr>
             </w:pPr>
             <w:r>
               <w:rPr>
                 <w:rFonts w:ascii="Arial" w:hAnsi="Arial" w:cs="Arial"/>
-                <w:sz w:val="18"/>
-                <w:szCs w:val="18"/>
+                <w:sz w:val="20"/>
+                <w:szCs w:val="20"/>
               </w:rPr>
               <w:t>Tiempo FAISS: 0 s</w:t>
             </w:r>
           </w:p>
           <w:p>
             <w:pPr>
-              <w:rPr>
-                <w:rFonts w:ascii="Arial" w:hAnsi="Arial" w:cs="Arial"/>
-                <w:sz w:val="18"/>
-                <w:szCs w:val="18"/>
+              <w:spacing w:after="0" w:line="360" w:lineRule="auto"/>
+              <w:rPr>
+                <w:rFonts w:ascii="Arial" w:hAnsi="Arial" w:cs="Arial"/>
+                <w:sz w:val="20"/>
+                <w:szCs w:val="20"/>
               </w:rPr>
             </w:pPr>
             <w:r>
               <w:rPr>
                 <w:rFonts w:ascii="Arial" w:hAnsi="Arial" w:cs="Arial"/>
-                <w:sz w:val="18"/>
-                <w:szCs w:val="18"/>
+                <w:sz w:val="20"/>
+                <w:szCs w:val="20"/>
               </w:rPr>
               <w:t xml:space="preserve">Tiempo total: </w:t>
             </w:r>
             <w:r>
               <w:rPr>
                 <w:rFonts w:ascii="Arial" w:hAnsi="Arial" w:cs="Arial"/>
-                <w:sz w:val="18"/>
-                <w:szCs w:val="18"/>
+                <w:sz w:val="20"/>
+                <w:szCs w:val="20"/>
               </w:rPr>
               <w:t>34</w:t>
             </w:r>
@@ -2203,6 +2235,7 @@
       <w:tr>
         <w:trPr>
           <w:tblCellSpacing w:w="15" w:type="dxa"/>
+          <w:jc w:val="center"/>
         </w:trPr>
         <w:tc>
           <w:tcPr>
@@ -2217,51 +2250,63 @@
           </w:tcPr>
           <w:p>
             <w:pPr>
-              <w:rPr>
-                <w:rFonts w:ascii="Arial" w:hAnsi="Arial" w:cs="Arial"/>
-                <w:sz w:val="18"/>
-                <w:szCs w:val="18"/>
+              <w:spacing w:after="0" w:line="360" w:lineRule="auto"/>
+              <w:jc w:val="center"/>
+              <w:rPr>
+                <w:rFonts w:ascii="Arial" w:hAnsi="Arial" w:cs="Arial"/>
+                <w:sz w:val="20"/>
+                <w:szCs w:val="20"/>
+                <w:lang w:val="fr-FR"/>
               </w:rPr>
             </w:pPr>
             <w:r>
               <w:rPr>
                 <w:rFonts w:ascii="Arial" w:hAnsi="Arial" w:cs="Arial"/>
-                <w:sz w:val="18"/>
-                <w:szCs w:val="18"/>
+                <w:sz w:val="20"/>
+                <w:szCs w:val="20"/>
+                <w:lang w:val="fr-FR"/>
               </w:rPr>
               <w:t>BAAI/bge-m3</w:t>
             </w:r>
           </w:p>
           <w:p>
             <w:pPr>
-              <w:rPr>
-                <w:rFonts w:ascii="Arial" w:hAnsi="Arial" w:cs="Arial"/>
-                <w:sz w:val="18"/>
-                <w:szCs w:val="18"/>
+              <w:spacing w:after="0" w:line="360" w:lineRule="auto"/>
+              <w:jc w:val="center"/>
+              <w:rPr>
+                <w:rFonts w:ascii="Arial" w:hAnsi="Arial" w:cs="Arial"/>
+                <w:sz w:val="20"/>
+                <w:szCs w:val="20"/>
+                <w:lang w:val="fr-FR"/>
               </w:rPr>
             </w:pPr>
             <w:r>
               <w:rPr>
                 <w:rFonts w:ascii="Arial" w:hAnsi="Arial" w:cs="Arial"/>
-                <w:sz w:val="18"/>
-                <w:szCs w:val="18"/>
+                <w:sz w:val="20"/>
+                <w:szCs w:val="20"/>
+                <w:lang w:val="fr-FR"/>
               </w:rPr>
               <w:t>BAAI/bge-base-en-v1.5</w:t>
             </w:r>
           </w:p>
           <w:p>
             <w:pPr>
-              <w:rPr>
-                <w:rFonts w:ascii="Arial" w:hAnsi="Arial" w:cs="Arial"/>
-                <w:sz w:val="18"/>
-                <w:szCs w:val="18"/>
+              <w:spacing w:after="0" w:line="360" w:lineRule="auto"/>
+              <w:jc w:val="center"/>
+              <w:rPr>
+                <w:rFonts w:ascii="Arial" w:hAnsi="Arial" w:cs="Arial"/>
+                <w:sz w:val="20"/>
+                <w:szCs w:val="20"/>
+                <w:lang w:val="fr-FR"/>
               </w:rPr>
             </w:pPr>
             <w:r>
               <w:rPr>
                 <w:rFonts w:ascii="Arial" w:hAnsi="Arial" w:cs="Arial"/>
-                <w:sz w:val="18"/>
-                <w:szCs w:val="18"/>
+                <w:sz w:val="20"/>
+                <w:szCs w:val="20"/>
+                <w:lang w:val="fr-FR"/>
               </w:rPr>
               <w:t>BAAI/bge-large-en-v1.5</w:t>
             </w:r>
@@ -2280,17 +2325,18 @@
           </w:tcPr>
           <w:p>
             <w:pPr>
-              <w:rPr>
-                <w:rFonts w:ascii="Arial" w:hAnsi="Arial" w:cs="Arial"/>
-                <w:sz w:val="18"/>
-                <w:szCs w:val="18"/>
+              <w:spacing w:after="0" w:line="360" w:lineRule="auto"/>
+              <w:rPr>
+                <w:rFonts w:ascii="Arial" w:hAnsi="Arial" w:cs="Arial"/>
+                <w:sz w:val="20"/>
+                <w:szCs w:val="20"/>
               </w:rPr>
             </w:pPr>
             <w:r>
               <w:rPr>
                 <w:rFonts w:ascii="Arial" w:hAnsi="Arial" w:cs="Arial"/>
-                <w:sz w:val="18"/>
-                <w:szCs w:val="18"/>
+                <w:sz w:val="20"/>
+                <w:szCs w:val="20"/>
               </w:rPr>
               <w:t>Resultados óptimos</w:t>
             </w:r>
@@ -2309,68 +2355,126 @@
           </w:tcPr>
           <w:p>
             <w:pPr>
-              <w:rPr>
-                <w:rFonts w:ascii="Arial" w:hAnsi="Arial" w:cs="Arial"/>
-                <w:sz w:val="18"/>
-                <w:szCs w:val="18"/>
+              <w:spacing w:after="0" w:line="360" w:lineRule="auto"/>
+              <w:rPr>
+                <w:rFonts w:ascii="Arial" w:hAnsi="Arial" w:cs="Arial"/>
+                <w:sz w:val="20"/>
+                <w:szCs w:val="20"/>
               </w:rPr>
             </w:pPr>
             <w:r>
               <w:rPr>
                 <w:rFonts w:ascii="Arial" w:hAnsi="Arial" w:cs="Arial"/>
-                <w:sz w:val="18"/>
-                <w:szCs w:val="18"/>
-              </w:rPr>
-              <w:t>Tiempo embeddings: 593s</w:t>
+                <w:sz w:val="20"/>
+                <w:szCs w:val="20"/>
+              </w:rPr>
+              <w:t xml:space="preserve">Tiempo </w:t>
+            </w:r>
+            <w:proofErr w:type="spellStart"/>
+            <w:r>
+              <w:rPr>
+                <w:rFonts w:ascii="Arial" w:hAnsi="Arial" w:cs="Arial"/>
+                <w:sz w:val="20"/>
+                <w:szCs w:val="20"/>
+              </w:rPr>
+              <w:t>embeddings</w:t>
+            </w:r>
+            <w:proofErr w:type="spellEnd"/>
+            <w:r>
+              <w:rPr>
+                <w:rFonts w:ascii="Arial" w:hAnsi="Arial" w:cs="Arial"/>
+                <w:sz w:val="20"/>
+                <w:szCs w:val="20"/>
+              </w:rPr>
+              <w:t>: 593s</w:t>
             </w:r>
           </w:p>
           <w:p>
             <w:pPr>
-              <w:rPr>
-                <w:rFonts w:ascii="Arial" w:hAnsi="Arial" w:cs="Arial"/>
-                <w:sz w:val="18"/>
-                <w:szCs w:val="18"/>
+              <w:spacing w:after="0" w:line="360" w:lineRule="auto"/>
+              <w:rPr>
+                <w:rFonts w:ascii="Arial" w:hAnsi="Arial" w:cs="Arial"/>
+                <w:sz w:val="20"/>
+                <w:szCs w:val="20"/>
               </w:rPr>
             </w:pPr>
             <w:r>
               <w:rPr>
                 <w:rFonts w:ascii="Arial" w:hAnsi="Arial" w:cs="Arial"/>
-                <w:sz w:val="18"/>
-                <w:szCs w:val="18"/>
-              </w:rPr>
-              <w:t>Tiempo embedding query: 0.2s</w:t>
+                <w:sz w:val="20"/>
+                <w:szCs w:val="20"/>
+              </w:rPr>
+              <w:t xml:space="preserve">Tiempo </w:t>
+            </w:r>
+            <w:proofErr w:type="spellStart"/>
+            <w:r>
+              <w:rPr>
+                <w:rFonts w:ascii="Arial" w:hAnsi="Arial" w:cs="Arial"/>
+                <w:sz w:val="20"/>
+                <w:szCs w:val="20"/>
+              </w:rPr>
+              <w:t>embedding</w:t>
+            </w:r>
+            <w:proofErr w:type="spellEnd"/>
+            <w:r>
+              <w:rPr>
+                <w:rFonts w:ascii="Arial" w:hAnsi="Arial" w:cs="Arial"/>
+                <w:sz w:val="20"/>
+                <w:szCs w:val="20"/>
+              </w:rPr>
+              <w:t xml:space="preserve"> </w:t>
+            </w:r>
+            <w:proofErr w:type="spellStart"/>
+            <w:r>
+              <w:rPr>
+                <w:rFonts w:ascii="Arial" w:hAnsi="Arial" w:cs="Arial"/>
+                <w:sz w:val="20"/>
+                <w:szCs w:val="20"/>
+              </w:rPr>
+              <w:t>query</w:t>
+            </w:r>
+            <w:proofErr w:type="spellEnd"/>
+            <w:r>
+              <w:rPr>
+                <w:rFonts w:ascii="Arial" w:hAnsi="Arial" w:cs="Arial"/>
+                <w:sz w:val="20"/>
+                <w:szCs w:val="20"/>
+              </w:rPr>
+              <w:t>: 0.2s</w:t>
             </w:r>
           </w:p>
           <w:p>
             <w:pPr>
-              <w:rPr>
-                <w:rFonts w:ascii="Arial" w:hAnsi="Arial" w:cs="Arial"/>
-                <w:sz w:val="18"/>
-                <w:szCs w:val="18"/>
+              <w:spacing w:after="0" w:line="360" w:lineRule="auto"/>
+              <w:rPr>
+                <w:rFonts w:ascii="Arial" w:hAnsi="Arial" w:cs="Arial"/>
+                <w:sz w:val="20"/>
+                <w:szCs w:val="20"/>
               </w:rPr>
             </w:pPr>
             <w:r>
               <w:rPr>
                 <w:rFonts w:ascii="Arial" w:hAnsi="Arial" w:cs="Arial"/>
-                <w:sz w:val="18"/>
-                <w:szCs w:val="18"/>
+                <w:sz w:val="20"/>
+                <w:szCs w:val="20"/>
               </w:rPr>
               <w:t>Tiempo FAISS: 0 s</w:t>
             </w:r>
           </w:p>
           <w:p>
             <w:pPr>
-              <w:rPr>
-                <w:rFonts w:ascii="Arial" w:hAnsi="Arial" w:cs="Arial"/>
-                <w:sz w:val="18"/>
-                <w:szCs w:val="18"/>
+              <w:spacing w:after="0" w:line="360" w:lineRule="auto"/>
+              <w:rPr>
+                <w:rFonts w:ascii="Arial" w:hAnsi="Arial" w:cs="Arial"/>
+                <w:sz w:val="20"/>
+                <w:szCs w:val="20"/>
               </w:rPr>
             </w:pPr>
             <w:r>
               <w:rPr>
                 <w:rFonts w:ascii="Arial" w:hAnsi="Arial" w:cs="Arial"/>
-                <w:sz w:val="18"/>
-                <w:szCs w:val="18"/>
+                <w:sz w:val="20"/>
+                <w:szCs w:val="20"/>
               </w:rPr>
               <w:t>Tiempo total: 685s</w:t>
             </w:r>
@@ -2380,50 +2484,17 @@
     </w:tbl>
     <w:p>
       <w:pPr>
-        <w:rPr>
-          <w:rFonts w:ascii="Arial" w:hAnsi="Arial" w:cs="Arial"/>
-          <w:sz w:val="20"/>
-          <w:szCs w:val="20"/>
-        </w:rPr>
-      </w:pPr>
-    </w:p>
-    <w:p>
-      <w:pPr>
-        <w:rPr>
-          <w:rFonts w:ascii="Arial" w:hAnsi="Arial" w:cs="Arial"/>
-          <w:sz w:val="18"/>
-          <w:szCs w:val="18"/>
-        </w:rPr>
-      </w:pPr>
-      <w:r>
-        <w:rPr>
-          <w:rFonts w:ascii="Arial" w:hAnsi="Arial" w:cs="Arial"/>
-          <w:sz w:val="20"/>
-          <w:szCs w:val="20"/>
-        </w:rPr>
-        <w:t xml:space="preserve">Finalmente, se optó por la opción:  </w:t>
-      </w:r>
-      <w:r>
-        <w:rPr>
-          <w:rFonts w:ascii="Arial" w:hAnsi="Arial" w:cs="Arial"/>
-          <w:sz w:val="18"/>
-          <w:szCs w:val="18"/>
-        </w:rPr>
-        <w:t>BAAI/bge-m3</w:t>
-      </w:r>
-    </w:p>
-    <w:p>
-      <w:pPr>
-        <w:rPr>
-          <w:rFonts w:ascii="Arial" w:hAnsi="Arial" w:cs="Arial"/>
-          <w:sz w:val="20"/>
-          <w:szCs w:val="20"/>
-          <w:u w:val="single"/>
-        </w:rPr>
-      </w:pPr>
-    </w:p>
-    <w:p>
-      <w:pPr>
+        <w:spacing w:after="0" w:line="360" w:lineRule="auto"/>
+        <w:rPr>
+          <w:rFonts w:ascii="Arial" w:hAnsi="Arial" w:cs="Arial"/>
+          <w:sz w:val="20"/>
+          <w:szCs w:val="20"/>
+        </w:rPr>
+      </w:pPr>
+    </w:p>
+    <w:p>
+      <w:pPr>
+        <w:spacing w:after="0" w:line="360" w:lineRule="auto"/>
         <w:rPr>
           <w:rFonts w:ascii="Arial" w:hAnsi="Arial" w:cs="Arial"/>
           <w:b/>
@@ -2435,379 +2506,42 @@
       <w:r>
         <w:rPr>
           <w:rFonts w:ascii="Arial" w:hAnsi="Arial" w:cs="Arial"/>
+          <w:sz w:val="20"/>
+          <w:szCs w:val="20"/>
+        </w:rPr>
+        <w:t xml:space="preserve">Finalmente, se optó por la opción:  </w:t>
+      </w:r>
+      <w:r>
+        <w:rPr>
+          <w:rFonts w:ascii="Arial" w:hAnsi="Arial" w:cs="Arial"/>
           <w:b/>
           <w:bCs/>
           <w:sz w:val="20"/>
           <w:szCs w:val="20"/>
         </w:rPr>
-        <w:t>3.3 Vector Search (FAISS)</w:t>
-      </w:r>
-    </w:p>
-    <w:p>
-      <w:pPr>
-        <w:rPr>
-          <w:rFonts w:ascii="Arial" w:hAnsi="Arial" w:cs="Arial"/>
-          <w:sz w:val="20"/>
-          <w:szCs w:val="20"/>
-        </w:rPr>
-      </w:pPr>
-      <w:r>
-        <w:rPr>
-          <w:rFonts w:ascii="Arial" w:hAnsi="Arial" w:cs="Arial"/>
-          <w:sz w:val="20"/>
-          <w:szCs w:val="20"/>
-        </w:rPr>
-        <w:t xml:space="preserve">Para la base de datos vectorial se uso </w:t>
-      </w:r>
-      <w:r>
-        <w:rPr>
-          <w:rFonts w:ascii="Arial" w:hAnsi="Arial" w:cs="Arial"/>
-          <w:sz w:val="20"/>
-          <w:szCs w:val="20"/>
-        </w:rPr>
-        <w:t>FAISS (Facebook AI Similarity Search)</w:t>
-      </w:r>
-      <w:r>
-        <w:rPr>
-          <w:rFonts w:ascii="Arial" w:hAnsi="Arial" w:cs="Arial"/>
-          <w:sz w:val="20"/>
-          <w:szCs w:val="20"/>
-        </w:rPr>
-        <w:t xml:space="preserve">. Su función principal es encontrar </w:t>
-      </w:r>
-      <w:r>
-        <w:rPr>
-          <w:rFonts w:ascii="Arial" w:hAnsi="Arial" w:cs="Arial"/>
-          <w:sz w:val="20"/>
-          <w:szCs w:val="20"/>
-        </w:rPr>
-        <w:t>los documentos más similares a una query:</w:t>
-      </w:r>
-    </w:p>
-    <w:p>
-      <w:pPr>
-        <w:rPr>
-          <w:rFonts w:ascii="Arial" w:hAnsi="Arial" w:cs="Arial"/>
-          <w:sz w:val="20"/>
-          <w:szCs w:val="20"/>
-        </w:rPr>
-      </w:pPr>
-      <w:r>
-        <w:rPr>
-          <w:rFonts w:ascii="Arial" w:hAnsi="Arial" w:cs="Arial"/>
-          <w:sz w:val="20"/>
-          <w:szCs w:val="20"/>
-        </w:rPr>
-        <w:t>embedding(query) ↔ embedding(document)</w:t>
-      </w:r>
-    </w:p>
-    <w:tbl>
-      <w:tblPr>
-        <w:tblW w:w="0" w:type="auto"/>
-        <w:tblCellSpacing w:w="15" w:type="dxa"/>
-        <w:tblCellMar>
-          <w:top w:w="15" w:type="dxa"/>
-          <w:left w:w="15" w:type="dxa"/>
-          <w:bottom w:w="15" w:type="dxa"/>
-          <w:right w:w="15" w:type="dxa"/>
-        </w:tblCellMar>
-        <w:tblLook w:val="04A0" w:firstRow="1" w:lastRow="0" w:firstColumn="1" w:lastColumn="0" w:noHBand="0" w:noVBand="1"/>
-      </w:tblPr>
-      <w:tblGrid>
-        <w:gridCol w:w="1351"/>
-        <w:gridCol w:w="872"/>
-      </w:tblGrid>
-      <w:tr>
-        <w:trPr>
-          <w:tblCellSpacing w:w="15" w:type="dxa"/>
-        </w:trPr>
-        <w:tc>
-          <w:tcPr>
-            <w:tcW w:w="0" w:type="auto"/>
-            <w:tcBorders>
-              <w:top w:val="single" w:sz="6" w:space="0" w:color="E6E6E6"/>
-              <w:left w:val="single" w:sz="6" w:space="0" w:color="E6E6E6"/>
-              <w:bottom w:val="single" w:sz="6" w:space="0" w:color="E6E6E6"/>
-              <w:right w:val="single" w:sz="6" w:space="0" w:color="E6E6E6"/>
-            </w:tcBorders>
-            <w:shd w:val="clear" w:color="auto" w:fill="F5F5F5"/>
-            <w:vAlign w:val="center"/>
-            <w:hideMark/>
-          </w:tcPr>
-          <w:p>
-            <w:pPr>
-              <w:rPr>
-                <w:rFonts w:ascii="Arial" w:hAnsi="Arial" w:cs="Arial"/>
-                <w:b/>
-                <w:bCs/>
-                <w:sz w:val="20"/>
-                <w:szCs w:val="20"/>
-              </w:rPr>
-            </w:pPr>
-            <w:r>
-              <w:rPr>
-                <w:rFonts w:ascii="Arial" w:hAnsi="Arial" w:cs="Arial"/>
-                <w:b/>
-                <w:bCs/>
-                <w:sz w:val="20"/>
-                <w:szCs w:val="20"/>
-              </w:rPr>
-              <w:t>Ventaja</w:t>
-            </w:r>
-          </w:p>
-        </w:tc>
-        <w:tc>
-          <w:tcPr>
-            <w:tcW w:w="0" w:type="auto"/>
-            <w:tcBorders>
-              <w:top w:val="single" w:sz="6" w:space="0" w:color="E6E6E6"/>
-              <w:left w:val="single" w:sz="6" w:space="0" w:color="E6E6E6"/>
-              <w:bottom w:val="single" w:sz="6" w:space="0" w:color="E6E6E6"/>
-              <w:right w:val="single" w:sz="6" w:space="0" w:color="E6E6E6"/>
-            </w:tcBorders>
-            <w:shd w:val="clear" w:color="auto" w:fill="F5F5F5"/>
-            <w:vAlign w:val="center"/>
-            <w:hideMark/>
-          </w:tcPr>
-          <w:p>
-            <w:pPr>
-              <w:rPr>
-                <w:rFonts w:ascii="Arial" w:hAnsi="Arial" w:cs="Arial"/>
-                <w:b/>
-                <w:bCs/>
-                <w:sz w:val="20"/>
-                <w:szCs w:val="20"/>
-              </w:rPr>
-            </w:pPr>
-            <w:r>
-              <w:rPr>
-                <w:rFonts w:ascii="Arial" w:hAnsi="Arial" w:cs="Arial"/>
-                <w:b/>
-                <w:bCs/>
-                <w:sz w:val="20"/>
-                <w:szCs w:val="20"/>
-              </w:rPr>
-              <w:t>Impacto</w:t>
-            </w:r>
-          </w:p>
-        </w:tc>
-      </w:tr>
-      <w:tr>
-        <w:trPr>
-          <w:tblCellSpacing w:w="15" w:type="dxa"/>
-        </w:trPr>
-        <w:tc>
-          <w:tcPr>
-            <w:tcW w:w="0" w:type="auto"/>
-            <w:tcBorders>
-              <w:top w:val="single" w:sz="6" w:space="0" w:color="E6E6E6"/>
-              <w:left w:val="single" w:sz="6" w:space="0" w:color="E6E6E6"/>
-              <w:bottom w:val="single" w:sz="6" w:space="0" w:color="E6E6E6"/>
-              <w:right w:val="single" w:sz="6" w:space="0" w:color="E6E6E6"/>
-            </w:tcBorders>
-            <w:vAlign w:val="center"/>
-            <w:hideMark/>
-          </w:tcPr>
-          <w:p>
-            <w:pPr>
-              <w:rPr>
-                <w:rFonts w:ascii="Arial" w:hAnsi="Arial" w:cs="Arial"/>
-                <w:sz w:val="20"/>
-                <w:szCs w:val="20"/>
-              </w:rPr>
-            </w:pPr>
-            <w:r>
-              <w:rPr>
-                <w:rFonts w:ascii="Arial" w:hAnsi="Arial" w:cs="Arial"/>
-                <w:sz w:val="20"/>
-                <w:szCs w:val="20"/>
-              </w:rPr>
-              <w:t>Alta velocidad</w:t>
-            </w:r>
-          </w:p>
-        </w:tc>
-        <w:tc>
-          <w:tcPr>
-            <w:tcW w:w="0" w:type="auto"/>
-            <w:tcBorders>
-              <w:top w:val="single" w:sz="6" w:space="0" w:color="E6E6E6"/>
-              <w:left w:val="single" w:sz="6" w:space="0" w:color="E6E6E6"/>
-              <w:bottom w:val="single" w:sz="6" w:space="0" w:color="E6E6E6"/>
-              <w:right w:val="single" w:sz="6" w:space="0" w:color="E6E6E6"/>
-            </w:tcBorders>
-            <w:vAlign w:val="center"/>
-            <w:hideMark/>
-          </w:tcPr>
-          <w:p>
-            <w:pPr>
-              <w:rPr>
-                <w:rFonts w:ascii="Arial" w:hAnsi="Arial" w:cs="Arial"/>
-                <w:sz w:val="20"/>
-                <w:szCs w:val="20"/>
-              </w:rPr>
-            </w:pPr>
-            <w:r>
-              <w:rPr>
-                <w:rFonts w:ascii="Segoe UI Emoji" w:hAnsi="Segoe UI Emoji" w:cs="Segoe UI Emoji"/>
-                <w:sz w:val="20"/>
-                <w:szCs w:val="20"/>
-              </w:rPr>
-              <w:t>✅</w:t>
-            </w:r>
-          </w:p>
-        </w:tc>
-      </w:tr>
-      <w:tr>
-        <w:trPr>
-          <w:tblCellSpacing w:w="15" w:type="dxa"/>
-        </w:trPr>
-        <w:tc>
-          <w:tcPr>
-            <w:tcW w:w="0" w:type="auto"/>
-            <w:tcBorders>
-              <w:top w:val="single" w:sz="6" w:space="0" w:color="E6E6E6"/>
-              <w:left w:val="single" w:sz="6" w:space="0" w:color="E6E6E6"/>
-              <w:bottom w:val="single" w:sz="6" w:space="0" w:color="E6E6E6"/>
-              <w:right w:val="single" w:sz="6" w:space="0" w:color="E6E6E6"/>
-            </w:tcBorders>
-            <w:vAlign w:val="center"/>
-            <w:hideMark/>
-          </w:tcPr>
-          <w:p>
-            <w:pPr>
-              <w:rPr>
-                <w:rFonts w:ascii="Arial" w:hAnsi="Arial" w:cs="Arial"/>
-                <w:sz w:val="20"/>
-                <w:szCs w:val="20"/>
-              </w:rPr>
-            </w:pPr>
-            <w:r>
-              <w:rPr>
-                <w:rFonts w:ascii="Arial" w:hAnsi="Arial" w:cs="Arial"/>
-                <w:sz w:val="20"/>
-                <w:szCs w:val="20"/>
-              </w:rPr>
-              <w:t>Escalabilidad</w:t>
-            </w:r>
-          </w:p>
-        </w:tc>
-        <w:tc>
-          <w:tcPr>
-            <w:tcW w:w="0" w:type="auto"/>
-            <w:tcBorders>
-              <w:top w:val="single" w:sz="6" w:space="0" w:color="E6E6E6"/>
-              <w:left w:val="single" w:sz="6" w:space="0" w:color="E6E6E6"/>
-              <w:bottom w:val="single" w:sz="6" w:space="0" w:color="E6E6E6"/>
-              <w:right w:val="single" w:sz="6" w:space="0" w:color="E6E6E6"/>
-            </w:tcBorders>
-            <w:vAlign w:val="center"/>
-            <w:hideMark/>
-          </w:tcPr>
-          <w:p>
-            <w:pPr>
-              <w:rPr>
-                <w:rFonts w:ascii="Arial" w:hAnsi="Arial" w:cs="Arial"/>
-                <w:sz w:val="20"/>
-                <w:szCs w:val="20"/>
-              </w:rPr>
-            </w:pPr>
-            <w:r>
-              <w:rPr>
-                <w:rFonts w:ascii="Segoe UI Emoji" w:hAnsi="Segoe UI Emoji" w:cs="Segoe UI Emoji"/>
-                <w:sz w:val="20"/>
-                <w:szCs w:val="20"/>
-              </w:rPr>
-              <w:t>✅</w:t>
-            </w:r>
-          </w:p>
-        </w:tc>
-      </w:tr>
-      <w:tr>
-        <w:trPr>
-          <w:tblCellSpacing w:w="15" w:type="dxa"/>
-        </w:trPr>
-        <w:tc>
-          <w:tcPr>
-            <w:tcW w:w="0" w:type="auto"/>
-            <w:tcBorders>
-              <w:top w:val="single" w:sz="6" w:space="0" w:color="E6E6E6"/>
-              <w:left w:val="single" w:sz="6" w:space="0" w:color="E6E6E6"/>
-              <w:bottom w:val="single" w:sz="6" w:space="0" w:color="E6E6E6"/>
-              <w:right w:val="single" w:sz="6" w:space="0" w:color="E6E6E6"/>
-            </w:tcBorders>
-            <w:vAlign w:val="center"/>
-            <w:hideMark/>
-          </w:tcPr>
-          <w:p>
-            <w:pPr>
-              <w:rPr>
-                <w:rFonts w:ascii="Arial" w:hAnsi="Arial" w:cs="Arial"/>
-                <w:sz w:val="20"/>
-                <w:szCs w:val="20"/>
-              </w:rPr>
-            </w:pPr>
-            <w:r>
-              <w:rPr>
-                <w:rFonts w:ascii="Arial" w:hAnsi="Arial" w:cs="Arial"/>
-                <w:sz w:val="20"/>
-                <w:szCs w:val="20"/>
-              </w:rPr>
-              <w:t>Open-source</w:t>
-            </w:r>
-          </w:p>
-        </w:tc>
-        <w:tc>
-          <w:tcPr>
-            <w:tcW w:w="0" w:type="auto"/>
-            <w:tcBorders>
-              <w:top w:val="single" w:sz="6" w:space="0" w:color="E6E6E6"/>
-              <w:left w:val="single" w:sz="6" w:space="0" w:color="E6E6E6"/>
-              <w:bottom w:val="single" w:sz="6" w:space="0" w:color="E6E6E6"/>
-              <w:right w:val="single" w:sz="6" w:space="0" w:color="E6E6E6"/>
-            </w:tcBorders>
-            <w:vAlign w:val="center"/>
-            <w:hideMark/>
-          </w:tcPr>
-          <w:p>
-            <w:pPr>
-              <w:rPr>
-                <w:rFonts w:ascii="Arial" w:hAnsi="Arial" w:cs="Arial"/>
-                <w:sz w:val="20"/>
-                <w:szCs w:val="20"/>
-              </w:rPr>
-            </w:pPr>
-            <w:r>
-              <w:rPr>
-                <w:rFonts w:ascii="Segoe UI Emoji" w:hAnsi="Segoe UI Emoji" w:cs="Segoe UI Emoji"/>
-                <w:sz w:val="20"/>
-                <w:szCs w:val="20"/>
-              </w:rPr>
-              <w:t>✅</w:t>
-            </w:r>
-          </w:p>
-        </w:tc>
-      </w:tr>
-    </w:tbl>
-    <w:p>
-      <w:pPr>
-        <w:rPr>
-          <w:rFonts w:ascii="Arial" w:hAnsi="Arial" w:cs="Arial"/>
-          <w:sz w:val="20"/>
-          <w:szCs w:val="20"/>
-        </w:rPr>
-      </w:pPr>
-    </w:p>
-    <w:p>
-      <w:pPr>
-        <w:rPr>
-          <w:rFonts w:ascii="Arial" w:hAnsi="Arial" w:cs="Arial"/>
-          <w:sz w:val="20"/>
-          <w:szCs w:val="20"/>
-        </w:rPr>
-      </w:pPr>
-    </w:p>
-    <w:p>
-      <w:pPr>
+        <w:t>BAAI/bge-m3</w:t>
+      </w:r>
+    </w:p>
+    <w:p>
+      <w:pPr>
+        <w:spacing w:after="0" w:line="360" w:lineRule="auto"/>
+        <w:rPr>
+          <w:rFonts w:ascii="Arial" w:hAnsi="Arial" w:cs="Arial"/>
+          <w:sz w:val="20"/>
+          <w:szCs w:val="20"/>
+          <w:u w:val="single"/>
+        </w:rPr>
+      </w:pPr>
+    </w:p>
+    <w:p>
+      <w:pPr>
+        <w:pStyle w:val="Prrafodelista"/>
+        <w:numPr>
+          <w:ilvl w:val="1"/>
+          <w:numId w:val="17"/>
+        </w:numPr>
+        <w:spacing w:before="120" w:after="0" w:line="360" w:lineRule="auto"/>
+        <w:contextualSpacing w:val="0"/>
         <w:rPr>
           <w:rFonts w:ascii="Arial" w:hAnsi="Arial" w:cs="Arial"/>
           <w:b/>
@@ -2824,17 +2558,2373 @@
           <w:sz w:val="20"/>
           <w:szCs w:val="20"/>
         </w:rPr>
-        <w:t>3.4 Query Intelligence</w:t>
-      </w:r>
-    </w:p>
-    <w:p>
-      <w:pPr>
+        <w:t>Vector Search (FAISS)</w:t>
+      </w:r>
+    </w:p>
+    <w:p>
+      <w:pPr>
+        <w:spacing w:after="0" w:line="360" w:lineRule="auto"/>
+        <w:ind w:firstLine="180"/>
+        <w:jc w:val="both"/>
+        <w:rPr>
+          <w:rFonts w:ascii="Arial" w:hAnsi="Arial" w:cs="Arial"/>
+          <w:sz w:val="20"/>
+          <w:szCs w:val="20"/>
+        </w:rPr>
+      </w:pPr>
+      <w:r>
+        <w:rPr>
+          <w:rFonts w:ascii="Arial" w:hAnsi="Arial" w:cs="Arial"/>
+          <w:sz w:val="20"/>
+          <w:szCs w:val="20"/>
+        </w:rPr>
+        <w:t xml:space="preserve">Para la base de datos vectorial se </w:t>
+      </w:r>
+      <w:r>
+        <w:rPr>
+          <w:rFonts w:ascii="Arial" w:hAnsi="Arial" w:cs="Arial"/>
+          <w:sz w:val="20"/>
+          <w:szCs w:val="20"/>
+        </w:rPr>
+        <w:t>usó</w:t>
+      </w:r>
+      <w:r>
+        <w:rPr>
+          <w:rFonts w:ascii="Arial" w:hAnsi="Arial" w:cs="Arial"/>
+          <w:sz w:val="20"/>
+          <w:szCs w:val="20"/>
+        </w:rPr>
+        <w:t xml:space="preserve"> </w:t>
+      </w:r>
+      <w:r>
         <w:rPr>
           <w:rFonts w:ascii="Arial" w:hAnsi="Arial" w:cs="Arial"/>
           <w:b/>
           <w:bCs/>
           <w:sz w:val="20"/>
           <w:szCs w:val="20"/>
+        </w:rPr>
+        <w:t>FAISS</w:t>
+      </w:r>
+      <w:r>
+        <w:rPr>
+          <w:rFonts w:ascii="Arial" w:hAnsi="Arial" w:cs="Arial"/>
+          <w:sz w:val="20"/>
+          <w:szCs w:val="20"/>
+        </w:rPr>
+        <w:t xml:space="preserve"> (Facebook AI </w:t>
+      </w:r>
+      <w:proofErr w:type="spellStart"/>
+      <w:r>
+        <w:rPr>
+          <w:rFonts w:ascii="Arial" w:hAnsi="Arial" w:cs="Arial"/>
+          <w:sz w:val="20"/>
+          <w:szCs w:val="20"/>
+        </w:rPr>
+        <w:t>Similarity</w:t>
+      </w:r>
+      <w:proofErr w:type="spellEnd"/>
+      <w:r>
+        <w:rPr>
+          <w:rFonts w:ascii="Arial" w:hAnsi="Arial" w:cs="Arial"/>
+          <w:sz w:val="20"/>
+          <w:szCs w:val="20"/>
+        </w:rPr>
+        <w:t xml:space="preserve"> Search)</w:t>
+      </w:r>
+      <w:r>
+        <w:rPr>
+          <w:rFonts w:ascii="Arial" w:hAnsi="Arial" w:cs="Arial"/>
+          <w:sz w:val="20"/>
+          <w:szCs w:val="20"/>
+        </w:rPr>
+        <w:t xml:space="preserve">. Su función principal es encontrar </w:t>
+      </w:r>
+      <w:r>
+        <w:rPr>
+          <w:rFonts w:ascii="Arial" w:hAnsi="Arial" w:cs="Arial"/>
+          <w:sz w:val="20"/>
+          <w:szCs w:val="20"/>
+        </w:rPr>
+        <w:t xml:space="preserve">los documentos más similares a una </w:t>
+      </w:r>
+      <w:proofErr w:type="spellStart"/>
+      <w:r>
+        <w:rPr>
+          <w:rFonts w:ascii="Arial" w:hAnsi="Arial" w:cs="Arial"/>
+          <w:sz w:val="20"/>
+          <w:szCs w:val="20"/>
+        </w:rPr>
+        <w:t>query</w:t>
+      </w:r>
+      <w:proofErr w:type="spellEnd"/>
+      <w:r>
+        <w:rPr>
+          <w:rFonts w:ascii="Arial" w:hAnsi="Arial" w:cs="Arial"/>
+          <w:sz w:val="20"/>
+          <w:szCs w:val="20"/>
+        </w:rPr>
+        <w:t>:</w:t>
+      </w:r>
+    </w:p>
+    <w:p>
+      <w:pPr>
+        <w:spacing w:after="0" w:line="360" w:lineRule="auto"/>
+        <w:ind w:firstLine="180"/>
+        <w:jc w:val="center"/>
+        <w:rPr>
+          <w:rFonts w:ascii="Arial" w:hAnsi="Arial" w:cs="Arial"/>
+          <w:sz w:val="20"/>
+          <w:szCs w:val="20"/>
+        </w:rPr>
+      </w:pPr>
+      <w:proofErr w:type="spellStart"/>
+      <w:r>
+        <w:rPr>
+          <w:rFonts w:ascii="Arial" w:hAnsi="Arial" w:cs="Arial"/>
+          <w:sz w:val="20"/>
+          <w:szCs w:val="20"/>
+        </w:rPr>
+        <w:t>embedding</w:t>
+      </w:r>
+      <w:proofErr w:type="spellEnd"/>
+      <w:r>
+        <w:rPr>
+          <w:rFonts w:ascii="Arial" w:hAnsi="Arial" w:cs="Arial"/>
+          <w:sz w:val="20"/>
+          <w:szCs w:val="20"/>
+        </w:rPr>
+        <w:t>(</w:t>
+      </w:r>
+      <w:proofErr w:type="spellStart"/>
+      <w:r>
+        <w:rPr>
+          <w:rFonts w:ascii="Arial" w:hAnsi="Arial" w:cs="Arial"/>
+          <w:sz w:val="20"/>
+          <w:szCs w:val="20"/>
+        </w:rPr>
+        <w:t>query</w:t>
+      </w:r>
+      <w:proofErr w:type="spellEnd"/>
+      <w:r>
+        <w:rPr>
+          <w:rFonts w:ascii="Arial" w:hAnsi="Arial" w:cs="Arial"/>
+          <w:sz w:val="20"/>
+          <w:szCs w:val="20"/>
+        </w:rPr>
+        <w:t xml:space="preserve">) ↔ </w:t>
+      </w:r>
+      <w:proofErr w:type="spellStart"/>
+      <w:r>
+        <w:rPr>
+          <w:rFonts w:ascii="Arial" w:hAnsi="Arial" w:cs="Arial"/>
+          <w:sz w:val="20"/>
+          <w:szCs w:val="20"/>
+        </w:rPr>
+        <w:t>embedding</w:t>
+      </w:r>
+      <w:proofErr w:type="spellEnd"/>
+      <w:r>
+        <w:rPr>
+          <w:rFonts w:ascii="Arial" w:hAnsi="Arial" w:cs="Arial"/>
+          <w:sz w:val="20"/>
+          <w:szCs w:val="20"/>
+        </w:rPr>
+        <w:t>(</w:t>
+      </w:r>
+      <w:proofErr w:type="spellStart"/>
+      <w:r>
+        <w:rPr>
+          <w:rFonts w:ascii="Arial" w:hAnsi="Arial" w:cs="Arial"/>
+          <w:sz w:val="20"/>
+          <w:szCs w:val="20"/>
+        </w:rPr>
+        <w:t>document</w:t>
+      </w:r>
+      <w:proofErr w:type="spellEnd"/>
+      <w:r>
+        <w:rPr>
+          <w:rFonts w:ascii="Arial" w:hAnsi="Arial" w:cs="Arial"/>
+          <w:sz w:val="20"/>
+          <w:szCs w:val="20"/>
+        </w:rPr>
+        <w:t>)</w:t>
+      </w:r>
+    </w:p>
+    <w:p>
+      <w:pPr>
+        <w:spacing w:after="0" w:line="360" w:lineRule="auto"/>
+        <w:ind w:firstLine="180"/>
+        <w:rPr>
+          <w:rFonts w:ascii="Arial" w:hAnsi="Arial" w:cs="Arial"/>
+          <w:sz w:val="20"/>
+          <w:szCs w:val="20"/>
+        </w:rPr>
+      </w:pPr>
+      <w:r>
+        <w:rPr>
+          <w:rFonts w:ascii="Arial" w:hAnsi="Arial" w:cs="Arial"/>
+          <w:sz w:val="20"/>
+          <w:szCs w:val="20"/>
+        </w:rPr>
+        <w:t>Las ventajas de esta base de datos son alta velocidad, escalabilidad y open-</w:t>
+      </w:r>
+      <w:proofErr w:type="spellStart"/>
+      <w:r>
+        <w:rPr>
+          <w:rFonts w:ascii="Arial" w:hAnsi="Arial" w:cs="Arial"/>
+          <w:sz w:val="20"/>
+          <w:szCs w:val="20"/>
+        </w:rPr>
+        <w:t>source</w:t>
+      </w:r>
+      <w:proofErr w:type="spellEnd"/>
+      <w:r>
+        <w:rPr>
+          <w:rFonts w:ascii="Arial" w:hAnsi="Arial" w:cs="Arial"/>
+          <w:sz w:val="20"/>
+          <w:szCs w:val="20"/>
+        </w:rPr>
+        <w:t>.</w:t>
+      </w:r>
+    </w:p>
+    <w:p>
+      <w:pPr>
+        <w:spacing w:after="0" w:line="360" w:lineRule="auto"/>
+        <w:rPr>
+          <w:rFonts w:ascii="Arial" w:hAnsi="Arial" w:cs="Arial"/>
+          <w:sz w:val="20"/>
+          <w:szCs w:val="20"/>
+        </w:rPr>
+      </w:pPr>
+    </w:p>
+    <w:p>
+      <w:pPr>
+        <w:spacing w:after="0" w:line="360" w:lineRule="auto"/>
+        <w:rPr>
+          <w:rFonts w:ascii="Arial" w:hAnsi="Arial" w:cs="Arial"/>
+          <w:sz w:val="20"/>
+          <w:szCs w:val="20"/>
+        </w:rPr>
+      </w:pPr>
+      <w:r>
+        <w:rPr>
+          <w:rFonts w:ascii="Arial" w:hAnsi="Arial" w:cs="Arial"/>
+          <w:b/>
+          <w:bCs/>
+          <w:sz w:val="20"/>
+          <w:szCs w:val="20"/>
+        </w:rPr>
+        <w:t>FAISS / </w:t>
+      </w:r>
+      <w:proofErr w:type="spellStart"/>
+      <w:r>
+        <w:rPr>
+          <w:rFonts w:ascii="Arial" w:hAnsi="Arial" w:cs="Arial"/>
+          <w:b/>
+          <w:bCs/>
+          <w:sz w:val="20"/>
+          <w:szCs w:val="20"/>
+        </w:rPr>
+        <w:t>VectorStore</w:t>
+      </w:r>
+      <w:proofErr w:type="spellEnd"/>
+      <w:r>
+        <w:rPr>
+          <w:rFonts w:ascii="Arial" w:hAnsi="Arial" w:cs="Arial"/>
+          <w:b/>
+          <w:bCs/>
+          <w:sz w:val="20"/>
+          <w:szCs w:val="20"/>
+        </w:rPr>
+        <w:t> simple</w:t>
+      </w:r>
+      <w:r>
+        <w:rPr>
+          <w:rFonts w:ascii="Arial" w:hAnsi="Arial" w:cs="Arial"/>
+          <w:sz w:val="20"/>
+          <w:szCs w:val="20"/>
+        </w:rPr>
+        <w:t>:</w:t>
+      </w:r>
+    </w:p>
+    <w:p>
+      <w:pPr>
+        <w:numPr>
+          <w:ilvl w:val="0"/>
+          <w:numId w:val="21"/>
+        </w:numPr>
+        <w:spacing w:after="0" w:line="360" w:lineRule="auto"/>
+        <w:rPr>
+          <w:rFonts w:ascii="Arial" w:hAnsi="Arial" w:cs="Arial"/>
+          <w:sz w:val="20"/>
+          <w:szCs w:val="20"/>
+        </w:rPr>
+      </w:pPr>
+      <w:r>
+        <w:rPr>
+          <w:rFonts w:ascii="Arial" w:hAnsi="Arial" w:cs="Arial"/>
+          <w:sz w:val="20"/>
+          <w:szCs w:val="20"/>
+        </w:rPr>
+        <w:t>Trabaja local.</w:t>
+      </w:r>
+    </w:p>
+    <w:p>
+      <w:pPr>
+        <w:numPr>
+          <w:ilvl w:val="0"/>
+          <w:numId w:val="21"/>
+        </w:numPr>
+        <w:spacing w:after="0" w:line="360" w:lineRule="auto"/>
+        <w:rPr>
+          <w:rFonts w:ascii="Arial" w:hAnsi="Arial" w:cs="Arial"/>
+          <w:sz w:val="20"/>
+          <w:szCs w:val="20"/>
+        </w:rPr>
+      </w:pPr>
+      <w:r>
+        <w:rPr>
+          <w:rFonts w:ascii="Arial" w:hAnsi="Arial" w:cs="Arial"/>
+          <w:sz w:val="20"/>
+          <w:szCs w:val="20"/>
+        </w:rPr>
+        <w:t>Es rápido para búsquedas vectoriales.</w:t>
+      </w:r>
+    </w:p>
+    <w:p>
+      <w:pPr>
+        <w:numPr>
+          <w:ilvl w:val="0"/>
+          <w:numId w:val="21"/>
+        </w:numPr>
+        <w:spacing w:after="0" w:line="360" w:lineRule="auto"/>
+        <w:rPr>
+          <w:rFonts w:ascii="Arial" w:hAnsi="Arial" w:cs="Arial"/>
+          <w:sz w:val="20"/>
+          <w:szCs w:val="20"/>
+        </w:rPr>
+      </w:pPr>
+      <w:r>
+        <w:rPr>
+          <w:rFonts w:ascii="Arial" w:hAnsi="Arial" w:cs="Arial"/>
+          <w:sz w:val="20"/>
+          <w:szCs w:val="20"/>
+        </w:rPr>
+        <w:t>No requiere servidor ni base externa.</w:t>
+      </w:r>
+    </w:p>
+    <w:p>
+      <w:pPr>
+        <w:numPr>
+          <w:ilvl w:val="0"/>
+          <w:numId w:val="21"/>
+        </w:numPr>
+        <w:spacing w:after="0" w:line="360" w:lineRule="auto"/>
+        <w:rPr>
+          <w:rFonts w:ascii="Arial" w:hAnsi="Arial" w:cs="Arial"/>
+          <w:sz w:val="20"/>
+          <w:szCs w:val="20"/>
+        </w:rPr>
+      </w:pPr>
+      <w:r>
+        <w:rPr>
+          <w:rFonts w:ascii="Arial" w:hAnsi="Arial" w:cs="Arial"/>
+          <w:sz w:val="20"/>
+          <w:szCs w:val="20"/>
+        </w:rPr>
+        <w:t xml:space="preserve">Tu </w:t>
+      </w:r>
+      <w:proofErr w:type="spellStart"/>
+      <w:r>
+        <w:rPr>
+          <w:rFonts w:ascii="Arial" w:hAnsi="Arial" w:cs="Arial"/>
+          <w:sz w:val="20"/>
+          <w:szCs w:val="20"/>
+        </w:rPr>
+        <w:t>dataset</w:t>
+      </w:r>
+      <w:proofErr w:type="spellEnd"/>
+      <w:r>
+        <w:rPr>
+          <w:rFonts w:ascii="Arial" w:hAnsi="Arial" w:cs="Arial"/>
+          <w:sz w:val="20"/>
+          <w:szCs w:val="20"/>
+        </w:rPr>
+        <w:t xml:space="preserve"> parece chico/mediano y se reconstruye al ejecutar.</w:t>
+      </w:r>
+    </w:p>
+    <w:p>
+      <w:pPr>
+        <w:spacing w:after="0" w:line="360" w:lineRule="auto"/>
+        <w:rPr>
+          <w:rFonts w:ascii="Arial" w:hAnsi="Arial" w:cs="Arial"/>
+          <w:sz w:val="20"/>
+          <w:szCs w:val="20"/>
+        </w:rPr>
+      </w:pPr>
+      <w:proofErr w:type="spellStart"/>
+      <w:r>
+        <w:rPr>
+          <w:rFonts w:ascii="Arial" w:hAnsi="Arial" w:cs="Arial"/>
+          <w:b/>
+          <w:bCs/>
+          <w:sz w:val="20"/>
+          <w:szCs w:val="20"/>
+        </w:rPr>
+        <w:t>ChromaDB</w:t>
+      </w:r>
+      <w:proofErr w:type="spellEnd"/>
+      <w:r>
+        <w:rPr>
+          <w:rFonts w:ascii="Arial" w:hAnsi="Arial" w:cs="Arial"/>
+          <w:b/>
+          <w:bCs/>
+          <w:sz w:val="20"/>
+          <w:szCs w:val="20"/>
+        </w:rPr>
+        <w:t xml:space="preserve"> es mejor</w:t>
+      </w:r>
+      <w:r>
+        <w:rPr>
+          <w:rFonts w:ascii="Arial" w:hAnsi="Arial" w:cs="Arial"/>
+          <w:sz w:val="20"/>
+          <w:szCs w:val="20"/>
+        </w:rPr>
+        <w:t> </w:t>
+      </w:r>
+      <w:r>
+        <w:rPr>
+          <w:rFonts w:ascii="Arial" w:hAnsi="Arial" w:cs="Arial"/>
+          <w:sz w:val="20"/>
+          <w:szCs w:val="20"/>
+        </w:rPr>
+        <w:t>si se quiere</w:t>
+      </w:r>
+      <w:r>
+        <w:rPr>
+          <w:rFonts w:ascii="Arial" w:hAnsi="Arial" w:cs="Arial"/>
+          <w:sz w:val="20"/>
+          <w:szCs w:val="20"/>
+        </w:rPr>
+        <w:t>:</w:t>
+      </w:r>
+    </w:p>
+    <w:p>
+      <w:pPr>
+        <w:numPr>
+          <w:ilvl w:val="0"/>
+          <w:numId w:val="22"/>
+        </w:numPr>
+        <w:spacing w:after="0" w:line="360" w:lineRule="auto"/>
+        <w:rPr>
+          <w:rFonts w:ascii="Arial" w:hAnsi="Arial" w:cs="Arial"/>
+          <w:sz w:val="20"/>
+          <w:szCs w:val="20"/>
+        </w:rPr>
+      </w:pPr>
+      <w:r>
+        <w:rPr>
+          <w:rFonts w:ascii="Arial" w:hAnsi="Arial" w:cs="Arial"/>
+          <w:sz w:val="20"/>
+          <w:szCs w:val="20"/>
+        </w:rPr>
+        <w:t xml:space="preserve">Persistir </w:t>
+      </w:r>
+      <w:proofErr w:type="spellStart"/>
+      <w:r>
+        <w:rPr>
+          <w:rFonts w:ascii="Arial" w:hAnsi="Arial" w:cs="Arial"/>
+          <w:sz w:val="20"/>
+          <w:szCs w:val="20"/>
+        </w:rPr>
+        <w:t>embeddings</w:t>
+      </w:r>
+      <w:proofErr w:type="spellEnd"/>
+      <w:r>
+        <w:rPr>
+          <w:rFonts w:ascii="Arial" w:hAnsi="Arial" w:cs="Arial"/>
+          <w:sz w:val="20"/>
+          <w:szCs w:val="20"/>
+        </w:rPr>
+        <w:t xml:space="preserve"> sin recalcularlos cada vez.</w:t>
+      </w:r>
+    </w:p>
+    <w:p>
+      <w:pPr>
+        <w:numPr>
+          <w:ilvl w:val="0"/>
+          <w:numId w:val="22"/>
+        </w:numPr>
+        <w:spacing w:after="0" w:line="360" w:lineRule="auto"/>
+        <w:rPr>
+          <w:rFonts w:ascii="Arial" w:hAnsi="Arial" w:cs="Arial"/>
+          <w:sz w:val="20"/>
+          <w:szCs w:val="20"/>
+        </w:rPr>
+      </w:pPr>
+      <w:r>
+        <w:rPr>
+          <w:rFonts w:ascii="Arial" w:hAnsi="Arial" w:cs="Arial"/>
+          <w:sz w:val="20"/>
+          <w:szCs w:val="20"/>
+        </w:rPr>
+        <w:t>Agregar/borrar documentos fácilmente.</w:t>
+      </w:r>
+    </w:p>
+    <w:p>
+      <w:pPr>
+        <w:numPr>
+          <w:ilvl w:val="0"/>
+          <w:numId w:val="22"/>
+        </w:numPr>
+        <w:spacing w:after="0" w:line="360" w:lineRule="auto"/>
+        <w:rPr>
+          <w:rFonts w:ascii="Arial" w:hAnsi="Arial" w:cs="Arial"/>
+          <w:sz w:val="20"/>
+          <w:szCs w:val="20"/>
+        </w:rPr>
+      </w:pPr>
+      <w:r>
+        <w:rPr>
+          <w:rFonts w:ascii="Arial" w:hAnsi="Arial" w:cs="Arial"/>
+          <w:sz w:val="20"/>
+          <w:szCs w:val="20"/>
+        </w:rPr>
+        <w:t xml:space="preserve">Guardar </w:t>
+      </w:r>
+      <w:proofErr w:type="spellStart"/>
+      <w:r>
+        <w:rPr>
+          <w:rFonts w:ascii="Arial" w:hAnsi="Arial" w:cs="Arial"/>
+          <w:sz w:val="20"/>
+          <w:szCs w:val="20"/>
+        </w:rPr>
+        <w:t>metadata</w:t>
+      </w:r>
+      <w:proofErr w:type="spellEnd"/>
+      <w:r>
+        <w:rPr>
+          <w:rFonts w:ascii="Arial" w:hAnsi="Arial" w:cs="Arial"/>
+          <w:sz w:val="20"/>
+          <w:szCs w:val="20"/>
+        </w:rPr>
+        <w:t xml:space="preserve"> y filtrar por </w:t>
+      </w:r>
+      <w:proofErr w:type="spellStart"/>
+      <w:r>
+        <w:rPr>
+          <w:rFonts w:ascii="Arial" w:hAnsi="Arial" w:cs="Arial"/>
+          <w:sz w:val="20"/>
+          <w:szCs w:val="20"/>
+        </w:rPr>
+        <w:t>source</w:t>
+      </w:r>
+      <w:proofErr w:type="spellEnd"/>
+      <w:r>
+        <w:rPr>
+          <w:rFonts w:ascii="Arial" w:hAnsi="Arial" w:cs="Arial"/>
+          <w:sz w:val="20"/>
+          <w:szCs w:val="20"/>
+        </w:rPr>
+        <w:t>, sección, tipo de documento, etc.</w:t>
+      </w:r>
+    </w:p>
+    <w:p>
+      <w:pPr>
+        <w:numPr>
+          <w:ilvl w:val="0"/>
+          <w:numId w:val="22"/>
+        </w:numPr>
+        <w:spacing w:after="0" w:line="360" w:lineRule="auto"/>
+        <w:rPr>
+          <w:rFonts w:ascii="Arial" w:hAnsi="Arial" w:cs="Arial"/>
+          <w:sz w:val="20"/>
+          <w:szCs w:val="20"/>
+        </w:rPr>
+      </w:pPr>
+      <w:r>
+        <w:rPr>
+          <w:rFonts w:ascii="Arial" w:hAnsi="Arial" w:cs="Arial"/>
+          <w:sz w:val="20"/>
+          <w:szCs w:val="20"/>
+        </w:rPr>
+        <w:lastRenderedPageBreak/>
+        <w:t xml:space="preserve">Escalar el </w:t>
+      </w:r>
+      <w:proofErr w:type="spellStart"/>
+      <w:r>
+        <w:rPr>
+          <w:rFonts w:ascii="Arial" w:hAnsi="Arial" w:cs="Arial"/>
+          <w:sz w:val="20"/>
+          <w:szCs w:val="20"/>
+        </w:rPr>
+        <w:t>chatbot</w:t>
+      </w:r>
+      <w:proofErr w:type="spellEnd"/>
+      <w:r>
+        <w:rPr>
+          <w:rFonts w:ascii="Arial" w:hAnsi="Arial" w:cs="Arial"/>
+          <w:sz w:val="20"/>
+          <w:szCs w:val="20"/>
+        </w:rPr>
+        <w:t xml:space="preserve"> como aplicación más estable.</w:t>
+      </w:r>
+    </w:p>
+    <w:p>
+      <w:pPr>
+        <w:numPr>
+          <w:ilvl w:val="0"/>
+          <w:numId w:val="22"/>
+        </w:numPr>
+        <w:spacing w:after="0" w:line="360" w:lineRule="auto"/>
+        <w:rPr>
+          <w:rFonts w:ascii="Arial" w:hAnsi="Arial" w:cs="Arial"/>
+          <w:sz w:val="20"/>
+          <w:szCs w:val="20"/>
+        </w:rPr>
+      </w:pPr>
+      <w:r>
+        <w:rPr>
+          <w:rFonts w:ascii="Arial" w:hAnsi="Arial" w:cs="Arial"/>
+          <w:sz w:val="20"/>
+          <w:szCs w:val="20"/>
+        </w:rPr>
+        <w:t xml:space="preserve">Integrarte con </w:t>
+      </w:r>
+      <w:proofErr w:type="spellStart"/>
+      <w:r>
+        <w:rPr>
+          <w:rFonts w:ascii="Arial" w:hAnsi="Arial" w:cs="Arial"/>
+          <w:sz w:val="20"/>
+          <w:szCs w:val="20"/>
+        </w:rPr>
+        <w:t>LangChain</w:t>
+      </w:r>
+      <w:proofErr w:type="spellEnd"/>
+      <w:r>
+        <w:rPr>
+          <w:rFonts w:ascii="Arial" w:hAnsi="Arial" w:cs="Arial"/>
+          <w:sz w:val="20"/>
+          <w:szCs w:val="20"/>
+        </w:rPr>
+        <w:t xml:space="preserve"> de forma más directa.</w:t>
+      </w:r>
+    </w:p>
+    <w:p>
+      <w:pPr>
+        <w:spacing w:after="0" w:line="360" w:lineRule="auto"/>
+        <w:rPr>
+          <w:rFonts w:ascii="Arial" w:hAnsi="Arial" w:cs="Arial"/>
+          <w:sz w:val="20"/>
+          <w:szCs w:val="20"/>
+        </w:rPr>
+      </w:pPr>
+    </w:p>
+    <w:p>
+      <w:pPr>
+        <w:pStyle w:val="Prrafodelista"/>
+        <w:numPr>
+          <w:ilvl w:val="1"/>
+          <w:numId w:val="17"/>
+        </w:numPr>
+        <w:spacing w:before="120" w:after="0" w:line="360" w:lineRule="auto"/>
+        <w:contextualSpacing w:val="0"/>
+        <w:rPr>
+          <w:rFonts w:ascii="Arial" w:hAnsi="Arial" w:cs="Arial"/>
+          <w:b/>
+          <w:bCs/>
+          <w:sz w:val="20"/>
+          <w:szCs w:val="20"/>
+        </w:rPr>
+      </w:pPr>
+      <w:r>
+        <w:rPr>
+          <w:rFonts w:ascii="Arial" w:hAnsi="Arial" w:cs="Arial"/>
+          <w:b/>
+          <w:bCs/>
+          <w:sz w:val="20"/>
+          <w:szCs w:val="20"/>
+        </w:rPr>
+        <w:t xml:space="preserve">Query </w:t>
+      </w:r>
+      <w:proofErr w:type="spellStart"/>
+      <w:r>
+        <w:rPr>
+          <w:rFonts w:ascii="Arial" w:hAnsi="Arial" w:cs="Arial"/>
+          <w:b/>
+          <w:bCs/>
+          <w:sz w:val="20"/>
+          <w:szCs w:val="20"/>
+        </w:rPr>
+        <w:t>Intelligence</w:t>
+      </w:r>
+      <w:proofErr w:type="spellEnd"/>
+    </w:p>
+    <w:p>
+      <w:pPr>
+        <w:pStyle w:val="Prrafodelista"/>
+        <w:numPr>
+          <w:ilvl w:val="0"/>
+          <w:numId w:val="19"/>
+        </w:numPr>
+        <w:tabs>
+          <w:tab w:val="left" w:pos="990"/>
+        </w:tabs>
+        <w:spacing w:after="0" w:line="360" w:lineRule="auto"/>
+        <w:ind w:left="990"/>
+        <w:rPr>
+          <w:rFonts w:ascii="Arial" w:hAnsi="Arial" w:cs="Arial"/>
+          <w:b/>
+          <w:bCs/>
+          <w:sz w:val="20"/>
+          <w:szCs w:val="20"/>
+        </w:rPr>
+      </w:pPr>
+      <w:r>
+        <w:rPr>
+          <w:rFonts w:ascii="Arial" w:hAnsi="Arial" w:cs="Arial"/>
+          <w:b/>
+          <w:bCs/>
+          <w:sz w:val="20"/>
+          <w:szCs w:val="20"/>
+        </w:rPr>
+        <w:t xml:space="preserve">Query </w:t>
+      </w:r>
+      <w:proofErr w:type="spellStart"/>
+      <w:r>
+        <w:rPr>
+          <w:rFonts w:ascii="Arial" w:hAnsi="Arial" w:cs="Arial"/>
+          <w:b/>
+          <w:bCs/>
+          <w:sz w:val="20"/>
+          <w:szCs w:val="20"/>
+        </w:rPr>
+        <w:t>Rewriting</w:t>
+      </w:r>
+      <w:proofErr w:type="spellEnd"/>
+    </w:p>
+    <w:p>
+      <w:pPr>
+        <w:spacing w:after="0" w:line="360" w:lineRule="auto"/>
+        <w:ind w:firstLine="180"/>
+        <w:rPr>
+          <w:rFonts w:ascii="Arial" w:hAnsi="Arial" w:cs="Arial"/>
+          <w:sz w:val="20"/>
+          <w:szCs w:val="20"/>
+        </w:rPr>
+      </w:pPr>
+      <w:r>
+        <w:rPr>
+          <w:rFonts w:ascii="Arial" w:hAnsi="Arial" w:cs="Arial"/>
+          <w:sz w:val="20"/>
+          <w:szCs w:val="20"/>
+        </w:rPr>
+        <w:t xml:space="preserve">Transforma la </w:t>
+      </w:r>
+      <w:proofErr w:type="spellStart"/>
+      <w:r>
+        <w:rPr>
+          <w:rFonts w:ascii="Arial" w:hAnsi="Arial" w:cs="Arial"/>
+          <w:sz w:val="20"/>
+          <w:szCs w:val="20"/>
+        </w:rPr>
+        <w:t>query</w:t>
+      </w:r>
+      <w:proofErr w:type="spellEnd"/>
+      <w:r>
+        <w:rPr>
+          <w:rFonts w:ascii="Arial" w:hAnsi="Arial" w:cs="Arial"/>
+          <w:sz w:val="20"/>
+          <w:szCs w:val="20"/>
+        </w:rPr>
+        <w:t xml:space="preserve"> del usuario</w:t>
+      </w:r>
+      <w:r>
+        <w:rPr>
+          <w:rFonts w:ascii="Arial" w:hAnsi="Arial" w:cs="Arial"/>
+          <w:sz w:val="20"/>
+          <w:szCs w:val="20"/>
+        </w:rPr>
+        <w:t>.</w:t>
+      </w:r>
+      <w:r>
+        <w:rPr>
+          <w:rFonts w:ascii="Arial" w:hAnsi="Arial" w:cs="Arial"/>
+          <w:sz w:val="20"/>
+          <w:szCs w:val="20"/>
+        </w:rPr>
+        <w:t xml:space="preserve"> </w:t>
+      </w:r>
+      <w:r>
+        <w:rPr>
+          <w:rFonts w:ascii="Arial" w:hAnsi="Arial" w:cs="Arial"/>
+          <w:sz w:val="20"/>
+          <w:szCs w:val="20"/>
+        </w:rPr>
+        <w:t xml:space="preserve">Para mejorar este paso, </w:t>
+      </w:r>
+      <w:r>
+        <w:rPr>
+          <w:rFonts w:ascii="Arial" w:hAnsi="Arial" w:cs="Arial"/>
+          <w:sz w:val="20"/>
+          <w:szCs w:val="20"/>
+        </w:rPr>
+        <w:t>se desarrolló una función qu</w:t>
+      </w:r>
+      <w:r>
+        <w:rPr>
+          <w:rFonts w:ascii="Arial" w:hAnsi="Arial" w:cs="Arial"/>
+          <w:sz w:val="20"/>
+          <w:szCs w:val="20"/>
+        </w:rPr>
+        <w:t xml:space="preserve">e </w:t>
+      </w:r>
+      <w:r>
+        <w:rPr>
+          <w:rFonts w:ascii="Arial" w:hAnsi="Arial" w:cs="Arial"/>
+          <w:sz w:val="20"/>
+          <w:szCs w:val="20"/>
+        </w:rPr>
+        <w:t>extrae palabras relevantes</w:t>
+      </w:r>
+      <w:r>
+        <w:rPr>
+          <w:rFonts w:ascii="Arial" w:hAnsi="Arial" w:cs="Arial"/>
+          <w:sz w:val="20"/>
+          <w:szCs w:val="20"/>
+        </w:rPr>
+        <w:t xml:space="preserve"> y </w:t>
+      </w:r>
+      <w:r>
+        <w:rPr>
+          <w:rFonts w:ascii="Arial" w:hAnsi="Arial" w:cs="Arial"/>
+          <w:sz w:val="20"/>
+          <w:szCs w:val="20"/>
+        </w:rPr>
+        <w:t>a</w:t>
+      </w:r>
+      <w:r>
+        <w:rPr>
+          <w:rFonts w:ascii="Arial" w:hAnsi="Arial" w:cs="Arial"/>
+          <w:sz w:val="20"/>
+          <w:szCs w:val="20"/>
+        </w:rPr>
+        <w:t>grupa por similitud (sinónimos)</w:t>
+      </w:r>
+      <w:r>
+        <w:rPr>
+          <w:rFonts w:ascii="Arial" w:hAnsi="Arial" w:cs="Arial"/>
+          <w:sz w:val="20"/>
+          <w:szCs w:val="20"/>
+        </w:rPr>
+        <w:t>.</w:t>
+      </w:r>
+    </w:p>
+    <w:p>
+      <w:pPr>
+        <w:pStyle w:val="Prrafodelista"/>
+        <w:numPr>
+          <w:ilvl w:val="0"/>
+          <w:numId w:val="19"/>
+        </w:numPr>
+        <w:tabs>
+          <w:tab w:val="left" w:pos="990"/>
+        </w:tabs>
+        <w:spacing w:after="0" w:line="360" w:lineRule="auto"/>
+        <w:ind w:left="990"/>
+        <w:rPr>
+          <w:rFonts w:ascii="Arial" w:hAnsi="Arial" w:cs="Arial"/>
+          <w:b/>
+          <w:bCs/>
+          <w:sz w:val="20"/>
+          <w:szCs w:val="20"/>
+        </w:rPr>
+      </w:pPr>
+      <w:r>
+        <w:rPr>
+          <w:rFonts w:ascii="Arial" w:hAnsi="Arial" w:cs="Arial"/>
+          <w:b/>
+          <w:bCs/>
+          <w:sz w:val="20"/>
+          <w:szCs w:val="20"/>
+        </w:rPr>
+        <w:t xml:space="preserve">Query </w:t>
+      </w:r>
+      <w:proofErr w:type="spellStart"/>
+      <w:r>
+        <w:rPr>
+          <w:rFonts w:ascii="Arial" w:hAnsi="Arial" w:cs="Arial"/>
+          <w:b/>
+          <w:bCs/>
+          <w:sz w:val="20"/>
+          <w:szCs w:val="20"/>
+        </w:rPr>
+        <w:t>Expansion</w:t>
+      </w:r>
+      <w:proofErr w:type="spellEnd"/>
+    </w:p>
+    <w:p>
+      <w:pPr>
+        <w:spacing w:after="0" w:line="360" w:lineRule="auto"/>
+        <w:ind w:firstLine="180"/>
+        <w:rPr>
+          <w:rFonts w:ascii="Arial" w:hAnsi="Arial" w:cs="Arial"/>
+          <w:sz w:val="20"/>
+          <w:szCs w:val="20"/>
+        </w:rPr>
+      </w:pPr>
+      <w:r>
+        <w:rPr>
+          <w:rFonts w:ascii="Arial" w:hAnsi="Arial" w:cs="Arial"/>
+          <w:sz w:val="20"/>
+          <w:szCs w:val="20"/>
+        </w:rPr>
+        <w:t xml:space="preserve">Genera múltiples </w:t>
+      </w:r>
+      <w:r>
+        <w:rPr>
+          <w:rFonts w:ascii="Arial" w:hAnsi="Arial" w:cs="Arial"/>
+          <w:sz w:val="20"/>
+          <w:szCs w:val="20"/>
+        </w:rPr>
+        <w:t>variant</w:t>
+      </w:r>
+      <w:r>
+        <w:rPr>
+          <w:rFonts w:ascii="Arial" w:hAnsi="Arial" w:cs="Arial"/>
+          <w:sz w:val="20"/>
+          <w:szCs w:val="20"/>
+        </w:rPr>
+        <w:t>e</w:t>
+      </w:r>
+      <w:r>
+        <w:rPr>
+          <w:rFonts w:ascii="Arial" w:hAnsi="Arial" w:cs="Arial"/>
+          <w:sz w:val="20"/>
+          <w:szCs w:val="20"/>
+        </w:rPr>
+        <w:t>s ya que muchas veces se utiliza lenguaje técnico o bien se pregunta usando ambos idiomas</w:t>
+      </w:r>
+      <w:r>
+        <w:rPr>
+          <w:rFonts w:ascii="Arial" w:hAnsi="Arial" w:cs="Arial"/>
+          <w:sz w:val="20"/>
+          <w:szCs w:val="20"/>
+        </w:rPr>
+        <w:t>.</w:t>
+      </w:r>
+    </w:p>
+    <w:p>
+      <w:pPr>
+        <w:spacing w:after="0" w:line="360" w:lineRule="auto"/>
+        <w:rPr>
+          <w:rFonts w:ascii="Arial" w:hAnsi="Arial" w:cs="Arial"/>
+          <w:sz w:val="20"/>
+          <w:szCs w:val="20"/>
+        </w:rPr>
+      </w:pPr>
+    </w:p>
+    <w:p>
+      <w:pPr>
+        <w:spacing w:after="0" w:line="360" w:lineRule="auto"/>
+        <w:rPr>
+          <w:rFonts w:ascii="Arial" w:hAnsi="Arial" w:cs="Arial"/>
+          <w:sz w:val="20"/>
+          <w:szCs w:val="20"/>
+        </w:rPr>
+      </w:pPr>
+    </w:p>
+    <w:p>
+      <w:pPr>
+        <w:pStyle w:val="Prrafodelista"/>
+        <w:numPr>
+          <w:ilvl w:val="1"/>
+          <w:numId w:val="17"/>
+        </w:numPr>
+        <w:spacing w:before="120" w:after="0" w:line="360" w:lineRule="auto"/>
+        <w:contextualSpacing w:val="0"/>
+        <w:rPr>
+          <w:rFonts w:ascii="Arial" w:hAnsi="Arial" w:cs="Arial"/>
+          <w:b/>
+          <w:bCs/>
+          <w:sz w:val="20"/>
+          <w:szCs w:val="20"/>
+        </w:rPr>
+      </w:pPr>
+      <w:proofErr w:type="spellStart"/>
+      <w:r>
+        <w:rPr>
+          <w:rFonts w:ascii="Arial" w:hAnsi="Arial" w:cs="Arial"/>
+          <w:b/>
+          <w:bCs/>
+          <w:sz w:val="20"/>
+          <w:szCs w:val="20"/>
+        </w:rPr>
+        <w:t>Re-ranking</w:t>
+      </w:r>
+      <w:proofErr w:type="spellEnd"/>
+    </w:p>
+    <w:p>
+      <w:pPr>
+        <w:spacing w:after="0" w:line="360" w:lineRule="auto"/>
+        <w:ind w:firstLine="180"/>
+        <w:rPr>
+          <w:rFonts w:ascii="Arial" w:hAnsi="Arial" w:cs="Arial"/>
+          <w:sz w:val="20"/>
+          <w:szCs w:val="20"/>
+        </w:rPr>
+      </w:pPr>
+      <w:r>
+        <w:rPr>
+          <w:rFonts w:ascii="Arial" w:hAnsi="Arial" w:cs="Arial"/>
+          <w:sz w:val="20"/>
+          <w:szCs w:val="20"/>
+        </w:rPr>
+        <w:t xml:space="preserve">El </w:t>
+      </w:r>
+      <w:proofErr w:type="spellStart"/>
+      <w:r>
+        <w:rPr>
+          <w:rFonts w:ascii="Arial" w:hAnsi="Arial" w:cs="Arial"/>
+          <w:sz w:val="20"/>
+          <w:szCs w:val="20"/>
+        </w:rPr>
+        <w:t>re</w:t>
+      </w:r>
+      <w:r>
+        <w:rPr>
+          <w:rFonts w:ascii="Arial" w:hAnsi="Arial" w:cs="Arial"/>
+          <w:sz w:val="20"/>
+          <w:szCs w:val="20"/>
+        </w:rPr>
+        <w:t>-ranking</w:t>
+      </w:r>
+      <w:proofErr w:type="spellEnd"/>
+      <w:r>
+        <w:rPr>
+          <w:rFonts w:ascii="Arial" w:hAnsi="Arial" w:cs="Arial"/>
+          <w:sz w:val="20"/>
+          <w:szCs w:val="20"/>
+        </w:rPr>
+        <w:t xml:space="preserve"> </w:t>
+      </w:r>
+      <w:r>
+        <w:rPr>
+          <w:rFonts w:ascii="Arial" w:hAnsi="Arial" w:cs="Arial"/>
+          <w:sz w:val="20"/>
+          <w:szCs w:val="20"/>
+        </w:rPr>
+        <w:t xml:space="preserve">mejora precisión y orden priorizando los </w:t>
+      </w:r>
+      <w:proofErr w:type="spellStart"/>
+      <w:r>
+        <w:rPr>
+          <w:rFonts w:ascii="Arial" w:hAnsi="Arial" w:cs="Arial"/>
+          <w:sz w:val="20"/>
+          <w:szCs w:val="20"/>
+        </w:rPr>
+        <w:t>chunks</w:t>
+      </w:r>
+      <w:proofErr w:type="spellEnd"/>
+      <w:r>
+        <w:rPr>
+          <w:rFonts w:ascii="Arial" w:hAnsi="Arial" w:cs="Arial"/>
+          <w:sz w:val="20"/>
+          <w:szCs w:val="20"/>
+        </w:rPr>
+        <w:t xml:space="preserve"> más relevantes, y se </w:t>
+      </w:r>
+      <w:r>
+        <w:rPr>
+          <w:rFonts w:ascii="Arial" w:hAnsi="Arial" w:cs="Arial"/>
+          <w:sz w:val="20"/>
+          <w:szCs w:val="20"/>
+        </w:rPr>
+        <w:t>basa en:</w:t>
+      </w:r>
+    </w:p>
+    <w:p>
+      <w:pPr>
+        <w:pStyle w:val="Prrafodelista"/>
+        <w:numPr>
+          <w:ilvl w:val="0"/>
+          <w:numId w:val="18"/>
+        </w:numPr>
+        <w:spacing w:after="0" w:line="360" w:lineRule="auto"/>
+        <w:rPr>
+          <w:rFonts w:ascii="Arial" w:hAnsi="Arial" w:cs="Arial"/>
+          <w:sz w:val="20"/>
+          <w:szCs w:val="20"/>
+        </w:rPr>
+      </w:pPr>
+      <w:proofErr w:type="spellStart"/>
+      <w:r>
+        <w:rPr>
+          <w:rFonts w:ascii="Arial" w:hAnsi="Arial" w:cs="Arial"/>
+          <w:sz w:val="20"/>
+          <w:szCs w:val="20"/>
+        </w:rPr>
+        <w:t>matching</w:t>
+      </w:r>
+      <w:proofErr w:type="spellEnd"/>
+      <w:r>
+        <w:rPr>
+          <w:rFonts w:ascii="Arial" w:hAnsi="Arial" w:cs="Arial"/>
+          <w:sz w:val="20"/>
+          <w:szCs w:val="20"/>
+        </w:rPr>
+        <w:t xml:space="preserve"> de términos</w:t>
+      </w:r>
+      <w:r>
+        <w:rPr>
+          <w:rFonts w:ascii="Arial" w:hAnsi="Arial" w:cs="Arial"/>
+          <w:sz w:val="20"/>
+          <w:szCs w:val="20"/>
+        </w:rPr>
+        <w:t>.</w:t>
+      </w:r>
+    </w:p>
+    <w:p>
+      <w:pPr>
+        <w:pStyle w:val="Prrafodelista"/>
+        <w:numPr>
+          <w:ilvl w:val="0"/>
+          <w:numId w:val="18"/>
+        </w:numPr>
+        <w:spacing w:after="0" w:line="360" w:lineRule="auto"/>
+        <w:rPr>
+          <w:rFonts w:ascii="Arial" w:hAnsi="Arial" w:cs="Arial"/>
+          <w:sz w:val="20"/>
+          <w:szCs w:val="20"/>
+        </w:rPr>
+      </w:pPr>
+      <w:r>
+        <w:rPr>
+          <w:rFonts w:ascii="Arial" w:hAnsi="Arial" w:cs="Arial"/>
+          <w:sz w:val="20"/>
+          <w:szCs w:val="20"/>
+        </w:rPr>
+        <w:t>relevancia semántica simple</w:t>
+      </w:r>
+      <w:r>
+        <w:rPr>
+          <w:rFonts w:ascii="Arial" w:hAnsi="Arial" w:cs="Arial"/>
+          <w:sz w:val="20"/>
+          <w:szCs w:val="20"/>
+        </w:rPr>
+        <w:t>.</w:t>
+      </w:r>
+    </w:p>
+    <w:p>
+      <w:pPr>
+        <w:spacing w:after="0" w:line="360" w:lineRule="auto"/>
+        <w:rPr>
+          <w:rFonts w:ascii="Arial" w:hAnsi="Arial" w:cs="Arial"/>
+          <w:sz w:val="20"/>
+          <w:szCs w:val="20"/>
+          <w:lang w:val="en-US"/>
+        </w:rPr>
+      </w:pPr>
+    </w:p>
+    <w:p>
+      <w:pPr>
+        <w:pStyle w:val="Prrafodelista"/>
+        <w:numPr>
+          <w:ilvl w:val="1"/>
+          <w:numId w:val="17"/>
+        </w:numPr>
+        <w:spacing w:before="120" w:after="0" w:line="360" w:lineRule="auto"/>
+        <w:contextualSpacing w:val="0"/>
+        <w:rPr>
+          <w:rFonts w:ascii="Arial" w:hAnsi="Arial" w:cs="Arial"/>
+          <w:b/>
+          <w:bCs/>
+          <w:sz w:val="20"/>
+          <w:szCs w:val="20"/>
+        </w:rPr>
+      </w:pPr>
+      <w:proofErr w:type="spellStart"/>
+      <w:r>
+        <w:rPr>
+          <w:rFonts w:ascii="Arial" w:hAnsi="Arial" w:cs="Arial"/>
+          <w:b/>
+          <w:bCs/>
+          <w:sz w:val="20"/>
+          <w:szCs w:val="20"/>
+        </w:rPr>
+        <w:t>Prompt</w:t>
+      </w:r>
+      <w:proofErr w:type="spellEnd"/>
+      <w:r>
+        <w:rPr>
+          <w:rFonts w:ascii="Arial" w:hAnsi="Arial" w:cs="Arial"/>
+          <w:b/>
+          <w:bCs/>
+          <w:sz w:val="20"/>
+          <w:szCs w:val="20"/>
+        </w:rPr>
+        <w:t xml:space="preserve"> </w:t>
+      </w:r>
+      <w:proofErr w:type="spellStart"/>
+      <w:r>
+        <w:rPr>
+          <w:rFonts w:ascii="Arial" w:hAnsi="Arial" w:cs="Arial"/>
+          <w:b/>
+          <w:bCs/>
+          <w:sz w:val="20"/>
+          <w:szCs w:val="20"/>
+        </w:rPr>
+        <w:t>Engineering</w:t>
+      </w:r>
+      <w:proofErr w:type="spellEnd"/>
+    </w:p>
+    <w:p>
+      <w:pPr>
+        <w:spacing w:after="0" w:line="360" w:lineRule="auto"/>
+        <w:ind w:firstLine="180"/>
+        <w:rPr>
+          <w:rFonts w:ascii="Arial" w:hAnsi="Arial" w:cs="Arial"/>
+          <w:sz w:val="20"/>
+          <w:szCs w:val="20"/>
+        </w:rPr>
+      </w:pPr>
+      <w:r>
+        <w:rPr>
+          <w:rFonts w:ascii="Arial" w:hAnsi="Arial" w:cs="Arial"/>
+          <w:sz w:val="20"/>
+          <w:szCs w:val="20"/>
+        </w:rPr>
+        <w:t>Se define una plantilla estructurada</w:t>
+      </w:r>
+      <w:r>
+        <w:rPr>
+          <w:rFonts w:ascii="Arial" w:hAnsi="Arial" w:cs="Arial"/>
+          <w:sz w:val="20"/>
+          <w:szCs w:val="20"/>
+        </w:rPr>
+        <w:t xml:space="preserve"> de forma tal de controlar</w:t>
+      </w:r>
+      <w:r>
+        <w:rPr>
+          <w:rFonts w:ascii="Arial" w:hAnsi="Arial" w:cs="Arial"/>
+          <w:sz w:val="20"/>
+          <w:szCs w:val="20"/>
+        </w:rPr>
+        <w:t xml:space="preserve"> el comportamiento del LLM:</w:t>
+      </w:r>
+      <w:r>
+        <w:rPr>
+          <w:rFonts w:ascii="Arial" w:hAnsi="Arial" w:cs="Arial"/>
+          <w:sz w:val="20"/>
+          <w:szCs w:val="20"/>
+        </w:rPr>
+        <w:t xml:space="preserve"> </w:t>
+      </w:r>
+      <w:r>
+        <w:rPr>
+          <w:rFonts w:ascii="Arial" w:hAnsi="Arial" w:cs="Arial"/>
+          <w:sz w:val="20"/>
+          <w:szCs w:val="20"/>
+        </w:rPr>
+        <w:t>reduce alucinaciones</w:t>
+      </w:r>
+      <w:r>
+        <w:rPr>
+          <w:rFonts w:ascii="Arial" w:hAnsi="Arial" w:cs="Arial"/>
+          <w:sz w:val="20"/>
+          <w:szCs w:val="20"/>
+        </w:rPr>
+        <w:t xml:space="preserve">, </w:t>
+      </w:r>
+      <w:r>
+        <w:rPr>
+          <w:rFonts w:ascii="Arial" w:hAnsi="Arial" w:cs="Arial"/>
+          <w:sz w:val="20"/>
+          <w:szCs w:val="20"/>
+        </w:rPr>
+        <w:t>mejora consistencia</w:t>
+      </w:r>
+      <w:r>
+        <w:rPr>
+          <w:rFonts w:ascii="Arial" w:hAnsi="Arial" w:cs="Arial"/>
+          <w:sz w:val="20"/>
+          <w:szCs w:val="20"/>
+        </w:rPr>
+        <w:t xml:space="preserve"> y </w:t>
+      </w:r>
+      <w:r>
+        <w:rPr>
+          <w:rFonts w:ascii="Arial" w:hAnsi="Arial" w:cs="Arial"/>
+          <w:sz w:val="20"/>
+          <w:szCs w:val="20"/>
+        </w:rPr>
+        <w:t>asegura trazabilidad</w:t>
+      </w:r>
+      <w:r>
+        <w:rPr>
+          <w:rFonts w:ascii="Arial" w:hAnsi="Arial" w:cs="Arial"/>
+          <w:sz w:val="20"/>
+          <w:szCs w:val="20"/>
+        </w:rPr>
+        <w:t>.</w:t>
+      </w:r>
+    </w:p>
+    <w:p>
+      <w:pPr>
+        <w:spacing w:after="0" w:line="360" w:lineRule="auto"/>
+        <w:rPr>
+          <w:rFonts w:ascii="Arial" w:hAnsi="Arial" w:cs="Arial"/>
+          <w:sz w:val="20"/>
+          <w:szCs w:val="20"/>
+        </w:rPr>
+      </w:pPr>
+    </w:p>
+    <w:p>
+      <w:pPr>
+        <w:pStyle w:val="Prrafodelista"/>
+        <w:numPr>
+          <w:ilvl w:val="1"/>
+          <w:numId w:val="17"/>
+        </w:numPr>
+        <w:spacing w:before="120" w:after="0" w:line="360" w:lineRule="auto"/>
+        <w:contextualSpacing w:val="0"/>
+        <w:rPr>
+          <w:rFonts w:ascii="Arial" w:hAnsi="Arial" w:cs="Arial"/>
+          <w:b/>
+          <w:bCs/>
+          <w:sz w:val="20"/>
+          <w:szCs w:val="20"/>
+        </w:rPr>
+      </w:pPr>
+      <w:r>
+        <w:rPr>
+          <w:rFonts w:ascii="Arial" w:hAnsi="Arial" w:cs="Arial"/>
+          <w:b/>
+          <w:bCs/>
+          <w:sz w:val="20"/>
+          <w:szCs w:val="20"/>
+        </w:rPr>
+        <w:t>Generación de respuesta (LLM)</w:t>
+      </w:r>
+    </w:p>
+    <w:p>
+      <w:pPr>
+        <w:spacing w:after="0" w:line="360" w:lineRule="auto"/>
+        <w:ind w:firstLine="180"/>
+        <w:rPr>
+          <w:rFonts w:ascii="Arial" w:hAnsi="Arial" w:cs="Arial"/>
+          <w:sz w:val="20"/>
+          <w:szCs w:val="20"/>
+        </w:rPr>
+      </w:pPr>
+      <w:r>
+        <w:rPr>
+          <w:rFonts w:ascii="Arial" w:hAnsi="Arial" w:cs="Arial"/>
+          <w:sz w:val="20"/>
+          <w:szCs w:val="20"/>
+        </w:rPr>
+        <w:t>Uso de</w:t>
+      </w:r>
+      <w:r>
+        <w:rPr>
+          <w:rFonts w:ascii="Arial" w:hAnsi="Arial" w:cs="Arial"/>
+          <w:sz w:val="20"/>
+          <w:szCs w:val="20"/>
+        </w:rPr>
+        <w:t xml:space="preserve">l agente </w:t>
+      </w:r>
+      <w:r>
+        <w:rPr>
+          <w:rFonts w:ascii="Arial" w:hAnsi="Arial" w:cs="Arial"/>
+          <w:sz w:val="20"/>
+          <w:szCs w:val="20"/>
+        </w:rPr>
+        <w:t xml:space="preserve">de </w:t>
+      </w:r>
+      <w:proofErr w:type="spellStart"/>
+      <w:r>
+        <w:rPr>
+          <w:rFonts w:ascii="Arial" w:hAnsi="Arial" w:cs="Arial"/>
+          <w:sz w:val="20"/>
+          <w:szCs w:val="20"/>
+        </w:rPr>
+        <w:t>HuggingFace</w:t>
+      </w:r>
+      <w:proofErr w:type="spellEnd"/>
+      <w:r>
+        <w:rPr>
+          <w:rFonts w:ascii="Arial" w:hAnsi="Arial" w:cs="Arial"/>
+          <w:sz w:val="20"/>
+          <w:szCs w:val="20"/>
+        </w:rPr>
+        <w:t>.</w:t>
+      </w:r>
+    </w:p>
+    <w:p>
+      <w:pPr>
+        <w:spacing w:after="0" w:line="360" w:lineRule="auto"/>
+        <w:rPr>
+          <w:rFonts w:ascii="Arial" w:hAnsi="Arial" w:cs="Arial"/>
+          <w:sz w:val="20"/>
+          <w:szCs w:val="20"/>
+        </w:rPr>
+      </w:pPr>
+    </w:p>
+    <w:p>
+      <w:pPr>
+        <w:spacing w:after="0" w:line="360" w:lineRule="auto"/>
+        <w:rPr>
+          <w:rFonts w:ascii="Arial" w:hAnsi="Arial" w:cs="Arial"/>
+          <w:sz w:val="20"/>
+          <w:szCs w:val="20"/>
+        </w:rPr>
+      </w:pPr>
+    </w:p>
+    <w:p>
+      <w:pPr>
+        <w:spacing w:after="0" w:line="360" w:lineRule="auto"/>
+        <w:rPr>
+          <w:rFonts w:ascii="Arial" w:hAnsi="Arial" w:cs="Arial"/>
+          <w:sz w:val="20"/>
+          <w:szCs w:val="20"/>
+        </w:rPr>
+      </w:pPr>
+      <w:r>
+        <w:rPr>
+          <w:rFonts w:ascii="Arial" w:hAnsi="Arial" w:cs="Arial"/>
+          <w:sz w:val="20"/>
+          <w:szCs w:val="20"/>
+        </w:rPr>
+        <w:t>Persistencia</w:t>
+      </w:r>
+    </w:p>
+    <w:p>
+      <w:pPr>
+        <w:spacing w:after="0" w:line="360" w:lineRule="auto"/>
+        <w:rPr>
+          <w:rFonts w:ascii="Arial" w:hAnsi="Arial" w:cs="Arial"/>
+          <w:sz w:val="20"/>
+          <w:szCs w:val="20"/>
+        </w:rPr>
+      </w:pPr>
+      <w:r>
+        <w:rPr>
+          <w:rFonts w:ascii="Arial" w:hAnsi="Arial" w:cs="Arial"/>
+          <w:sz w:val="20"/>
+          <w:szCs w:val="20"/>
+        </w:rPr>
+        <w:t>Persistencia significa </w:t>
+      </w:r>
+      <w:r>
+        <w:rPr>
+          <w:rFonts w:ascii="Arial" w:hAnsi="Arial" w:cs="Arial"/>
+          <w:b/>
+          <w:bCs/>
+          <w:sz w:val="20"/>
+          <w:szCs w:val="20"/>
+        </w:rPr>
+        <w:t>guardar datos procesados para reutilizarlos después</w:t>
+      </w:r>
+      <w:r>
+        <w:rPr>
+          <w:rFonts w:ascii="Arial" w:hAnsi="Arial" w:cs="Arial"/>
+          <w:sz w:val="20"/>
+          <w:szCs w:val="20"/>
+        </w:rPr>
+        <w:t xml:space="preserve">, en vez de recalcularlos cada vez que </w:t>
+      </w:r>
+      <w:proofErr w:type="spellStart"/>
+      <w:r>
+        <w:rPr>
+          <w:rFonts w:ascii="Arial" w:hAnsi="Arial" w:cs="Arial"/>
+          <w:sz w:val="20"/>
+          <w:szCs w:val="20"/>
+        </w:rPr>
+        <w:t>ejecutás</w:t>
+      </w:r>
+      <w:proofErr w:type="spellEnd"/>
+      <w:r>
+        <w:rPr>
+          <w:rFonts w:ascii="Arial" w:hAnsi="Arial" w:cs="Arial"/>
+          <w:sz w:val="20"/>
+          <w:szCs w:val="20"/>
+        </w:rPr>
+        <w:t xml:space="preserve"> el programa.</w:t>
+      </w:r>
+    </w:p>
+    <w:p>
+      <w:pPr>
+        <w:spacing w:after="0" w:line="360" w:lineRule="auto"/>
+        <w:rPr>
+          <w:rFonts w:ascii="Arial" w:hAnsi="Arial" w:cs="Arial"/>
+          <w:sz w:val="20"/>
+          <w:szCs w:val="20"/>
+        </w:rPr>
+      </w:pPr>
+      <w:r>
+        <w:rPr>
+          <w:rFonts w:ascii="Arial" w:hAnsi="Arial" w:cs="Arial"/>
+          <w:sz w:val="20"/>
+          <w:szCs w:val="20"/>
+        </w:rPr>
+        <w:t xml:space="preserve">En tu proyecto, hoy pasa esto cada vez que </w:t>
+      </w:r>
+      <w:proofErr w:type="spellStart"/>
+      <w:r>
+        <w:rPr>
+          <w:rFonts w:ascii="Arial" w:hAnsi="Arial" w:cs="Arial"/>
+          <w:sz w:val="20"/>
+          <w:szCs w:val="20"/>
+        </w:rPr>
+        <w:t>corrés</w:t>
+      </w:r>
+      <w:proofErr w:type="spellEnd"/>
+      <w:r>
+        <w:rPr>
+          <w:rFonts w:ascii="Arial" w:hAnsi="Arial" w:cs="Arial"/>
+          <w:sz w:val="20"/>
+          <w:szCs w:val="20"/>
+        </w:rPr>
+        <w:t> main.py:</w:t>
+      </w:r>
+    </w:p>
+    <w:p>
+      <w:pPr>
+        <w:numPr>
+          <w:ilvl w:val="0"/>
+          <w:numId w:val="24"/>
+        </w:numPr>
+        <w:spacing w:after="0" w:line="360" w:lineRule="auto"/>
+        <w:rPr>
+          <w:rFonts w:ascii="Arial" w:hAnsi="Arial" w:cs="Arial"/>
+          <w:sz w:val="20"/>
+          <w:szCs w:val="20"/>
+        </w:rPr>
+      </w:pPr>
+      <w:r>
+        <w:rPr>
+          <w:rFonts w:ascii="Arial" w:hAnsi="Arial" w:cs="Arial"/>
+          <w:sz w:val="20"/>
+          <w:szCs w:val="20"/>
+        </w:rPr>
+        <w:t xml:space="preserve">Lee todos los </w:t>
+      </w:r>
+      <w:proofErr w:type="spellStart"/>
+      <w:r>
+        <w:rPr>
+          <w:rFonts w:ascii="Arial" w:hAnsi="Arial" w:cs="Arial"/>
+          <w:sz w:val="20"/>
+          <w:szCs w:val="20"/>
+        </w:rPr>
+        <w:t>PDFs</w:t>
+      </w:r>
+      <w:proofErr w:type="spellEnd"/>
+      <w:r>
+        <w:rPr>
+          <w:rFonts w:ascii="Arial" w:hAnsi="Arial" w:cs="Arial"/>
+          <w:sz w:val="20"/>
+          <w:szCs w:val="20"/>
+        </w:rPr>
+        <w:t xml:space="preserve"> de data.</w:t>
+      </w:r>
+    </w:p>
+    <w:p>
+      <w:pPr>
+        <w:numPr>
+          <w:ilvl w:val="0"/>
+          <w:numId w:val="24"/>
+        </w:numPr>
+        <w:spacing w:after="0" w:line="360" w:lineRule="auto"/>
+        <w:rPr>
+          <w:rFonts w:ascii="Arial" w:hAnsi="Arial" w:cs="Arial"/>
+          <w:sz w:val="20"/>
+          <w:szCs w:val="20"/>
+        </w:rPr>
+      </w:pPr>
+      <w:r>
+        <w:rPr>
+          <w:rFonts w:ascii="Arial" w:hAnsi="Arial" w:cs="Arial"/>
+          <w:sz w:val="20"/>
+          <w:szCs w:val="20"/>
+        </w:rPr>
+        <w:t>Extrae texto.</w:t>
+      </w:r>
+    </w:p>
+    <w:p>
+      <w:pPr>
+        <w:numPr>
+          <w:ilvl w:val="0"/>
+          <w:numId w:val="24"/>
+        </w:numPr>
+        <w:spacing w:after="0" w:line="360" w:lineRule="auto"/>
+        <w:rPr>
+          <w:rFonts w:ascii="Arial" w:hAnsi="Arial" w:cs="Arial"/>
+          <w:sz w:val="20"/>
+          <w:szCs w:val="20"/>
+        </w:rPr>
+      </w:pPr>
+      <w:r>
+        <w:rPr>
+          <w:rFonts w:ascii="Arial" w:hAnsi="Arial" w:cs="Arial"/>
+          <w:sz w:val="20"/>
+          <w:szCs w:val="20"/>
+        </w:rPr>
+        <w:t xml:space="preserve">Divide el texto en </w:t>
+      </w:r>
+      <w:proofErr w:type="spellStart"/>
+      <w:r>
+        <w:rPr>
+          <w:rFonts w:ascii="Arial" w:hAnsi="Arial" w:cs="Arial"/>
+          <w:sz w:val="20"/>
+          <w:szCs w:val="20"/>
+        </w:rPr>
+        <w:t>chunks</w:t>
+      </w:r>
+      <w:proofErr w:type="spellEnd"/>
+      <w:r>
+        <w:rPr>
+          <w:rFonts w:ascii="Arial" w:hAnsi="Arial" w:cs="Arial"/>
+          <w:sz w:val="20"/>
+          <w:szCs w:val="20"/>
+        </w:rPr>
+        <w:t>.</w:t>
+      </w:r>
+    </w:p>
+    <w:p>
+      <w:pPr>
+        <w:numPr>
+          <w:ilvl w:val="0"/>
+          <w:numId w:val="24"/>
+        </w:numPr>
+        <w:spacing w:after="0" w:line="360" w:lineRule="auto"/>
+        <w:rPr>
+          <w:rFonts w:ascii="Arial" w:hAnsi="Arial" w:cs="Arial"/>
+          <w:sz w:val="20"/>
+          <w:szCs w:val="20"/>
+        </w:rPr>
+      </w:pPr>
+      <w:r>
+        <w:rPr>
+          <w:rFonts w:ascii="Arial" w:hAnsi="Arial" w:cs="Arial"/>
+          <w:sz w:val="20"/>
+          <w:szCs w:val="20"/>
+        </w:rPr>
+        <w:t xml:space="preserve">Calcula </w:t>
+      </w:r>
+      <w:proofErr w:type="spellStart"/>
+      <w:r>
+        <w:rPr>
+          <w:rFonts w:ascii="Arial" w:hAnsi="Arial" w:cs="Arial"/>
+          <w:sz w:val="20"/>
+          <w:szCs w:val="20"/>
+        </w:rPr>
+        <w:t>embeddings</w:t>
+      </w:r>
+      <w:proofErr w:type="spellEnd"/>
+      <w:r>
+        <w:rPr>
+          <w:rFonts w:ascii="Arial" w:hAnsi="Arial" w:cs="Arial"/>
+          <w:sz w:val="20"/>
+          <w:szCs w:val="20"/>
+        </w:rPr>
+        <w:t>.</w:t>
+      </w:r>
+    </w:p>
+    <w:p>
+      <w:pPr>
+        <w:numPr>
+          <w:ilvl w:val="0"/>
+          <w:numId w:val="24"/>
+        </w:numPr>
+        <w:spacing w:after="0" w:line="360" w:lineRule="auto"/>
+        <w:rPr>
+          <w:rFonts w:ascii="Arial" w:hAnsi="Arial" w:cs="Arial"/>
+          <w:sz w:val="20"/>
+          <w:szCs w:val="20"/>
+        </w:rPr>
+      </w:pPr>
+      <w:r>
+        <w:rPr>
+          <w:rFonts w:ascii="Arial" w:hAnsi="Arial" w:cs="Arial"/>
+          <w:sz w:val="20"/>
+          <w:szCs w:val="20"/>
+        </w:rPr>
+        <w:t>Crea el índice FAISS en memoria.</w:t>
+      </w:r>
+    </w:p>
+    <w:p>
+      <w:pPr>
+        <w:numPr>
+          <w:ilvl w:val="0"/>
+          <w:numId w:val="24"/>
+        </w:numPr>
+        <w:spacing w:after="0" w:line="360" w:lineRule="auto"/>
+        <w:rPr>
+          <w:rFonts w:ascii="Arial" w:hAnsi="Arial" w:cs="Arial"/>
+          <w:sz w:val="20"/>
+          <w:szCs w:val="20"/>
+        </w:rPr>
+      </w:pPr>
+      <w:r>
+        <w:rPr>
+          <w:rFonts w:ascii="Arial" w:hAnsi="Arial" w:cs="Arial"/>
+          <w:sz w:val="20"/>
+          <w:szCs w:val="20"/>
+        </w:rPr>
+        <w:t>Recién ahí te deja preguntar.</w:t>
+      </w:r>
+    </w:p>
+    <w:p>
+      <w:pPr>
+        <w:spacing w:after="0" w:line="360" w:lineRule="auto"/>
+        <w:rPr>
+          <w:rFonts w:ascii="Arial" w:hAnsi="Arial" w:cs="Arial"/>
+          <w:sz w:val="20"/>
+          <w:szCs w:val="20"/>
+        </w:rPr>
+      </w:pPr>
+      <w:r>
+        <w:rPr>
+          <w:rFonts w:ascii="Arial" w:hAnsi="Arial" w:cs="Arial"/>
+          <w:sz w:val="20"/>
+          <w:szCs w:val="20"/>
+        </w:rPr>
+        <w:t>Eso </w:t>
+      </w:r>
+      <w:r>
+        <w:rPr>
+          <w:rFonts w:ascii="Arial" w:hAnsi="Arial" w:cs="Arial"/>
+          <w:b/>
+          <w:bCs/>
+          <w:sz w:val="20"/>
+          <w:szCs w:val="20"/>
+        </w:rPr>
+        <w:t>no persiste</w:t>
+      </w:r>
+      <w:r>
+        <w:rPr>
+          <w:rFonts w:ascii="Arial" w:hAnsi="Arial" w:cs="Arial"/>
+          <w:sz w:val="20"/>
+          <w:szCs w:val="20"/>
+        </w:rPr>
+        <w:t xml:space="preserve"> nada importante. Cuando </w:t>
+      </w:r>
+      <w:proofErr w:type="spellStart"/>
+      <w:r>
+        <w:rPr>
+          <w:rFonts w:ascii="Arial" w:hAnsi="Arial" w:cs="Arial"/>
+          <w:sz w:val="20"/>
+          <w:szCs w:val="20"/>
+        </w:rPr>
+        <w:t>cerrás</w:t>
+      </w:r>
+      <w:proofErr w:type="spellEnd"/>
+      <w:r>
+        <w:rPr>
+          <w:rFonts w:ascii="Arial" w:hAnsi="Arial" w:cs="Arial"/>
+          <w:sz w:val="20"/>
+          <w:szCs w:val="20"/>
+        </w:rPr>
+        <w:t xml:space="preserve"> el programa, el índice vectorial se pierde.</w:t>
+      </w:r>
+    </w:p>
+    <w:p>
+      <w:pPr>
+        <w:spacing w:after="0" w:line="360" w:lineRule="auto"/>
+        <w:rPr>
+          <w:rFonts w:ascii="Arial" w:hAnsi="Arial" w:cs="Arial"/>
+          <w:sz w:val="20"/>
+          <w:szCs w:val="20"/>
+        </w:rPr>
+      </w:pPr>
+      <w:r>
+        <w:rPr>
+          <w:rFonts w:ascii="Arial" w:hAnsi="Arial" w:cs="Arial"/>
+          <w:sz w:val="20"/>
+          <w:szCs w:val="20"/>
+        </w:rPr>
+        <w:t>Con persistencia, el flujo sería:</w:t>
+      </w:r>
+    </w:p>
+    <w:p>
+      <w:pPr>
+        <w:numPr>
+          <w:ilvl w:val="0"/>
+          <w:numId w:val="25"/>
+        </w:numPr>
+        <w:spacing w:after="0" w:line="360" w:lineRule="auto"/>
+        <w:rPr>
+          <w:rFonts w:ascii="Arial" w:hAnsi="Arial" w:cs="Arial"/>
+          <w:sz w:val="20"/>
+          <w:szCs w:val="20"/>
+        </w:rPr>
+      </w:pPr>
+      <w:r>
+        <w:rPr>
+          <w:rFonts w:ascii="Arial" w:hAnsi="Arial" w:cs="Arial"/>
+          <w:sz w:val="20"/>
+          <w:szCs w:val="20"/>
+        </w:rPr>
+        <w:t>Primera ejecución:</w:t>
+      </w:r>
+    </w:p>
+    <w:p>
+      <w:pPr>
+        <w:numPr>
+          <w:ilvl w:val="1"/>
+          <w:numId w:val="25"/>
+        </w:numPr>
+        <w:spacing w:after="0" w:line="360" w:lineRule="auto"/>
+        <w:rPr>
+          <w:rFonts w:ascii="Arial" w:hAnsi="Arial" w:cs="Arial"/>
+          <w:sz w:val="20"/>
+          <w:szCs w:val="20"/>
+        </w:rPr>
+      </w:pPr>
+      <w:r>
+        <w:rPr>
+          <w:rFonts w:ascii="Arial" w:hAnsi="Arial" w:cs="Arial"/>
+          <w:sz w:val="20"/>
+          <w:szCs w:val="20"/>
+        </w:rPr>
+        <w:t xml:space="preserve">Lee </w:t>
+      </w:r>
+      <w:proofErr w:type="spellStart"/>
+      <w:r>
+        <w:rPr>
+          <w:rFonts w:ascii="Arial" w:hAnsi="Arial" w:cs="Arial"/>
+          <w:sz w:val="20"/>
+          <w:szCs w:val="20"/>
+        </w:rPr>
+        <w:t>PDFs</w:t>
+      </w:r>
+      <w:proofErr w:type="spellEnd"/>
+      <w:r>
+        <w:rPr>
+          <w:rFonts w:ascii="Arial" w:hAnsi="Arial" w:cs="Arial"/>
+          <w:sz w:val="20"/>
+          <w:szCs w:val="20"/>
+        </w:rPr>
+        <w:t>.</w:t>
+      </w:r>
+    </w:p>
+    <w:p>
+      <w:pPr>
+        <w:numPr>
+          <w:ilvl w:val="1"/>
+          <w:numId w:val="25"/>
+        </w:numPr>
+        <w:spacing w:after="0" w:line="360" w:lineRule="auto"/>
+        <w:rPr>
+          <w:rFonts w:ascii="Arial" w:hAnsi="Arial" w:cs="Arial"/>
+          <w:sz w:val="20"/>
+          <w:szCs w:val="20"/>
+        </w:rPr>
+      </w:pPr>
+      <w:r>
+        <w:rPr>
+          <w:rFonts w:ascii="Arial" w:hAnsi="Arial" w:cs="Arial"/>
+          <w:sz w:val="20"/>
+          <w:szCs w:val="20"/>
+        </w:rPr>
+        <w:lastRenderedPageBreak/>
+        <w:t xml:space="preserve">Crea </w:t>
+      </w:r>
+      <w:proofErr w:type="spellStart"/>
+      <w:r>
+        <w:rPr>
+          <w:rFonts w:ascii="Arial" w:hAnsi="Arial" w:cs="Arial"/>
+          <w:sz w:val="20"/>
+          <w:szCs w:val="20"/>
+        </w:rPr>
+        <w:t>chunks</w:t>
+      </w:r>
+      <w:proofErr w:type="spellEnd"/>
+      <w:r>
+        <w:rPr>
+          <w:rFonts w:ascii="Arial" w:hAnsi="Arial" w:cs="Arial"/>
+          <w:sz w:val="20"/>
+          <w:szCs w:val="20"/>
+        </w:rPr>
+        <w:t>.</w:t>
+      </w:r>
+    </w:p>
+    <w:p>
+      <w:pPr>
+        <w:numPr>
+          <w:ilvl w:val="1"/>
+          <w:numId w:val="25"/>
+        </w:numPr>
+        <w:spacing w:after="0" w:line="360" w:lineRule="auto"/>
+        <w:rPr>
+          <w:rFonts w:ascii="Arial" w:hAnsi="Arial" w:cs="Arial"/>
+          <w:sz w:val="20"/>
+          <w:szCs w:val="20"/>
+        </w:rPr>
+      </w:pPr>
+      <w:r>
+        <w:rPr>
+          <w:rFonts w:ascii="Arial" w:hAnsi="Arial" w:cs="Arial"/>
+          <w:sz w:val="20"/>
+          <w:szCs w:val="20"/>
+        </w:rPr>
+        <w:t xml:space="preserve">Calcula </w:t>
+      </w:r>
+      <w:proofErr w:type="spellStart"/>
+      <w:r>
+        <w:rPr>
+          <w:rFonts w:ascii="Arial" w:hAnsi="Arial" w:cs="Arial"/>
+          <w:sz w:val="20"/>
+          <w:szCs w:val="20"/>
+        </w:rPr>
+        <w:t>embeddings</w:t>
+      </w:r>
+      <w:proofErr w:type="spellEnd"/>
+      <w:r>
+        <w:rPr>
+          <w:rFonts w:ascii="Arial" w:hAnsi="Arial" w:cs="Arial"/>
+          <w:sz w:val="20"/>
+          <w:szCs w:val="20"/>
+        </w:rPr>
+        <w:t>.</w:t>
+      </w:r>
+    </w:p>
+    <w:p>
+      <w:pPr>
+        <w:numPr>
+          <w:ilvl w:val="1"/>
+          <w:numId w:val="25"/>
+        </w:numPr>
+        <w:spacing w:after="0" w:line="360" w:lineRule="auto"/>
+        <w:rPr>
+          <w:rFonts w:ascii="Arial" w:hAnsi="Arial" w:cs="Arial"/>
+          <w:sz w:val="20"/>
+          <w:szCs w:val="20"/>
+        </w:rPr>
+      </w:pPr>
+      <w:r>
+        <w:rPr>
+          <w:rFonts w:ascii="Arial" w:hAnsi="Arial" w:cs="Arial"/>
+          <w:sz w:val="20"/>
+          <w:szCs w:val="20"/>
+        </w:rPr>
+        <w:t>Guarda esos vectores en disco.</w:t>
+      </w:r>
+    </w:p>
+    <w:p>
+      <w:pPr>
+        <w:numPr>
+          <w:ilvl w:val="0"/>
+          <w:numId w:val="25"/>
+        </w:numPr>
+        <w:spacing w:after="0" w:line="360" w:lineRule="auto"/>
+        <w:rPr>
+          <w:rFonts w:ascii="Arial" w:hAnsi="Arial" w:cs="Arial"/>
+          <w:sz w:val="20"/>
+          <w:szCs w:val="20"/>
+        </w:rPr>
+      </w:pPr>
+      <w:r>
+        <w:rPr>
+          <w:rFonts w:ascii="Arial" w:hAnsi="Arial" w:cs="Arial"/>
+          <w:sz w:val="20"/>
+          <w:szCs w:val="20"/>
+        </w:rPr>
+        <w:t>Siguientes ejecuciones:</w:t>
+      </w:r>
+    </w:p>
+    <w:p>
+      <w:pPr>
+        <w:numPr>
+          <w:ilvl w:val="1"/>
+          <w:numId w:val="25"/>
+        </w:numPr>
+        <w:spacing w:after="0" w:line="360" w:lineRule="auto"/>
+        <w:rPr>
+          <w:rFonts w:ascii="Arial" w:hAnsi="Arial" w:cs="Arial"/>
+          <w:sz w:val="20"/>
+          <w:szCs w:val="20"/>
+        </w:rPr>
+      </w:pPr>
+      <w:r>
+        <w:rPr>
+          <w:rFonts w:ascii="Arial" w:hAnsi="Arial" w:cs="Arial"/>
+          <w:sz w:val="20"/>
+          <w:szCs w:val="20"/>
+        </w:rPr>
+        <w:t>Carga los vectores ya guardados.</w:t>
+      </w:r>
+    </w:p>
+    <w:p>
+      <w:pPr>
+        <w:numPr>
+          <w:ilvl w:val="1"/>
+          <w:numId w:val="25"/>
+        </w:numPr>
+        <w:spacing w:after="0" w:line="360" w:lineRule="auto"/>
+        <w:rPr>
+          <w:rFonts w:ascii="Arial" w:hAnsi="Arial" w:cs="Arial"/>
+          <w:sz w:val="20"/>
+          <w:szCs w:val="20"/>
+        </w:rPr>
+      </w:pPr>
+      <w:r>
+        <w:rPr>
+          <w:rFonts w:ascii="Arial" w:hAnsi="Arial" w:cs="Arial"/>
+          <w:sz w:val="20"/>
+          <w:szCs w:val="20"/>
+        </w:rPr>
+        <w:t xml:space="preserve">Evita recalcular </w:t>
+      </w:r>
+      <w:proofErr w:type="spellStart"/>
+      <w:r>
+        <w:rPr>
+          <w:rFonts w:ascii="Arial" w:hAnsi="Arial" w:cs="Arial"/>
+          <w:sz w:val="20"/>
+          <w:szCs w:val="20"/>
+        </w:rPr>
+        <w:t>embeddings</w:t>
+      </w:r>
+      <w:proofErr w:type="spellEnd"/>
+      <w:r>
+        <w:rPr>
+          <w:rFonts w:ascii="Arial" w:hAnsi="Arial" w:cs="Arial"/>
+          <w:sz w:val="20"/>
+          <w:szCs w:val="20"/>
+        </w:rPr>
+        <w:t>.</w:t>
+      </w:r>
+    </w:p>
+    <w:p>
+      <w:pPr>
+        <w:numPr>
+          <w:ilvl w:val="1"/>
+          <w:numId w:val="25"/>
+        </w:numPr>
+        <w:spacing w:after="0" w:line="360" w:lineRule="auto"/>
+        <w:rPr>
+          <w:rFonts w:ascii="Arial" w:hAnsi="Arial" w:cs="Arial"/>
+          <w:sz w:val="20"/>
+          <w:szCs w:val="20"/>
+        </w:rPr>
+      </w:pPr>
+      <w:r>
+        <w:rPr>
+          <w:rFonts w:ascii="Arial" w:hAnsi="Arial" w:cs="Arial"/>
+          <w:sz w:val="20"/>
+          <w:szCs w:val="20"/>
+        </w:rPr>
+        <w:t>Arranca mucho más rápido.</w:t>
+      </w:r>
+    </w:p>
+    <w:p>
+      <w:pPr>
+        <w:spacing w:after="0" w:line="360" w:lineRule="auto"/>
+        <w:rPr>
+          <w:rFonts w:ascii="Arial" w:hAnsi="Arial" w:cs="Arial"/>
+          <w:sz w:val="20"/>
+          <w:szCs w:val="20"/>
+        </w:rPr>
+      </w:pPr>
+      <w:r>
+        <w:rPr>
+          <w:rFonts w:ascii="Arial" w:hAnsi="Arial" w:cs="Arial"/>
+          <w:sz w:val="20"/>
+          <w:szCs w:val="20"/>
+        </w:rPr>
+        <w:t>En tu caso, persistir serviría para guardar:</w:t>
+      </w:r>
+    </w:p>
+    <w:p>
+      <w:pPr>
+        <w:numPr>
+          <w:ilvl w:val="0"/>
+          <w:numId w:val="26"/>
+        </w:numPr>
+        <w:spacing w:after="0" w:line="360" w:lineRule="auto"/>
+        <w:rPr>
+          <w:rFonts w:ascii="Arial" w:hAnsi="Arial" w:cs="Arial"/>
+          <w:sz w:val="20"/>
+          <w:szCs w:val="20"/>
+        </w:rPr>
+      </w:pPr>
+      <w:r>
+        <w:rPr>
+          <w:rFonts w:ascii="Arial" w:hAnsi="Arial" w:cs="Arial"/>
+          <w:sz w:val="20"/>
+          <w:szCs w:val="20"/>
+        </w:rPr>
+        <w:t>Los </w:t>
+      </w:r>
+      <w:proofErr w:type="spellStart"/>
+      <w:r>
+        <w:rPr>
+          <w:rFonts w:ascii="Arial" w:hAnsi="Arial" w:cs="Arial"/>
+          <w:sz w:val="20"/>
+          <w:szCs w:val="20"/>
+        </w:rPr>
+        <w:t>chunks</w:t>
+      </w:r>
+      <w:proofErr w:type="spellEnd"/>
+      <w:r>
+        <w:rPr>
+          <w:rFonts w:ascii="Arial" w:hAnsi="Arial" w:cs="Arial"/>
+          <w:sz w:val="20"/>
+          <w:szCs w:val="20"/>
+        </w:rPr>
+        <w:t>.</w:t>
+      </w:r>
+    </w:p>
+    <w:p>
+      <w:pPr>
+        <w:numPr>
+          <w:ilvl w:val="0"/>
+          <w:numId w:val="26"/>
+        </w:numPr>
+        <w:spacing w:after="0" w:line="360" w:lineRule="auto"/>
+        <w:rPr>
+          <w:rFonts w:ascii="Arial" w:hAnsi="Arial" w:cs="Arial"/>
+          <w:sz w:val="20"/>
+          <w:szCs w:val="20"/>
+        </w:rPr>
+      </w:pPr>
+      <w:r>
+        <w:rPr>
+          <w:rFonts w:ascii="Arial" w:hAnsi="Arial" w:cs="Arial"/>
+          <w:sz w:val="20"/>
+          <w:szCs w:val="20"/>
+        </w:rPr>
+        <w:t xml:space="preserve">Los </w:t>
+      </w:r>
+      <w:proofErr w:type="spellStart"/>
+      <w:r>
+        <w:rPr>
+          <w:rFonts w:ascii="Arial" w:hAnsi="Arial" w:cs="Arial"/>
+          <w:sz w:val="20"/>
+          <w:szCs w:val="20"/>
+        </w:rPr>
+        <w:t>embeddings</w:t>
+      </w:r>
+      <w:proofErr w:type="spellEnd"/>
+      <w:r>
+        <w:rPr>
+          <w:rFonts w:ascii="Arial" w:hAnsi="Arial" w:cs="Arial"/>
+          <w:sz w:val="20"/>
+          <w:szCs w:val="20"/>
+        </w:rPr>
+        <w:t>.</w:t>
+      </w:r>
+    </w:p>
+    <w:p>
+      <w:pPr>
+        <w:numPr>
+          <w:ilvl w:val="0"/>
+          <w:numId w:val="26"/>
+        </w:numPr>
+        <w:spacing w:after="0" w:line="360" w:lineRule="auto"/>
+        <w:rPr>
+          <w:rFonts w:ascii="Arial" w:hAnsi="Arial" w:cs="Arial"/>
+          <w:sz w:val="20"/>
+          <w:szCs w:val="20"/>
+        </w:rPr>
+      </w:pPr>
+      <w:r>
+        <w:rPr>
+          <w:rFonts w:ascii="Arial" w:hAnsi="Arial" w:cs="Arial"/>
+          <w:sz w:val="20"/>
+          <w:szCs w:val="20"/>
+        </w:rPr>
+        <w:t xml:space="preserve">La </w:t>
+      </w:r>
+      <w:proofErr w:type="spellStart"/>
+      <w:r>
+        <w:rPr>
+          <w:rFonts w:ascii="Arial" w:hAnsi="Arial" w:cs="Arial"/>
+          <w:sz w:val="20"/>
+          <w:szCs w:val="20"/>
+        </w:rPr>
+        <w:t>metadata</w:t>
+      </w:r>
+      <w:proofErr w:type="spellEnd"/>
+      <w:r>
+        <w:rPr>
+          <w:rFonts w:ascii="Arial" w:hAnsi="Arial" w:cs="Arial"/>
+          <w:sz w:val="20"/>
+          <w:szCs w:val="20"/>
+        </w:rPr>
+        <w:t>: archivo fuente, sección, </w:t>
+      </w:r>
+      <w:proofErr w:type="spellStart"/>
+      <w:r>
+        <w:rPr>
+          <w:rFonts w:ascii="Arial" w:hAnsi="Arial" w:cs="Arial"/>
+          <w:sz w:val="20"/>
+          <w:szCs w:val="20"/>
+        </w:rPr>
+        <w:t>chunk_id</w:t>
+      </w:r>
+      <w:proofErr w:type="spellEnd"/>
+      <w:r>
+        <w:rPr>
+          <w:rFonts w:ascii="Arial" w:hAnsi="Arial" w:cs="Arial"/>
+          <w:sz w:val="20"/>
+          <w:szCs w:val="20"/>
+        </w:rPr>
+        <w:t>.</w:t>
+      </w:r>
+    </w:p>
+    <w:p>
+      <w:pPr>
+        <w:numPr>
+          <w:ilvl w:val="0"/>
+          <w:numId w:val="26"/>
+        </w:numPr>
+        <w:spacing w:after="0" w:line="360" w:lineRule="auto"/>
+        <w:rPr>
+          <w:rFonts w:ascii="Arial" w:hAnsi="Arial" w:cs="Arial"/>
+          <w:sz w:val="20"/>
+          <w:szCs w:val="20"/>
+        </w:rPr>
+      </w:pPr>
+      <w:r>
+        <w:rPr>
+          <w:rFonts w:ascii="Arial" w:hAnsi="Arial" w:cs="Arial"/>
+          <w:sz w:val="20"/>
+          <w:szCs w:val="20"/>
+        </w:rPr>
+        <w:t>El índice vectorial.</w:t>
+      </w:r>
+    </w:p>
+    <w:p>
+      <w:pPr>
+        <w:spacing w:after="0" w:line="360" w:lineRule="auto"/>
+        <w:rPr>
+          <w:rFonts w:ascii="Arial" w:hAnsi="Arial" w:cs="Arial"/>
+          <w:sz w:val="20"/>
+          <w:szCs w:val="20"/>
+        </w:rPr>
+      </w:pPr>
+      <w:r>
+        <w:rPr>
+          <w:rFonts w:ascii="Arial" w:hAnsi="Arial" w:cs="Arial"/>
+          <w:sz w:val="20"/>
+          <w:szCs w:val="20"/>
+        </w:rPr>
+        <w:t xml:space="preserve">FAISS puede persistir si </w:t>
+      </w:r>
+      <w:proofErr w:type="spellStart"/>
+      <w:r>
+        <w:rPr>
+          <w:rFonts w:ascii="Arial" w:hAnsi="Arial" w:cs="Arial"/>
+          <w:sz w:val="20"/>
+          <w:szCs w:val="20"/>
+        </w:rPr>
+        <w:t>guardás</w:t>
+      </w:r>
+      <w:proofErr w:type="spellEnd"/>
+      <w:r>
+        <w:rPr>
+          <w:rFonts w:ascii="Arial" w:hAnsi="Arial" w:cs="Arial"/>
+          <w:sz w:val="20"/>
+          <w:szCs w:val="20"/>
+        </w:rPr>
+        <w:t xml:space="preserve"> el índice manualmente. </w:t>
+      </w:r>
+      <w:proofErr w:type="spellStart"/>
+      <w:r>
+        <w:rPr>
+          <w:rFonts w:ascii="Arial" w:hAnsi="Arial" w:cs="Arial"/>
+          <w:sz w:val="20"/>
+          <w:szCs w:val="20"/>
+        </w:rPr>
+        <w:t>ChromaDB</w:t>
+      </w:r>
+      <w:proofErr w:type="spellEnd"/>
+      <w:r>
+        <w:rPr>
+          <w:rFonts w:ascii="Arial" w:hAnsi="Arial" w:cs="Arial"/>
+          <w:sz w:val="20"/>
+          <w:szCs w:val="20"/>
+        </w:rPr>
+        <w:t xml:space="preserve"> lo hace más naturalmente porque ya está pensado como base vectorial persistente.</w:t>
+      </w:r>
+    </w:p>
+    <w:p>
+      <w:pPr>
+        <w:spacing w:after="0" w:line="360" w:lineRule="auto"/>
+        <w:rPr>
+          <w:rFonts w:ascii="Arial" w:hAnsi="Arial" w:cs="Arial"/>
+          <w:sz w:val="20"/>
+          <w:szCs w:val="20"/>
+        </w:rPr>
+      </w:pPr>
+    </w:p>
+    <w:p>
+      <w:pPr>
+        <w:spacing w:after="0" w:line="360" w:lineRule="auto"/>
+        <w:rPr>
+          <w:rFonts w:ascii="Arial" w:hAnsi="Arial" w:cs="Arial"/>
+          <w:sz w:val="20"/>
+          <w:szCs w:val="20"/>
+        </w:rPr>
+      </w:pPr>
+    </w:p>
+    <w:p>
+      <w:pPr>
+        <w:spacing w:after="0" w:line="360" w:lineRule="auto"/>
+        <w:rPr>
+          <w:rFonts w:ascii="Arial" w:hAnsi="Arial" w:cs="Arial"/>
+          <w:sz w:val="20"/>
+          <w:szCs w:val="20"/>
+        </w:rPr>
+      </w:pPr>
+    </w:p>
+    <w:p>
+      <w:pPr>
+        <w:spacing w:after="0" w:line="360" w:lineRule="auto"/>
+        <w:rPr>
+          <w:rFonts w:ascii="Arial" w:hAnsi="Arial" w:cs="Arial"/>
+          <w:b/>
+          <w:bCs/>
+          <w:sz w:val="20"/>
+          <w:szCs w:val="20"/>
+          <w:highlight w:val="yellow"/>
+        </w:rPr>
+      </w:pPr>
+      <w:r>
+        <w:rPr>
+          <w:rFonts w:ascii="Arial" w:hAnsi="Arial" w:cs="Arial"/>
+          <w:b/>
+          <w:bCs/>
+          <w:sz w:val="20"/>
+          <w:szCs w:val="20"/>
+          <w:highlight w:val="yellow"/>
+        </w:rPr>
+        <w:t>5. Evaluación del sistema</w:t>
+      </w:r>
+    </w:p>
+    <w:p>
+      <w:pPr>
+        <w:spacing w:after="0" w:line="360" w:lineRule="auto"/>
+        <w:rPr>
+          <w:rFonts w:ascii="Arial" w:hAnsi="Arial" w:cs="Arial"/>
+          <w:sz w:val="20"/>
+          <w:szCs w:val="20"/>
+          <w:highlight w:val="yellow"/>
+        </w:rPr>
+      </w:pPr>
+    </w:p>
+    <w:p>
+      <w:pPr>
+        <w:spacing w:after="0" w:line="360" w:lineRule="auto"/>
+        <w:rPr>
+          <w:rFonts w:ascii="Arial" w:hAnsi="Arial" w:cs="Arial"/>
+          <w:b/>
+          <w:bCs/>
+          <w:sz w:val="20"/>
+          <w:szCs w:val="20"/>
+          <w:highlight w:val="yellow"/>
         </w:rPr>
       </w:pPr>
       <w:r>
@@ -2844,8 +4934,9 @@
           <w:bCs/>
           <w:sz w:val="20"/>
           <w:szCs w:val="20"/>
-        </w:rPr>
-        <w:t>✅</w:t>
+          <w:highlight w:val="yellow"/>
+        </w:rPr>
+        <w:t>📊</w:t>
       </w:r>
       <w:r>
         <w:rPr>
@@ -2854,578 +4945,32 @@
           <w:bCs/>
           <w:sz w:val="20"/>
           <w:szCs w:val="20"/>
-        </w:rPr>
-        <w:t xml:space="preserve"> Componentes</w:t>
-      </w:r>
-    </w:p>
-    <w:p>
-      <w:pPr>
+          <w:highlight w:val="yellow"/>
+        </w:rPr>
+        <w:t xml:space="preserve"> Métricas relevantes</w:t>
+      </w:r>
+    </w:p>
+    <w:p>
+      <w:pPr>
+        <w:spacing w:after="0" w:line="360" w:lineRule="auto"/>
+        <w:rPr>
+          <w:rFonts w:ascii="Arial" w:hAnsi="Arial" w:cs="Arial"/>
+          <w:sz w:val="20"/>
+          <w:szCs w:val="20"/>
+          <w:highlight w:val="yellow"/>
+        </w:rPr>
+      </w:pPr>
+    </w:p>
+    <w:p>
+      <w:pPr>
+        <w:spacing w:after="0" w:line="360" w:lineRule="auto"/>
         <w:rPr>
           <w:rFonts w:ascii="Arial" w:hAnsi="Arial" w:cs="Arial"/>
           <w:b/>
           <w:bCs/>
           <w:sz w:val="20"/>
           <w:szCs w:val="20"/>
-        </w:rPr>
-      </w:pPr>
-      <w:r>
-        <w:rPr>
-          <w:rFonts w:ascii="Arial" w:hAnsi="Arial" w:cs="Arial"/>
-          <w:b/>
-          <w:bCs/>
-          <w:sz w:val="20"/>
-          <w:szCs w:val="20"/>
-        </w:rPr>
-        <w:t>a) Query Rewriting</w:t>
-      </w:r>
-    </w:p>
-    <w:p>
-      <w:pPr>
-        <w:rPr>
-          <w:rFonts w:ascii="Arial" w:hAnsi="Arial" w:cs="Arial"/>
-          <w:sz w:val="20"/>
-          <w:szCs w:val="20"/>
-        </w:rPr>
-      </w:pPr>
-      <w:r>
-        <w:rPr>
-          <w:rFonts w:ascii="Arial" w:hAnsi="Arial" w:cs="Arial"/>
-          <w:sz w:val="20"/>
-          <w:szCs w:val="20"/>
-        </w:rPr>
-        <w:t>Transforma la query del usuario</w:t>
-      </w:r>
-      <w:r>
-        <w:rPr>
-          <w:rFonts w:ascii="Arial" w:hAnsi="Arial" w:cs="Arial"/>
-          <w:sz w:val="20"/>
-          <w:szCs w:val="20"/>
-        </w:rPr>
-        <w:t>.</w:t>
-      </w:r>
-    </w:p>
-    <w:p>
-      <w:pPr>
-        <w:rPr>
-          <w:rFonts w:ascii="Arial" w:hAnsi="Arial" w:cs="Arial"/>
-          <w:sz w:val="20"/>
-          <w:szCs w:val="20"/>
-        </w:rPr>
-      </w:pPr>
-      <w:r>
-        <w:rPr>
-          <w:rFonts w:ascii="Arial" w:hAnsi="Arial" w:cs="Arial"/>
-          <w:sz w:val="20"/>
-          <w:szCs w:val="20"/>
-        </w:rPr>
-        <w:t xml:space="preserve">Para mejorar este paso, </w:t>
-      </w:r>
-      <w:r>
-        <w:rPr>
-          <w:rFonts w:ascii="Arial" w:hAnsi="Arial" w:cs="Arial"/>
-          <w:sz w:val="20"/>
-          <w:szCs w:val="20"/>
-        </w:rPr>
-        <w:t>se desarrolló una función que:</w:t>
-      </w:r>
-    </w:p>
-    <w:p>
-      <w:pPr>
-        <w:numPr>
-          <w:ilvl w:val="0"/>
-          <w:numId w:val="16"/>
-        </w:numPr>
-        <w:rPr>
-          <w:rFonts w:ascii="Arial" w:hAnsi="Arial" w:cs="Arial"/>
-          <w:sz w:val="20"/>
-          <w:szCs w:val="20"/>
-        </w:rPr>
-      </w:pPr>
-      <w:r>
-        <w:rPr>
-          <w:rFonts w:ascii="Arial" w:hAnsi="Arial" w:cs="Arial"/>
-          <w:sz w:val="20"/>
-          <w:szCs w:val="20"/>
-        </w:rPr>
-        <w:t>extrae palabras relevantes</w:t>
-      </w:r>
-    </w:p>
-    <w:p>
-      <w:pPr>
-        <w:numPr>
-          <w:ilvl w:val="0"/>
-          <w:numId w:val="16"/>
-        </w:numPr>
-        <w:rPr>
-          <w:rFonts w:ascii="Arial" w:hAnsi="Arial" w:cs="Arial"/>
-          <w:sz w:val="20"/>
-          <w:szCs w:val="20"/>
-        </w:rPr>
-      </w:pPr>
-      <w:r>
-        <w:rPr>
-          <w:rFonts w:ascii="Arial" w:hAnsi="Arial" w:cs="Arial"/>
-          <w:sz w:val="20"/>
-          <w:szCs w:val="20"/>
-        </w:rPr>
-        <w:t>a</w:t>
-      </w:r>
-      <w:r>
-        <w:rPr>
-          <w:rFonts w:ascii="Arial" w:hAnsi="Arial" w:cs="Arial"/>
-          <w:sz w:val="20"/>
-          <w:szCs w:val="20"/>
-        </w:rPr>
-        <w:t>grupar por similitud (sinónimos)</w:t>
-      </w:r>
-    </w:p>
-    <w:p>
-      <w:pPr>
-        <w:rPr>
-          <w:rFonts w:ascii="Arial" w:hAnsi="Arial" w:cs="Arial"/>
-          <w:sz w:val="20"/>
-          <w:szCs w:val="20"/>
-        </w:rPr>
-      </w:pPr>
-    </w:p>
-    <w:p>
-      <w:pPr>
-        <w:rPr>
-          <w:rFonts w:ascii="Arial" w:hAnsi="Arial" w:cs="Arial"/>
-          <w:b/>
-          <w:bCs/>
-          <w:sz w:val="20"/>
-          <w:szCs w:val="20"/>
-        </w:rPr>
-      </w:pPr>
-      <w:r>
-        <w:rPr>
-          <w:rFonts w:ascii="Arial" w:hAnsi="Arial" w:cs="Arial"/>
-          <w:b/>
-          <w:bCs/>
-          <w:sz w:val="20"/>
-          <w:szCs w:val="20"/>
-        </w:rPr>
-        <w:t>b) Query Expansion</w:t>
-      </w:r>
-    </w:p>
-    <w:p>
-      <w:pPr>
-        <w:rPr>
-          <w:rFonts w:ascii="Arial" w:hAnsi="Arial" w:cs="Arial"/>
-          <w:sz w:val="20"/>
-          <w:szCs w:val="20"/>
-        </w:rPr>
-      </w:pPr>
-      <w:r>
-        <w:rPr>
-          <w:rFonts w:ascii="Arial" w:hAnsi="Arial" w:cs="Arial"/>
-          <w:sz w:val="20"/>
-          <w:szCs w:val="20"/>
-        </w:rPr>
-        <w:t xml:space="preserve">Genera múltiples </w:t>
-      </w:r>
-      <w:r>
-        <w:rPr>
-          <w:rFonts w:ascii="Arial" w:hAnsi="Arial" w:cs="Arial"/>
-          <w:sz w:val="20"/>
-          <w:szCs w:val="20"/>
-        </w:rPr>
-        <w:t>variants ya que muchas veces se utiliza lenguaje técnico o bien se pregunta usando ambos idiomas</w:t>
-      </w:r>
-      <w:r>
-        <w:rPr>
-          <w:rFonts w:ascii="Arial" w:hAnsi="Arial" w:cs="Arial"/>
-          <w:sz w:val="20"/>
-          <w:szCs w:val="20"/>
-        </w:rPr>
-        <w:t>.</w:t>
-      </w:r>
-    </w:p>
-    <w:p>
-      <w:pPr>
-        <w:rPr>
-          <w:rFonts w:ascii="Arial" w:hAnsi="Arial" w:cs="Arial"/>
-          <w:sz w:val="20"/>
-          <w:szCs w:val="20"/>
-        </w:rPr>
-      </w:pPr>
-    </w:p>
-    <w:p>
-      <w:pPr>
-        <w:rPr>
-          <w:rFonts w:ascii="Arial" w:hAnsi="Arial" w:cs="Arial"/>
-          <w:sz w:val="20"/>
-          <w:szCs w:val="20"/>
-        </w:rPr>
-      </w:pPr>
-    </w:p>
-    <w:p>
-      <w:pPr>
-        <w:rPr>
-          <w:rFonts w:ascii="Arial" w:hAnsi="Arial" w:cs="Arial"/>
-          <w:b/>
-          <w:bCs/>
-          <w:sz w:val="20"/>
-          <w:szCs w:val="20"/>
-        </w:rPr>
-      </w:pPr>
-      <w:r>
-        <w:rPr>
-          <w:rFonts w:ascii="Arial" w:hAnsi="Arial" w:cs="Arial"/>
-          <w:b/>
-          <w:bCs/>
-          <w:sz w:val="20"/>
-          <w:szCs w:val="20"/>
-        </w:rPr>
-        <w:lastRenderedPageBreak/>
-        <w:t>3.5 Re-ranking</w:t>
-      </w:r>
-    </w:p>
-    <w:p>
-      <w:pPr>
-        <w:rPr>
-          <w:rFonts w:ascii="Arial" w:hAnsi="Arial" w:cs="Arial"/>
-          <w:sz w:val="20"/>
-          <w:szCs w:val="20"/>
-        </w:rPr>
-      </w:pPr>
-      <w:r>
-        <w:rPr>
-          <w:rFonts w:ascii="Arial" w:hAnsi="Arial" w:cs="Arial"/>
-          <w:sz w:val="20"/>
-          <w:szCs w:val="20"/>
-        </w:rPr>
-        <w:t>El re</w:t>
-      </w:r>
-      <w:r>
-        <w:rPr>
-          <w:rFonts w:ascii="Arial" w:hAnsi="Arial" w:cs="Arial"/>
-          <w:sz w:val="20"/>
-          <w:szCs w:val="20"/>
-        </w:rPr>
-        <w:t xml:space="preserve">-ranking </w:t>
-      </w:r>
-      <w:r>
-        <w:rPr>
-          <w:rFonts w:ascii="Arial" w:hAnsi="Arial" w:cs="Arial"/>
-          <w:sz w:val="20"/>
-          <w:szCs w:val="20"/>
-        </w:rPr>
-        <w:t xml:space="preserve">mejora precisión y orden priorizando los chunks más relevantes, y se </w:t>
-      </w:r>
-      <w:r>
-        <w:rPr>
-          <w:rFonts w:ascii="Arial" w:hAnsi="Arial" w:cs="Arial"/>
-          <w:sz w:val="20"/>
-          <w:szCs w:val="20"/>
-        </w:rPr>
-        <w:t>basa en:</w:t>
-      </w:r>
-    </w:p>
-    <w:p>
-      <w:pPr>
-        <w:numPr>
-          <w:ilvl w:val="0"/>
-          <w:numId w:val="10"/>
-        </w:numPr>
-        <w:rPr>
-          <w:rFonts w:ascii="Arial" w:hAnsi="Arial" w:cs="Arial"/>
-          <w:sz w:val="20"/>
-          <w:szCs w:val="20"/>
-        </w:rPr>
-      </w:pPr>
-      <w:r>
-        <w:rPr>
-          <w:rFonts w:ascii="Arial" w:hAnsi="Arial" w:cs="Arial"/>
-          <w:sz w:val="20"/>
-          <w:szCs w:val="20"/>
-        </w:rPr>
-        <w:t>matching de términos</w:t>
-      </w:r>
-    </w:p>
-    <w:p>
-      <w:pPr>
-        <w:numPr>
-          <w:ilvl w:val="0"/>
-          <w:numId w:val="10"/>
-        </w:numPr>
-        <w:rPr>
-          <w:rFonts w:ascii="Arial" w:hAnsi="Arial" w:cs="Arial"/>
-          <w:sz w:val="20"/>
-          <w:szCs w:val="20"/>
-        </w:rPr>
-      </w:pPr>
-      <w:r>
-        <w:rPr>
-          <w:rFonts w:ascii="Arial" w:hAnsi="Arial" w:cs="Arial"/>
-          <w:sz w:val="20"/>
-          <w:szCs w:val="20"/>
-        </w:rPr>
-        <w:t>relevancia semántica simple</w:t>
-      </w:r>
-    </w:p>
-    <w:p>
-      <w:pPr>
-        <w:rPr>
-          <w:rFonts w:ascii="Arial" w:hAnsi="Arial" w:cs="Arial"/>
-          <w:sz w:val="20"/>
-          <w:szCs w:val="20"/>
-          <w:lang w:val="en-US"/>
-        </w:rPr>
-      </w:pPr>
-    </w:p>
-    <w:p>
-      <w:pPr>
-        <w:rPr>
-          <w:rFonts w:ascii="Arial" w:hAnsi="Arial" w:cs="Arial"/>
-          <w:sz w:val="20"/>
-          <w:szCs w:val="20"/>
-          <w:lang w:val="en-US"/>
-        </w:rPr>
-      </w:pPr>
-    </w:p>
-    <w:p>
-      <w:pPr>
-        <w:rPr>
-          <w:rFonts w:ascii="Arial" w:hAnsi="Arial" w:cs="Arial"/>
-          <w:sz w:val="20"/>
-          <w:szCs w:val="20"/>
-          <w:lang w:val="en-US"/>
-        </w:rPr>
-      </w:pPr>
-    </w:p>
-    <w:p>
-      <w:pPr>
-        <w:rPr>
-          <w:rFonts w:ascii="Arial" w:hAnsi="Arial" w:cs="Arial"/>
-          <w:b/>
-          <w:bCs/>
-          <w:sz w:val="20"/>
-          <w:szCs w:val="20"/>
-        </w:rPr>
-      </w:pPr>
-      <w:r>
-        <w:rPr>
-          <w:rFonts w:ascii="Arial" w:hAnsi="Arial" w:cs="Arial"/>
-          <w:b/>
-          <w:bCs/>
-          <w:sz w:val="20"/>
-          <w:szCs w:val="20"/>
-        </w:rPr>
-        <w:t>3.6 Prompt Engineering</w:t>
-      </w:r>
-    </w:p>
-    <w:p>
-      <w:pPr>
-        <w:rPr>
-          <w:rFonts w:ascii="Arial" w:hAnsi="Arial" w:cs="Arial"/>
-          <w:sz w:val="20"/>
-          <w:szCs w:val="20"/>
-        </w:rPr>
-      </w:pPr>
-      <w:r>
-        <w:rPr>
-          <w:rFonts w:ascii="Arial" w:hAnsi="Arial" w:cs="Arial"/>
-          <w:sz w:val="20"/>
-          <w:szCs w:val="20"/>
-        </w:rPr>
-        <w:t>Se define una plantilla estructurada</w:t>
-      </w:r>
-      <w:r>
-        <w:rPr>
-          <w:rFonts w:ascii="Arial" w:hAnsi="Arial" w:cs="Arial"/>
-          <w:sz w:val="20"/>
-          <w:szCs w:val="20"/>
-        </w:rPr>
-        <w:t xml:space="preserve"> de forma tal de controlar</w:t>
-      </w:r>
-      <w:r>
-        <w:rPr>
-          <w:rFonts w:ascii="Arial" w:hAnsi="Arial" w:cs="Arial"/>
-          <w:sz w:val="20"/>
-          <w:szCs w:val="20"/>
-        </w:rPr>
-        <w:t xml:space="preserve"> el comportamiento del LLM:</w:t>
-      </w:r>
-      <w:r>
-        <w:rPr>
-          <w:rFonts w:ascii="Arial" w:hAnsi="Arial" w:cs="Arial"/>
-          <w:sz w:val="20"/>
-          <w:szCs w:val="20"/>
-        </w:rPr>
-        <w:t xml:space="preserve"> </w:t>
-      </w:r>
-      <w:r>
-        <w:rPr>
-          <w:rFonts w:ascii="Arial" w:hAnsi="Arial" w:cs="Arial"/>
-          <w:sz w:val="20"/>
-          <w:szCs w:val="20"/>
-        </w:rPr>
-        <w:t>reduce alucinaciones</w:t>
-      </w:r>
-      <w:r>
-        <w:rPr>
-          <w:rFonts w:ascii="Arial" w:hAnsi="Arial" w:cs="Arial"/>
-          <w:sz w:val="20"/>
-          <w:szCs w:val="20"/>
-        </w:rPr>
-        <w:t xml:space="preserve">, </w:t>
-      </w:r>
-      <w:r>
-        <w:rPr>
-          <w:rFonts w:ascii="Arial" w:hAnsi="Arial" w:cs="Arial"/>
-          <w:sz w:val="20"/>
-          <w:szCs w:val="20"/>
-        </w:rPr>
-        <w:t>mejora consistencia</w:t>
-      </w:r>
-      <w:r>
-        <w:rPr>
-          <w:rFonts w:ascii="Arial" w:hAnsi="Arial" w:cs="Arial"/>
-          <w:sz w:val="20"/>
-          <w:szCs w:val="20"/>
-        </w:rPr>
-        <w:t xml:space="preserve"> y </w:t>
-      </w:r>
-      <w:r>
-        <w:rPr>
-          <w:rFonts w:ascii="Arial" w:hAnsi="Arial" w:cs="Arial"/>
-          <w:sz w:val="20"/>
-          <w:szCs w:val="20"/>
-        </w:rPr>
-        <w:t>asegura trazabilidad</w:t>
-      </w:r>
-    </w:p>
-    <w:p>
-      <w:pPr>
-        <w:rPr>
-          <w:rFonts w:ascii="Arial" w:hAnsi="Arial" w:cs="Arial"/>
-          <w:sz w:val="20"/>
-          <w:szCs w:val="20"/>
-        </w:rPr>
-      </w:pPr>
-    </w:p>
-    <w:p>
-      <w:pPr>
-        <w:rPr>
-          <w:rFonts w:ascii="Arial" w:hAnsi="Arial" w:cs="Arial"/>
-          <w:b/>
-          <w:bCs/>
-          <w:sz w:val="20"/>
-          <w:szCs w:val="20"/>
-        </w:rPr>
-      </w:pPr>
-      <w:r>
-        <w:rPr>
-          <w:rFonts w:ascii="Arial" w:hAnsi="Arial" w:cs="Arial"/>
-          <w:b/>
-          <w:bCs/>
-          <w:sz w:val="20"/>
-          <w:szCs w:val="20"/>
-        </w:rPr>
-        <w:t>3.7 Generación de respuesta (LLM)</w:t>
-      </w:r>
-    </w:p>
-    <w:p>
-      <w:pPr>
-        <w:rPr>
-          <w:rFonts w:ascii="Arial" w:hAnsi="Arial" w:cs="Arial"/>
-          <w:sz w:val="20"/>
-          <w:szCs w:val="20"/>
-        </w:rPr>
-      </w:pPr>
-      <w:r>
-        <w:rPr>
-          <w:rFonts w:ascii="Arial" w:hAnsi="Arial" w:cs="Arial"/>
-          <w:sz w:val="20"/>
-          <w:szCs w:val="20"/>
-        </w:rPr>
-        <w:t>Uso de</w:t>
-      </w:r>
-      <w:r>
-        <w:rPr>
-          <w:rFonts w:ascii="Arial" w:hAnsi="Arial" w:cs="Arial"/>
-          <w:sz w:val="20"/>
-          <w:szCs w:val="20"/>
-        </w:rPr>
-        <w:t>l agente Ollama (modelo llama3).</w:t>
-      </w:r>
-    </w:p>
-    <w:p>
-      <w:pPr>
-        <w:rPr>
-          <w:rFonts w:ascii="Arial" w:hAnsi="Arial" w:cs="Arial"/>
-          <w:sz w:val="20"/>
-          <w:szCs w:val="20"/>
-        </w:rPr>
-      </w:pPr>
-    </w:p>
-    <w:p>
-      <w:pPr>
-        <w:rPr>
-          <w:rFonts w:ascii="Arial" w:hAnsi="Arial" w:cs="Arial"/>
-          <w:sz w:val="20"/>
-          <w:szCs w:val="20"/>
-        </w:rPr>
-      </w:pPr>
-    </w:p>
-    <w:p>
-      <w:pPr>
-        <w:rPr>
-          <w:rFonts w:ascii="Arial" w:hAnsi="Arial" w:cs="Arial"/>
-          <w:sz w:val="20"/>
-          <w:szCs w:val="20"/>
-        </w:rPr>
-      </w:pPr>
-    </w:p>
-    <w:p>
-      <w:pPr>
-        <w:rPr>
-          <w:rFonts w:ascii="Arial" w:hAnsi="Arial" w:cs="Arial"/>
-          <w:sz w:val="20"/>
-          <w:szCs w:val="20"/>
-        </w:rPr>
-      </w:pPr>
-    </w:p>
-    <w:p>
-      <w:pPr>
-        <w:rPr>
-          <w:rFonts w:ascii="Arial" w:hAnsi="Arial" w:cs="Arial"/>
-          <w:b/>
-          <w:bCs/>
-          <w:sz w:val="20"/>
-          <w:szCs w:val="20"/>
-        </w:rPr>
-      </w:pPr>
-      <w:r>
-        <w:rPr>
-          <w:rFonts w:ascii="Arial" w:hAnsi="Arial" w:cs="Arial"/>
-          <w:b/>
-          <w:bCs/>
-          <w:sz w:val="20"/>
-          <w:szCs w:val="20"/>
-        </w:rPr>
-        <w:t>5. Evaluación del sistema</w:t>
-      </w:r>
-    </w:p>
-    <w:p>
-      <w:pPr>
-        <w:rPr>
-          <w:rFonts w:ascii="Arial" w:hAnsi="Arial" w:cs="Arial"/>
-          <w:sz w:val="20"/>
-          <w:szCs w:val="20"/>
-        </w:rPr>
-      </w:pPr>
-    </w:p>
-    <w:p>
-      <w:pPr>
-        <w:rPr>
-          <w:rFonts w:ascii="Arial" w:hAnsi="Arial" w:cs="Arial"/>
-          <w:b/>
-          <w:bCs/>
-          <w:sz w:val="20"/>
-          <w:szCs w:val="20"/>
+          <w:highlight w:val="yellow"/>
         </w:rPr>
       </w:pPr>
       <w:r>
@@ -3435,8 +4980,9 @@
           <w:bCs/>
           <w:sz w:val="20"/>
           <w:szCs w:val="20"/>
-        </w:rPr>
-        <w:t>📊</w:t>
+          <w:highlight w:val="yellow"/>
+        </w:rPr>
+        <w:t>✅</w:t>
       </w:r>
       <w:r>
         <w:rPr>
@@ -3445,27 +4991,85 @@
           <w:bCs/>
           <w:sz w:val="20"/>
           <w:szCs w:val="20"/>
-        </w:rPr>
-        <w:t xml:space="preserve"> Métricas relevantes</w:t>
-      </w:r>
-    </w:p>
-    <w:p>
-      <w:pPr>
-        <w:rPr>
-          <w:rFonts w:ascii="Arial" w:hAnsi="Arial" w:cs="Arial"/>
-          <w:sz w:val="20"/>
-          <w:szCs w:val="20"/>
-        </w:rPr>
-      </w:pPr>
-    </w:p>
-    <w:p>
-      <w:pPr>
+          <w:highlight w:val="yellow"/>
+        </w:rPr>
+        <w:t xml:space="preserve"> </w:t>
+      </w:r>
+      <w:proofErr w:type="spellStart"/>
+      <w:r>
         <w:rPr>
           <w:rFonts w:ascii="Arial" w:hAnsi="Arial" w:cs="Arial"/>
           <w:b/>
           <w:bCs/>
           <w:sz w:val="20"/>
           <w:szCs w:val="20"/>
+          <w:highlight w:val="yellow"/>
+        </w:rPr>
+        <w:t>Recall</w:t>
+      </w:r>
+      <w:proofErr w:type="spellEnd"/>
+    </w:p>
+    <w:p>
+      <w:pPr>
+        <w:spacing w:after="0" w:line="360" w:lineRule="auto"/>
+        <w:rPr>
+          <w:rFonts w:ascii="Arial" w:hAnsi="Arial" w:cs="Arial"/>
+          <w:sz w:val="20"/>
+          <w:szCs w:val="20"/>
+          <w:highlight w:val="yellow"/>
+        </w:rPr>
+      </w:pPr>
+      <w:r>
+        <w:rPr>
+          <w:rFonts w:ascii="Arial" w:hAnsi="Arial" w:cs="Arial"/>
+          <w:sz w:val="20"/>
+          <w:szCs w:val="20"/>
+          <w:highlight w:val="yellow"/>
+        </w:rPr>
+        <w:t>Mide la cobertura:</w:t>
+      </w:r>
+    </w:p>
+    <w:p>
+      <w:pPr>
+        <w:spacing w:after="0" w:line="360" w:lineRule="auto"/>
+        <w:rPr>
+          <w:rFonts w:ascii="Arial" w:hAnsi="Arial" w:cs="Arial"/>
+          <w:sz w:val="20"/>
+          <w:szCs w:val="20"/>
+          <w:highlight w:val="yellow"/>
+        </w:rPr>
+      </w:pPr>
+      <w:r>
+        <w:rPr>
+          <w:rFonts w:ascii="Arial" w:hAnsi="Arial" w:cs="Arial"/>
+          <w:sz w:val="20"/>
+          <w:szCs w:val="20"/>
+          <w:highlight w:val="yellow"/>
+        </w:rPr>
+        <w:t>“¿Encontramos todo lo relevante?”</w:t>
+      </w:r>
+    </w:p>
+    <w:p>
+      <w:pPr>
+        <w:spacing w:after="0" w:line="360" w:lineRule="auto"/>
+        <w:rPr>
+          <w:rFonts w:ascii="Arial" w:hAnsi="Arial" w:cs="Arial"/>
+          <w:sz w:val="20"/>
+          <w:szCs w:val="20"/>
+          <w:highlight w:val="yellow"/>
+        </w:rPr>
+      </w:pPr>
+    </w:p>
+    <w:p>
+      <w:pPr>
+        <w:spacing w:after="0" w:line="360" w:lineRule="auto"/>
+        <w:rPr>
+          <w:rFonts w:ascii="Arial" w:hAnsi="Arial" w:cs="Arial"/>
+          <w:b/>
+          <w:bCs/>
+          <w:sz w:val="20"/>
+          <w:szCs w:val="20"/>
+          <w:highlight w:val="yellow"/>
         </w:rPr>
       </w:pPr>
       <w:r>
@@ -3475,6 +5079,7 @@
           <w:bCs/>
           <w:sz w:val="20"/>
           <w:szCs w:val="20"/>
+          <w:highlight w:val="yellow"/>
         </w:rPr>
         <w:t>✅</w:t>
       </w:r>
@@ -3485,61 +5090,72 @@
           <w:bCs/>
           <w:sz w:val="20"/>
           <w:szCs w:val="20"/>
-        </w:rPr>
-        <w:t xml:space="preserve"> Recall</w:t>
-      </w:r>
-    </w:p>
-    <w:p>
-      <w:pPr>
-        <w:rPr>
-          <w:rFonts w:ascii="Arial" w:hAnsi="Arial" w:cs="Arial"/>
-          <w:sz w:val="20"/>
-          <w:szCs w:val="20"/>
-        </w:rPr>
-      </w:pPr>
-      <w:r>
-        <w:rPr>
-          <w:rFonts w:ascii="Arial" w:hAnsi="Arial" w:cs="Arial"/>
-          <w:sz w:val="20"/>
-          <w:szCs w:val="20"/>
-        </w:rPr>
-        <w:t>Mide la cobertura:</w:t>
-      </w:r>
-    </w:p>
-    <w:p>
-      <w:pPr>
-        <w:rPr>
-          <w:rFonts w:ascii="Arial" w:hAnsi="Arial" w:cs="Arial"/>
-          <w:sz w:val="20"/>
-          <w:szCs w:val="20"/>
-        </w:rPr>
-      </w:pPr>
-      <w:r>
-        <w:rPr>
-          <w:rFonts w:ascii="Arial" w:hAnsi="Arial" w:cs="Arial"/>
-          <w:sz w:val="20"/>
-          <w:szCs w:val="20"/>
-        </w:rPr>
-        <w:t>“¿Encontramos todo lo relevante?”</w:t>
-      </w:r>
-    </w:p>
-    <w:p>
-      <w:pPr>
-        <w:rPr>
-          <w:rFonts w:ascii="Arial" w:hAnsi="Arial" w:cs="Arial"/>
-          <w:sz w:val="20"/>
-          <w:szCs w:val="20"/>
-        </w:rPr>
-      </w:pPr>
-    </w:p>
-    <w:p>
-      <w:pPr>
+          <w:highlight w:val="yellow"/>
+        </w:rPr>
+        <w:t xml:space="preserve"> NDCG</w:t>
+      </w:r>
+    </w:p>
+    <w:p>
+      <w:pPr>
+        <w:spacing w:after="0" w:line="360" w:lineRule="auto"/>
+        <w:rPr>
+          <w:rFonts w:ascii="Arial" w:hAnsi="Arial" w:cs="Arial"/>
+          <w:sz w:val="20"/>
+          <w:szCs w:val="20"/>
+          <w:highlight w:val="yellow"/>
+        </w:rPr>
+      </w:pPr>
+      <w:r>
+        <w:rPr>
+          <w:rFonts w:ascii="Arial" w:hAnsi="Arial" w:cs="Arial"/>
+          <w:sz w:val="20"/>
+          <w:szCs w:val="20"/>
+          <w:highlight w:val="yellow"/>
+        </w:rPr>
+        <w:t>Mide el ranking:</w:t>
+      </w:r>
+    </w:p>
+    <w:p>
+      <w:pPr>
+        <w:spacing w:after="0" w:line="360" w:lineRule="auto"/>
+        <w:rPr>
+          <w:rFonts w:ascii="Arial" w:hAnsi="Arial" w:cs="Arial"/>
+          <w:sz w:val="20"/>
+          <w:szCs w:val="20"/>
+          <w:highlight w:val="yellow"/>
+        </w:rPr>
+      </w:pPr>
+      <w:r>
+        <w:rPr>
+          <w:rFonts w:ascii="Arial" w:hAnsi="Arial" w:cs="Arial"/>
+          <w:sz w:val="20"/>
+          <w:szCs w:val="20"/>
+          <w:highlight w:val="yellow"/>
+        </w:rPr>
+        <w:t>“¿Está bien ordenado?”</w:t>
+      </w:r>
+    </w:p>
+    <w:p>
+      <w:pPr>
+        <w:spacing w:after="0" w:line="360" w:lineRule="auto"/>
+        <w:rPr>
+          <w:rFonts w:ascii="Arial" w:hAnsi="Arial" w:cs="Arial"/>
+          <w:sz w:val="20"/>
+          <w:szCs w:val="20"/>
+          <w:highlight w:val="yellow"/>
+        </w:rPr>
+      </w:pPr>
+    </w:p>
+    <w:p>
+      <w:pPr>
+        <w:spacing w:after="0" w:line="360" w:lineRule="auto"/>
         <w:rPr>
           <w:rFonts w:ascii="Arial" w:hAnsi="Arial" w:cs="Arial"/>
           <w:b/>
           <w:bCs/>
           <w:sz w:val="20"/>
           <w:szCs w:val="20"/>
+          <w:highlight w:val="yellow"/>
         </w:rPr>
       </w:pPr>
       <w:r>
@@ -3549,6 +5165,7 @@
           <w:bCs/>
           <w:sz w:val="20"/>
           <w:szCs w:val="20"/>
+          <w:highlight w:val="yellow"/>
         </w:rPr>
         <w:t>✅</w:t>
       </w:r>
@@ -3559,120 +5176,73 @@
           <w:bCs/>
           <w:sz w:val="20"/>
           <w:szCs w:val="20"/>
-        </w:rPr>
-        <w:t xml:space="preserve"> NDCG</w:t>
-      </w:r>
-    </w:p>
-    <w:p>
-      <w:pPr>
-        <w:rPr>
-          <w:rFonts w:ascii="Arial" w:hAnsi="Arial" w:cs="Arial"/>
-          <w:sz w:val="20"/>
-          <w:szCs w:val="20"/>
-        </w:rPr>
-      </w:pPr>
-      <w:r>
-        <w:rPr>
-          <w:rFonts w:ascii="Arial" w:hAnsi="Arial" w:cs="Arial"/>
-          <w:sz w:val="20"/>
-          <w:szCs w:val="20"/>
-        </w:rPr>
-        <w:t>Mide el ranking:</w:t>
-      </w:r>
-    </w:p>
-    <w:p>
-      <w:pPr>
-        <w:rPr>
-          <w:rFonts w:ascii="Arial" w:hAnsi="Arial" w:cs="Arial"/>
-          <w:sz w:val="20"/>
-          <w:szCs w:val="20"/>
-        </w:rPr>
-      </w:pPr>
-      <w:r>
-        <w:rPr>
-          <w:rFonts w:ascii="Arial" w:hAnsi="Arial" w:cs="Arial"/>
-          <w:sz w:val="20"/>
-          <w:szCs w:val="20"/>
-        </w:rPr>
-        <w:t>“¿Está bien ordenado?”</w:t>
-      </w:r>
-    </w:p>
-    <w:p>
-      <w:pPr>
-        <w:rPr>
-          <w:rFonts w:ascii="Arial" w:hAnsi="Arial" w:cs="Arial"/>
-          <w:sz w:val="20"/>
-          <w:szCs w:val="20"/>
-        </w:rPr>
-      </w:pPr>
-    </w:p>
-    <w:p>
-      <w:pPr>
-        <w:rPr>
-          <w:rFonts w:ascii="Arial" w:hAnsi="Arial" w:cs="Arial"/>
-          <w:b/>
-          <w:bCs/>
-          <w:sz w:val="20"/>
-          <w:szCs w:val="20"/>
-        </w:rPr>
-      </w:pPr>
-      <w:r>
-        <w:rPr>
-          <w:rFonts w:ascii="Segoe UI Emoji" w:hAnsi="Segoe UI Emoji" w:cs="Segoe UI Emoji"/>
-          <w:b/>
-          <w:bCs/>
-          <w:sz w:val="20"/>
-          <w:szCs w:val="20"/>
-        </w:rPr>
-        <w:t>✅</w:t>
-      </w:r>
-      <w:r>
-        <w:rPr>
-          <w:rFonts w:ascii="Arial" w:hAnsi="Arial" w:cs="Arial"/>
-          <w:b/>
-          <w:bCs/>
-          <w:sz w:val="20"/>
-          <w:szCs w:val="20"/>
+          <w:highlight w:val="yellow"/>
         </w:rPr>
         <w:t xml:space="preserve"> MRR</w:t>
       </w:r>
     </w:p>
     <w:p>
       <w:pPr>
-        <w:rPr>
-          <w:rFonts w:ascii="Arial" w:hAnsi="Arial" w:cs="Arial"/>
-          <w:sz w:val="20"/>
-          <w:szCs w:val="20"/>
-        </w:rPr>
-      </w:pPr>
-      <w:r>
-        <w:rPr>
-          <w:rFonts w:ascii="Arial" w:hAnsi="Arial" w:cs="Arial"/>
-          <w:sz w:val="20"/>
-          <w:szCs w:val="20"/>
+        <w:spacing w:after="0" w:line="360" w:lineRule="auto"/>
+        <w:rPr>
+          <w:rFonts w:ascii="Arial" w:hAnsi="Arial" w:cs="Arial"/>
+          <w:sz w:val="20"/>
+          <w:szCs w:val="20"/>
+          <w:highlight w:val="yellow"/>
+        </w:rPr>
+      </w:pPr>
+      <w:r>
+        <w:rPr>
+          <w:rFonts w:ascii="Arial" w:hAnsi="Arial" w:cs="Arial"/>
+          <w:sz w:val="20"/>
+          <w:szCs w:val="20"/>
+          <w:highlight w:val="yellow"/>
         </w:rPr>
         <w:t>Mide rapidez:</w:t>
       </w:r>
     </w:p>
     <w:p>
       <w:pPr>
-        <w:rPr>
-          <w:rFonts w:ascii="Arial" w:hAnsi="Arial" w:cs="Arial"/>
-          <w:sz w:val="20"/>
-          <w:szCs w:val="20"/>
-        </w:rPr>
-      </w:pPr>
-      <w:r>
-        <w:rPr>
-          <w:rFonts w:ascii="Arial" w:hAnsi="Arial" w:cs="Arial"/>
-          <w:sz w:val="20"/>
-          <w:szCs w:val="20"/>
+        <w:spacing w:after="0" w:line="360" w:lineRule="auto"/>
+        <w:rPr>
+          <w:rFonts w:ascii="Arial" w:hAnsi="Arial" w:cs="Arial"/>
+          <w:sz w:val="20"/>
+          <w:szCs w:val="20"/>
+        </w:rPr>
+      </w:pPr>
+      <w:r>
+        <w:rPr>
+          <w:rFonts w:ascii="Arial" w:hAnsi="Arial" w:cs="Arial"/>
+          <w:sz w:val="20"/>
+          <w:szCs w:val="20"/>
+          <w:highlight w:val="yellow"/>
         </w:rPr>
         <w:t>“¿El resultado correcto aparece primero?”</w:t>
       </w:r>
     </w:p>
     <w:p>
       <w:pPr>
+        <w:spacing w:after="0" w:line="360" w:lineRule="auto"/>
+        <w:rPr>
+          <w:rFonts w:ascii="Arial" w:hAnsi="Arial" w:cs="Arial"/>
+          <w:sz w:val="20"/>
+          <w:szCs w:val="20"/>
+        </w:rPr>
+      </w:pPr>
+    </w:p>
+    <w:p>
+      <w:pPr>
+        <w:spacing w:after="0" w:line="360" w:lineRule="auto"/>
+        <w:rPr>
+          <w:rFonts w:ascii="Arial" w:hAnsi="Arial" w:cs="Arial"/>
+          <w:sz w:val="20"/>
+          <w:szCs w:val="20"/>
+        </w:rPr>
+      </w:pPr>
+    </w:p>
+    <w:p>
+      <w:pPr>
+        <w:spacing w:after="0" w:line="360" w:lineRule="auto"/>
         <w:rPr>
           <w:rFonts w:ascii="Arial" w:hAnsi="Arial" w:cs="Arial"/>
           <w:sz w:val="20"/>
@@ -3681,9 +5251,9 @@
       </w:pPr>
     </w:p>
     <w:sectPr>
-      <w:footerReference w:type="even" r:id="rId7"/>
-      <w:footerReference w:type="default" r:id="rId8"/>
-      <w:footerReference w:type="first" r:id="rId9"/>
+      <w:footerReference w:type="even" r:id="rId8"/>
+      <w:footerReference w:type="default" r:id="rId9"/>
+      <w:footerReference w:type="first" r:id="rId10"/>
       <w:pgSz w:w="11906" w:h="16838"/>
       <w:pgMar w:top="1417" w:right="1701" w:bottom="1417" w:left="1701" w:header="708" w:footer="708" w:gutter="0"/>
       <w:cols w:space="708"/>
@@ -4434,6 +6004,155 @@
     </w:lvl>
   </w:abstractNum>
   <w:abstractNum w:abstractNumId="2" w15:restartNumberingAfterBreak="0">
+    <w:nsid w:val="054D0955"/>
+    <w:multiLevelType w:val="multilevel"/>
+    <w:tmpl w:val="5DD42A70"/>
+    <w:lvl w:ilvl="0">
+      <w:start w:val="1"/>
+      <w:numFmt w:val="bullet"/>
+      <w:lvlText w:val=""/>
+      <w:lvlJc w:val="left"/>
+      <w:pPr>
+        <w:tabs>
+          <w:tab w:val="num" w:pos="720"/>
+        </w:tabs>
+        <w:ind w:left="720" w:hanging="360"/>
+      </w:pPr>
+      <w:rPr>
+        <w:rFonts w:ascii="Symbol" w:hAnsi="Symbol" w:hint="default"/>
+        <w:sz w:val="20"/>
+      </w:rPr>
+    </w:lvl>
+    <w:lvl w:ilvl="1" w:tentative="1">
+      <w:start w:val="1"/>
+      <w:numFmt w:val="bullet"/>
+      <w:lvlText w:val=""/>
+      <w:lvlJc w:val="left"/>
+      <w:pPr>
+        <w:tabs>
+          <w:tab w:val="num" w:pos="1440"/>
+        </w:tabs>
+        <w:ind w:left="1440" w:hanging="360"/>
+      </w:pPr>
+      <w:rPr>
+        <w:rFonts w:ascii="Symbol" w:hAnsi="Symbol" w:hint="default"/>
+        <w:sz w:val="20"/>
+      </w:rPr>
+    </w:lvl>
+    <w:lvl w:ilvl="2" w:tentative="1">
+      <w:start w:val="1"/>
+      <w:numFmt w:val="bullet"/>
+      <w:lvlText w:val=""/>
+      <w:lvlJc w:val="left"/>
+      <w:pPr>
+        <w:tabs>
+          <w:tab w:val="num" w:pos="2160"/>
+        </w:tabs>
+        <w:ind w:left="2160" w:hanging="360"/>
+      </w:pPr>
+      <w:rPr>
+        <w:rFonts w:ascii="Symbol" w:hAnsi="Symbol" w:hint="default"/>
+        <w:sz w:val="20"/>
+      </w:rPr>
+    </w:lvl>
+    <w:lvl w:ilvl="3" w:tentative="1">
+      <w:start w:val="1"/>
+      <w:numFmt w:val="bullet"/>
+      <w:lvlText w:val=""/>
+      <w:lvlJc w:val="left"/>
+      <w:pPr>
+        <w:tabs>
+          <w:tab w:val="num" w:pos="2880"/>
+        </w:tabs>
+        <w:ind w:left="2880" w:hanging="360"/>
+      </w:pPr>
+      <w:rPr>
+        <w:rFonts w:ascii="Symbol" w:hAnsi="Symbol" w:hint="default"/>
+        <w:sz w:val="20"/>
+      </w:rPr>
+    </w:lvl>
+    <w:lvl w:ilvl="4" w:tentative="1">
+      <w:start w:val="1"/>
+      <w:numFmt w:val="bullet"/>
+      <w:lvlText w:val=""/>
+      <w:lvlJc w:val="left"/>
+      <w:pPr>
+        <w:tabs>
+          <w:tab w:val="num" w:pos="3600"/>
+        </w:tabs>
+        <w:ind w:left="3600" w:hanging="360"/>
+      </w:pPr>
+      <w:rPr>
+        <w:rFonts w:ascii="Symbol" w:hAnsi="Symbol" w:hint="default"/>
+        <w:sz w:val="20"/>
+      </w:rPr>
+    </w:lvl>
+    <w:lvl w:ilvl="5" w:tentative="1">
+      <w:start w:val="1"/>
+      <w:numFmt w:val="bullet"/>
+      <w:lvlText w:val=""/>
+      <w:lvlJc w:val="left"/>
+      <w:pPr>
+        <w:tabs>
+          <w:tab w:val="num" w:pos="4320"/>
+        </w:tabs>
+        <w:ind w:left="4320" w:hanging="360"/>
+      </w:pPr>
+      <w:rPr>
+        <w:rFonts w:ascii="Symbol" w:hAnsi="Symbol" w:hint="default"/>
+        <w:sz w:val="20"/>
+      </w:rPr>
+    </w:lvl>
+    <w:lvl w:ilvl="6" w:tentative="1">
+      <w:start w:val="1"/>
+      <w:numFmt w:val="bullet"/>
+      <w:lvlText w:val=""/>
+      <w:lvlJc w:val="left"/>
+      <w:pPr>
+        <w:tabs>
+          <w:tab w:val="num" w:pos="5040"/>
+        </w:tabs>
+        <w:ind w:left="5040" w:hanging="360"/>
+      </w:pPr>
+      <w:rPr>
+        <w:rFonts w:ascii="Symbol" w:hAnsi="Symbol" w:hint="default"/>
+        <w:sz w:val="20"/>
+      </w:rPr>
+    </w:lvl>
+    <w:lvl w:ilvl="7" w:tentative="1">
+      <w:start w:val="1"/>
+      <w:numFmt w:val="bullet"/>
+      <w:lvlText w:val=""/>
+      <w:lvlJc w:val="left"/>
+      <w:pPr>
+        <w:tabs>
+          <w:tab w:val="num" w:pos="5760"/>
+        </w:tabs>
+        <w:ind w:left="5760" w:hanging="360"/>
+      </w:pPr>
+      <w:rPr>
+        <w:rFonts w:ascii="Symbol" w:hAnsi="Symbol" w:hint="default"/>
+        <w:sz w:val="20"/>
+      </w:rPr>
+    </w:lvl>
+    <w:lvl w:ilvl="8" w:tentative="1">
+      <w:start w:val="1"/>
+      <w:numFmt w:val="bullet"/>
+      <w:lvlText w:val=""/>
+      <w:lvlJc w:val="left"/>
+      <w:pPr>
+        <w:tabs>
+          <w:tab w:val="num" w:pos="6480"/>
+        </w:tabs>
+        <w:ind w:left="6480" w:hanging="360"/>
+      </w:pPr>
+      <w:rPr>
+        <w:rFonts w:ascii="Symbol" w:hAnsi="Symbol" w:hint="default"/>
+        <w:sz w:val="20"/>
+      </w:rPr>
+    </w:lvl>
+  </w:abstractNum>
+  <w:abstractNum w:abstractNumId="3" w15:restartNumberingAfterBreak="0">
     <w:nsid w:val="05BE7875"/>
     <w:multiLevelType w:val="multilevel"/>
     <w:tmpl w:val="0B0C1FDA"/>
@@ -4582,7 +6301,217 @@
       </w:rPr>
     </w:lvl>
   </w:abstractNum>
-  <w:abstractNum w:abstractNumId="3" w15:restartNumberingAfterBreak="0">
+  <w:abstractNum w:abstractNumId="4" w15:restartNumberingAfterBreak="0">
+    <w:nsid w:val="0DCD2D76"/>
+    <w:multiLevelType w:val="multilevel"/>
+    <w:tmpl w:val="C45EE6B8"/>
+    <w:lvl w:ilvl="0">
+      <w:start w:val="1"/>
+      <w:numFmt w:val="decimal"/>
+      <w:lvlText w:val="%1."/>
+      <w:lvlJc w:val="left"/>
+      <w:pPr>
+        <w:ind w:left="720" w:hanging="360"/>
+      </w:pPr>
+      <w:rPr>
+        <w:rFonts w:hint="default"/>
+      </w:rPr>
+    </w:lvl>
+    <w:lvl w:ilvl="1">
+      <w:start w:val="1"/>
+      <w:numFmt w:val="decimal"/>
+      <w:isLgl/>
+      <w:lvlText w:val="%1.%2."/>
+      <w:lvlJc w:val="left"/>
+      <w:pPr>
+        <w:ind w:left="720" w:hanging="360"/>
+      </w:pPr>
+      <w:rPr>
+        <w:rFonts w:hint="default"/>
+      </w:rPr>
+    </w:lvl>
+    <w:lvl w:ilvl="2">
+      <w:start w:val="1"/>
+      <w:numFmt w:val="decimal"/>
+      <w:isLgl/>
+      <w:lvlText w:val="%1.%2.%3."/>
+      <w:lvlJc w:val="left"/>
+      <w:pPr>
+        <w:ind w:left="1080" w:hanging="720"/>
+      </w:pPr>
+      <w:rPr>
+        <w:rFonts w:hint="default"/>
+      </w:rPr>
+    </w:lvl>
+    <w:lvl w:ilvl="3">
+      <w:start w:val="1"/>
+      <w:numFmt w:val="decimal"/>
+      <w:isLgl/>
+      <w:lvlText w:val="%1.%2.%3.%4."/>
+      <w:lvlJc w:val="left"/>
+      <w:pPr>
+        <w:ind w:left="1080" w:hanging="720"/>
+      </w:pPr>
+      <w:rPr>
+        <w:rFonts w:hint="default"/>
+      </w:rPr>
+    </w:lvl>
+    <w:lvl w:ilvl="4">
+      <w:start w:val="1"/>
+      <w:numFmt w:val="decimal"/>
+      <w:isLgl/>
+      <w:lvlText w:val="%1.%2.%3.%4.%5."/>
+      <w:lvlJc w:val="left"/>
+      <w:pPr>
+        <w:ind w:left="1440" w:hanging="1080"/>
+      </w:pPr>
+      <w:rPr>
+        <w:rFonts w:hint="default"/>
+      </w:rPr>
+    </w:lvl>
+    <w:lvl w:ilvl="5">
+      <w:start w:val="1"/>
+      <w:numFmt w:val="decimal"/>
+      <w:isLgl/>
+      <w:lvlText w:val="%1.%2.%3.%4.%5.%6."/>
+      <w:lvlJc w:val="left"/>
+      <w:pPr>
+        <w:ind w:left="1440" w:hanging="1080"/>
+      </w:pPr>
+      <w:rPr>
+        <w:rFonts w:hint="default"/>
+      </w:rPr>
+    </w:lvl>
+    <w:lvl w:ilvl="6">
+      <w:start w:val="1"/>
+      <w:numFmt w:val="decimal"/>
+      <w:isLgl/>
+      <w:lvlText w:val="%1.%2.%3.%4.%5.%6.%7."/>
+      <w:lvlJc w:val="left"/>
+      <w:pPr>
+        <w:ind w:left="1800" w:hanging="1440"/>
+      </w:pPr>
+      <w:rPr>
+        <w:rFonts w:hint="default"/>
+      </w:rPr>
+    </w:lvl>
+    <w:lvl w:ilvl="7">
+      <w:start w:val="1"/>
+      <w:numFmt w:val="decimal"/>
+      <w:isLgl/>
+      <w:lvlText w:val="%1.%2.%3.%4.%5.%6.%7.%8."/>
+      <w:lvlJc w:val="left"/>
+      <w:pPr>
+        <w:ind w:left="1800" w:hanging="1440"/>
+      </w:pPr>
+      <w:rPr>
+        <w:rFonts w:hint="default"/>
+      </w:rPr>
+    </w:lvl>
+    <w:lvl w:ilvl="8">
+      <w:start w:val="1"/>
+      <w:numFmt w:val="decimal"/>
+      <w:isLgl/>
+      <w:lvlText w:val="%1.%2.%3.%4.%5.%6.%7.%8.%9."/>
+      <w:lvlJc w:val="left"/>
+      <w:pPr>
+        <w:ind w:left="2160" w:hanging="1800"/>
+      </w:pPr>
+      <w:rPr>
+        <w:rFonts w:hint="default"/>
+      </w:rPr>
+    </w:lvl>
+  </w:abstractNum>
+  <w:abstractNum w:abstractNumId="5" w15:restartNumberingAfterBreak="0">
+    <w:nsid w:val="128229A0"/>
+    <w:multiLevelType w:val="hybridMultilevel"/>
+    <w:tmpl w:val="762C1BD0"/>
+    <w:lvl w:ilvl="0" w:tplc="2C0A0017">
+      <w:start w:val="1"/>
+      <w:numFmt w:val="lowerLetter"/>
+      <w:lvlText w:val="%1)"/>
+      <w:lvlJc w:val="left"/>
+      <w:pPr>
+        <w:ind w:left="720" w:hanging="360"/>
+      </w:pPr>
+      <w:rPr>
+        <w:rFonts w:hint="default"/>
+      </w:rPr>
+    </w:lvl>
+    <w:lvl w:ilvl="1" w:tplc="2C0A0019" w:tentative="1">
+      <w:start w:val="1"/>
+      <w:numFmt w:val="lowerLetter"/>
+      <w:lvlText w:val="%2."/>
+      <w:lvlJc w:val="left"/>
+      <w:pPr>
+        <w:ind w:left="1440" w:hanging="360"/>
+      </w:pPr>
+    </w:lvl>
+    <w:lvl w:ilvl="2" w:tplc="2C0A001B" w:tentative="1">
+      <w:start w:val="1"/>
+      <w:numFmt w:val="lowerRoman"/>
+      <w:lvlText w:val="%3."/>
+      <w:lvlJc w:val="right"/>
+      <w:pPr>
+        <w:ind w:left="2160" w:hanging="180"/>
+      </w:pPr>
+    </w:lvl>
+    <w:lvl w:ilvl="3" w:tplc="2C0A000F" w:tentative="1">
+      <w:start w:val="1"/>
+      <w:numFmt w:val="decimal"/>
+      <w:lvlText w:val="%4."/>
+      <w:lvlJc w:val="left"/>
+      <w:pPr>
+        <w:ind w:left="2880" w:hanging="360"/>
+      </w:pPr>
+    </w:lvl>
+    <w:lvl w:ilvl="4" w:tplc="2C0A0019" w:tentative="1">
+      <w:start w:val="1"/>
+      <w:numFmt w:val="lowerLetter"/>
+      <w:lvlText w:val="%5."/>
+      <w:lvlJc w:val="left"/>
+      <w:pPr>
+        <w:ind w:left="3600" w:hanging="360"/>
+      </w:pPr>
+    </w:lvl>
+    <w:lvl w:ilvl="5" w:tplc="2C0A001B" w:tentative="1">
+      <w:start w:val="1"/>
+      <w:numFmt w:val="lowerRoman"/>
+      <w:lvlText w:val="%6."/>
+      <w:lvlJc w:val="right"/>
+      <w:pPr>
+        <w:ind w:left="4320" w:hanging="180"/>
+      </w:pPr>
+    </w:lvl>
+    <w:lvl w:ilvl="6" w:tplc="2C0A000F" w:tentative="1">
+      <w:start w:val="1"/>
+      <w:numFmt w:val="decimal"/>
+      <w:lvlText w:val="%7."/>
+      <w:lvlJc w:val="left"/>
+      <w:pPr>
+        <w:ind w:left="5040" w:hanging="360"/>
+      </w:pPr>
+    </w:lvl>
+    <w:lvl w:ilvl="7" w:tplc="2C0A0019" w:tentative="1">
+      <w:start w:val="1"/>
+      <w:numFmt w:val="lowerLetter"/>
+      <w:lvlText w:val="%8."/>
+      <w:lvlJc w:val="left"/>
+      <w:pPr>
+        <w:ind w:left="5760" w:hanging="360"/>
+      </w:pPr>
+    </w:lvl>
+    <w:lvl w:ilvl="8" w:tplc="2C0A001B" w:tentative="1">
+      <w:start w:val="1"/>
+      <w:numFmt w:val="lowerRoman"/>
+      <w:lvlText w:val="%9."/>
+      <w:lvlJc w:val="right"/>
+      <w:pPr>
+        <w:ind w:left="6480" w:hanging="180"/>
+      </w:pPr>
+    </w:lvl>
+  </w:abstractNum>
+  <w:abstractNum w:abstractNumId="6" w15:restartNumberingAfterBreak="0">
     <w:nsid w:val="14A23230"/>
     <w:multiLevelType w:val="multilevel"/>
     <w:tmpl w:val="41B08F3E"/>
@@ -4731,7 +6660,124 @@
       </w:rPr>
     </w:lvl>
   </w:abstractNum>
-  <w:abstractNum w:abstractNumId="4" w15:restartNumberingAfterBreak="0">
+  <w:abstractNum w:abstractNumId="7" w15:restartNumberingAfterBreak="0">
+    <w:nsid w:val="15FC2C6A"/>
+    <w:multiLevelType w:val="multilevel"/>
+    <w:tmpl w:val="169815D4"/>
+    <w:lvl w:ilvl="0">
+      <w:start w:val="1"/>
+      <w:numFmt w:val="decimal"/>
+      <w:lvlText w:val="%1."/>
+      <w:lvlJc w:val="left"/>
+      <w:pPr>
+        <w:tabs>
+          <w:tab w:val="num" w:pos="720"/>
+        </w:tabs>
+        <w:ind w:left="720" w:hanging="360"/>
+      </w:pPr>
+    </w:lvl>
+    <w:lvl w:ilvl="1">
+      <w:start w:val="1"/>
+      <w:numFmt w:val="bullet"/>
+      <w:lvlText w:val=""/>
+      <w:lvlJc w:val="left"/>
+      <w:pPr>
+        <w:tabs>
+          <w:tab w:val="num" w:pos="1440"/>
+        </w:tabs>
+        <w:ind w:left="1440" w:hanging="360"/>
+      </w:pPr>
+      <w:rPr>
+        <w:rFonts w:ascii="Symbol" w:hAnsi="Symbol" w:hint="default"/>
+        <w:sz w:val="20"/>
+      </w:rPr>
+    </w:lvl>
+    <w:lvl w:ilvl="2" w:tentative="1">
+      <w:start w:val="1"/>
+      <w:numFmt w:val="decimal"/>
+      <w:lvlText w:val="%3."/>
+      <w:lvlJc w:val="left"/>
+      <w:pPr>
+        <w:tabs>
+          <w:tab w:val="num" w:pos="2160"/>
+        </w:tabs>
+        <w:ind w:left="2160" w:hanging="360"/>
+      </w:pPr>
+    </w:lvl>
+    <w:lvl w:ilvl="3" w:tentative="1">
+      <w:start w:val="1"/>
+      <w:numFmt w:val="decimal"/>
+      <w:lvlText w:val="%4."/>
+      <w:lvlJc w:val="left"/>
+      <w:pPr>
+        <w:tabs>
+          <w:tab w:val="num" w:pos="2880"/>
+        </w:tabs>
+        <w:ind w:left="2880" w:hanging="360"/>
+      </w:pPr>
+    </w:lvl>
+    <w:lvl w:ilvl="4" w:tentative="1">
+      <w:start w:val="1"/>
+      <w:numFmt w:val="decimal"/>
+      <w:lvlText w:val="%5."/>
+      <w:lvlJc w:val="left"/>
+      <w:pPr>
+        <w:tabs>
+          <w:tab w:val="num" w:pos="3600"/>
+        </w:tabs>
+        <w:ind w:left="3600" w:hanging="360"/>
+      </w:pPr>
+    </w:lvl>
+    <w:lvl w:ilvl="5" w:tentative="1">
+      <w:start w:val="1"/>
+      <w:numFmt w:val="decimal"/>
+      <w:lvlText w:val="%6."/>
+      <w:lvlJc w:val="left"/>
+      <w:pPr>
+        <w:tabs>
+          <w:tab w:val="num" w:pos="4320"/>
+        </w:tabs>
+        <w:ind w:left="4320" w:hanging="360"/>
+      </w:pPr>
+    </w:lvl>
+    <w:lvl w:ilvl="6" w:tentative="1">
+      <w:start w:val="1"/>
+      <w:numFmt w:val="decimal"/>
+      <w:lvlText w:val="%7."/>
+      <w:lvlJc w:val="left"/>
+      <w:pPr>
+        <w:tabs>
+          <w:tab w:val="num" w:pos="5040"/>
+        </w:tabs>
+        <w:ind w:left="5040" w:hanging="360"/>
+      </w:pPr>
+    </w:lvl>
+    <w:lvl w:ilvl="7" w:tentative="1">
+      <w:start w:val="1"/>
+      <w:numFmt w:val="decimal"/>
+      <w:lvlText w:val="%8."/>
+      <w:lvlJc w:val="left"/>
+      <w:pPr>
+        <w:tabs>
+          <w:tab w:val="num" w:pos="5760"/>
+        </w:tabs>
+        <w:ind w:left="5760" w:hanging="360"/>
+      </w:pPr>
+    </w:lvl>
+    <w:lvl w:ilvl="8" w:tentative="1">
+      <w:start w:val="1"/>
+      <w:numFmt w:val="decimal"/>
+      <w:lvlText w:val="%9."/>
+      <w:lvlJc w:val="left"/>
+      <w:pPr>
+        <w:tabs>
+          <w:tab w:val="num" w:pos="6480"/>
+        </w:tabs>
+        <w:ind w:left="6480" w:hanging="360"/>
+      </w:pPr>
+    </w:lvl>
+  </w:abstractNum>
+  <w:abstractNum w:abstractNumId="8" w15:restartNumberingAfterBreak="0">
     <w:nsid w:val="1B3E4E70"/>
     <w:multiLevelType w:val="hybridMultilevel"/>
     <w:tmpl w:val="8BB40E4C"/>
@@ -4820,7 +6866,7 @@
       </w:pPr>
     </w:lvl>
   </w:abstractNum>
-  <w:abstractNum w:abstractNumId="5" w15:restartNumberingAfterBreak="0">
+  <w:abstractNum w:abstractNumId="9" w15:restartNumberingAfterBreak="0">
     <w:nsid w:val="1BF7166A"/>
     <w:multiLevelType w:val="multilevel"/>
     <w:tmpl w:val="33500D0C"/>
@@ -4969,7 +7015,7 @@
       </w:rPr>
     </w:lvl>
   </w:abstractNum>
-  <w:abstractNum w:abstractNumId="6" w15:restartNumberingAfterBreak="0">
+  <w:abstractNum w:abstractNumId="10" w15:restartNumberingAfterBreak="0">
     <w:nsid w:val="1CD55CA9"/>
     <w:multiLevelType w:val="multilevel"/>
     <w:tmpl w:val="31BA3E48"/>
@@ -5118,7 +7164,242 @@
       </w:rPr>
     </w:lvl>
   </w:abstractNum>
-  <w:abstractNum w:abstractNumId="7" w15:restartNumberingAfterBreak="0">
+  <w:abstractNum w:abstractNumId="11" w15:restartNumberingAfterBreak="0">
+    <w:nsid w:val="284A5EF7"/>
+    <w:multiLevelType w:val="multilevel"/>
+    <w:tmpl w:val="F7A410C2"/>
+    <w:lvl w:ilvl="0">
+      <w:start w:val="1"/>
+      <w:numFmt w:val="bullet"/>
+      <w:lvlText w:val=""/>
+      <w:lvlJc w:val="left"/>
+      <w:pPr>
+        <w:tabs>
+          <w:tab w:val="num" w:pos="720"/>
+        </w:tabs>
+        <w:ind w:left="720" w:hanging="360"/>
+      </w:pPr>
+      <w:rPr>
+        <w:rFonts w:ascii="Symbol" w:hAnsi="Symbol" w:hint="default"/>
+        <w:sz w:val="20"/>
+      </w:rPr>
+    </w:lvl>
+    <w:lvl w:ilvl="1" w:tentative="1">
+      <w:start w:val="1"/>
+      <w:numFmt w:val="bullet"/>
+      <w:lvlText w:val=""/>
+      <w:lvlJc w:val="left"/>
+      <w:pPr>
+        <w:tabs>
+          <w:tab w:val="num" w:pos="1440"/>
+        </w:tabs>
+        <w:ind w:left="1440" w:hanging="360"/>
+      </w:pPr>
+      <w:rPr>
+        <w:rFonts w:ascii="Symbol" w:hAnsi="Symbol" w:hint="default"/>
+        <w:sz w:val="20"/>
+      </w:rPr>
+    </w:lvl>
+    <w:lvl w:ilvl="2" w:tentative="1">
+      <w:start w:val="1"/>
+      <w:numFmt w:val="bullet"/>
+      <w:lvlText w:val=""/>
+      <w:lvlJc w:val="left"/>
+      <w:pPr>
+        <w:tabs>
+          <w:tab w:val="num" w:pos="2160"/>
+        </w:tabs>
+        <w:ind w:left="2160" w:hanging="360"/>
+      </w:pPr>
+      <w:rPr>
+        <w:rFonts w:ascii="Symbol" w:hAnsi="Symbol" w:hint="default"/>
+        <w:sz w:val="20"/>
+      </w:rPr>
+    </w:lvl>
+    <w:lvl w:ilvl="3" w:tentative="1">
+      <w:start w:val="1"/>
+      <w:numFmt w:val="bullet"/>
+      <w:lvlText w:val=""/>
+      <w:lvlJc w:val="left"/>
+      <w:pPr>
+        <w:tabs>
+          <w:tab w:val="num" w:pos="2880"/>
+        </w:tabs>
+        <w:ind w:left="2880" w:hanging="360"/>
+      </w:pPr>
+      <w:rPr>
+        <w:rFonts w:ascii="Symbol" w:hAnsi="Symbol" w:hint="default"/>
+        <w:sz w:val="20"/>
+      </w:rPr>
+    </w:lvl>
+    <w:lvl w:ilvl="4" w:tentative="1">
+      <w:start w:val="1"/>
+      <w:numFmt w:val="bullet"/>
+      <w:lvlText w:val=""/>
+      <w:lvlJc w:val="left"/>
+      <w:pPr>
+        <w:tabs>
+          <w:tab w:val="num" w:pos="3600"/>
+        </w:tabs>
+        <w:ind w:left="3600" w:hanging="360"/>
+      </w:pPr>
+      <w:rPr>
+        <w:rFonts w:ascii="Symbol" w:hAnsi="Symbol" w:hint="default"/>
+        <w:sz w:val="20"/>
+      </w:rPr>
+    </w:lvl>
+    <w:lvl w:ilvl="5" w:tentative="1">
+      <w:start w:val="1"/>
+      <w:numFmt w:val="bullet"/>
+      <w:lvlText w:val=""/>
+      <w:lvlJc w:val="left"/>
+      <w:pPr>
+        <w:tabs>
+          <w:tab w:val="num" w:pos="4320"/>
+        </w:tabs>
+        <w:ind w:left="4320" w:hanging="360"/>
+      </w:pPr>
+      <w:rPr>
+        <w:rFonts w:ascii="Symbol" w:hAnsi="Symbol" w:hint="default"/>
+        <w:sz w:val="20"/>
+      </w:rPr>
+    </w:lvl>
+    <w:lvl w:ilvl="6" w:tentative="1">
+      <w:start w:val="1"/>
+      <w:numFmt w:val="bullet"/>
+      <w:lvlText w:val=""/>
+      <w:lvlJc w:val="left"/>
+      <w:pPr>
+        <w:tabs>
+          <w:tab w:val="num" w:pos="5040"/>
+        </w:tabs>
+        <w:ind w:left="5040" w:hanging="360"/>
+      </w:pPr>
+      <w:rPr>
+        <w:rFonts w:ascii="Symbol" w:hAnsi="Symbol" w:hint="default"/>
+        <w:sz w:val="20"/>
+      </w:rPr>
+    </w:lvl>
+    <w:lvl w:ilvl="7" w:tentative="1">
+      <w:start w:val="1"/>
+      <w:numFmt w:val="bullet"/>
+      <w:lvlText w:val=""/>
+      <w:lvlJc w:val="left"/>
+      <w:pPr>
+        <w:tabs>
+          <w:tab w:val="num" w:pos="5760"/>
+        </w:tabs>
+        <w:ind w:left="5760" w:hanging="360"/>
+      </w:pPr>
+      <w:rPr>
+        <w:rFonts w:ascii="Symbol" w:hAnsi="Symbol" w:hint="default"/>
+        <w:sz w:val="20"/>
+      </w:rPr>
+    </w:lvl>
+    <w:lvl w:ilvl="8" w:tentative="1">
+      <w:start w:val="1"/>
+      <w:numFmt w:val="bullet"/>
+      <w:lvlText w:val=""/>
+      <w:lvlJc w:val="left"/>
+      <w:pPr>
+        <w:tabs>
+          <w:tab w:val="num" w:pos="6480"/>
+        </w:tabs>
+        <w:ind w:left="6480" w:hanging="360"/>
+      </w:pPr>
+      <w:rPr>
+        <w:rFonts w:ascii="Symbol" w:hAnsi="Symbol" w:hint="default"/>
+        <w:sz w:val="20"/>
+      </w:rPr>
+    </w:lvl>
+  </w:abstractNum>
+  <w:abstractNum w:abstractNumId="12" w15:restartNumberingAfterBreak="0">
+    <w:nsid w:val="2B1E62F3"/>
+    <w:multiLevelType w:val="hybridMultilevel"/>
+    <w:tmpl w:val="C5784376"/>
+    <w:lvl w:ilvl="0" w:tplc="2C0A0015">
+      <w:start w:val="1"/>
+      <w:numFmt w:val="upperLetter"/>
+      <w:lvlText w:val="%1."/>
+      <w:lvlJc w:val="left"/>
+      <w:pPr>
+        <w:ind w:left="720" w:hanging="360"/>
+      </w:pPr>
+    </w:lvl>
+    <w:lvl w:ilvl="1" w:tplc="2C0A0019" w:tentative="1">
+      <w:start w:val="1"/>
+      <w:numFmt w:val="lowerLetter"/>
+      <w:lvlText w:val="%2."/>
+      <w:lvlJc w:val="left"/>
+      <w:pPr>
+        <w:ind w:left="1440" w:hanging="360"/>
+      </w:pPr>
+    </w:lvl>
+    <w:lvl w:ilvl="2" w:tplc="2C0A001B" w:tentative="1">
+      <w:start w:val="1"/>
+      <w:numFmt w:val="lowerRoman"/>
+      <w:lvlText w:val="%3."/>
+      <w:lvlJc w:val="right"/>
+      <w:pPr>
+        <w:ind w:left="2160" w:hanging="180"/>
+      </w:pPr>
+    </w:lvl>
+    <w:lvl w:ilvl="3" w:tplc="2C0A000F" w:tentative="1">
+      <w:start w:val="1"/>
+      <w:numFmt w:val="decimal"/>
+      <w:lvlText w:val="%4."/>
+      <w:lvlJc w:val="left"/>
+      <w:pPr>
+        <w:ind w:left="2880" w:hanging="360"/>
+      </w:pPr>
+    </w:lvl>
+    <w:lvl w:ilvl="4" w:tplc="2C0A0019" w:tentative="1">
+      <w:start w:val="1"/>
+      <w:numFmt w:val="lowerLetter"/>
+      <w:lvlText w:val="%5."/>
+      <w:lvlJc w:val="left"/>
+      <w:pPr>
+        <w:ind w:left="3600" w:hanging="360"/>
+      </w:pPr>
+    </w:lvl>
+    <w:lvl w:ilvl="5" w:tplc="2C0A001B" w:tentative="1">
+      <w:start w:val="1"/>
+      <w:numFmt w:val="lowerRoman"/>
+      <w:lvlText w:val="%6."/>
+      <w:lvlJc w:val="right"/>
+      <w:pPr>
+        <w:ind w:left="4320" w:hanging="180"/>
+      </w:pPr>
+    </w:lvl>
+    <w:lvl w:ilvl="6" w:tplc="2C0A000F" w:tentative="1">
+      <w:start w:val="1"/>
+      <w:numFmt w:val="decimal"/>
+      <w:lvlText w:val="%7."/>
+      <w:lvlJc w:val="left"/>
+      <w:pPr>
+        <w:ind w:left="5040" w:hanging="360"/>
+      </w:pPr>
+    </w:lvl>
+    <w:lvl w:ilvl="7" w:tplc="2C0A0019" w:tentative="1">
+      <w:start w:val="1"/>
+      <w:numFmt w:val="lowerLetter"/>
+      <w:lvlText w:val="%8."/>
+      <w:lvlJc w:val="left"/>
+      <w:pPr>
+        <w:ind w:left="5760" w:hanging="360"/>
+      </w:pPr>
+    </w:lvl>
+    <w:lvl w:ilvl="8" w:tplc="2C0A001B" w:tentative="1">
+      <w:start w:val="1"/>
+      <w:numFmt w:val="lowerRoman"/>
+      <w:lvlText w:val="%9."/>
+      <w:lvlJc w:val="right"/>
+      <w:pPr>
+        <w:ind w:left="6480" w:hanging="180"/>
+      </w:pPr>
+    </w:lvl>
+  </w:abstractNum>
+  <w:abstractNum w:abstractNumId="13" w15:restartNumberingAfterBreak="0">
     <w:nsid w:val="389C7E34"/>
     <w:multiLevelType w:val="multilevel"/>
     <w:tmpl w:val="B74A32D0"/>
@@ -5267,7 +7548,305 @@
       </w:rPr>
     </w:lvl>
   </w:abstractNum>
-  <w:abstractNum w:abstractNumId="8" w15:restartNumberingAfterBreak="0">
+  <w:abstractNum w:abstractNumId="14" w15:restartNumberingAfterBreak="0">
+    <w:nsid w:val="430C7450"/>
+    <w:multiLevelType w:val="multilevel"/>
+    <w:tmpl w:val="C5E8E9D0"/>
+    <w:lvl w:ilvl="0">
+      <w:start w:val="1"/>
+      <w:numFmt w:val="bullet"/>
+      <w:lvlText w:val=""/>
+      <w:lvlJc w:val="left"/>
+      <w:pPr>
+        <w:tabs>
+          <w:tab w:val="num" w:pos="720"/>
+        </w:tabs>
+        <w:ind w:left="720" w:hanging="360"/>
+      </w:pPr>
+      <w:rPr>
+        <w:rFonts w:ascii="Symbol" w:hAnsi="Symbol" w:hint="default"/>
+        <w:sz w:val="20"/>
+      </w:rPr>
+    </w:lvl>
+    <w:lvl w:ilvl="1" w:tentative="1">
+      <w:start w:val="1"/>
+      <w:numFmt w:val="bullet"/>
+      <w:lvlText w:val=""/>
+      <w:lvlJc w:val="left"/>
+      <w:pPr>
+        <w:tabs>
+          <w:tab w:val="num" w:pos="1440"/>
+        </w:tabs>
+        <w:ind w:left="1440" w:hanging="360"/>
+      </w:pPr>
+      <w:rPr>
+        <w:rFonts w:ascii="Symbol" w:hAnsi="Symbol" w:hint="default"/>
+        <w:sz w:val="20"/>
+      </w:rPr>
+    </w:lvl>
+    <w:lvl w:ilvl="2" w:tentative="1">
+      <w:start w:val="1"/>
+      <w:numFmt w:val="bullet"/>
+      <w:lvlText w:val=""/>
+      <w:lvlJc w:val="left"/>
+      <w:pPr>
+        <w:tabs>
+          <w:tab w:val="num" w:pos="2160"/>
+        </w:tabs>
+        <w:ind w:left="2160" w:hanging="360"/>
+      </w:pPr>
+      <w:rPr>
+        <w:rFonts w:ascii="Symbol" w:hAnsi="Symbol" w:hint="default"/>
+        <w:sz w:val="20"/>
+      </w:rPr>
+    </w:lvl>
+    <w:lvl w:ilvl="3" w:tentative="1">
+      <w:start w:val="1"/>
+      <w:numFmt w:val="bullet"/>
+      <w:lvlText w:val=""/>
+      <w:lvlJc w:val="left"/>
+      <w:pPr>
+        <w:tabs>
+          <w:tab w:val="num" w:pos="2880"/>
+        </w:tabs>
+        <w:ind w:left="2880" w:hanging="360"/>
+      </w:pPr>
+      <w:rPr>
+        <w:rFonts w:ascii="Symbol" w:hAnsi="Symbol" w:hint="default"/>
+        <w:sz w:val="20"/>
+      </w:rPr>
+    </w:lvl>
+    <w:lvl w:ilvl="4" w:tentative="1">
+      <w:start w:val="1"/>
+      <w:numFmt w:val="bullet"/>
+      <w:lvlText w:val=""/>
+      <w:lvlJc w:val="left"/>
+      <w:pPr>
+        <w:tabs>
+          <w:tab w:val="num" w:pos="3600"/>
+        </w:tabs>
+        <w:ind w:left="3600" w:hanging="360"/>
+      </w:pPr>
+      <w:rPr>
+        <w:rFonts w:ascii="Symbol" w:hAnsi="Symbol" w:hint="default"/>
+        <w:sz w:val="20"/>
+      </w:rPr>
+    </w:lvl>
+    <w:lvl w:ilvl="5" w:tentative="1">
+      <w:start w:val="1"/>
+      <w:numFmt w:val="bullet"/>
+      <w:lvlText w:val=""/>
+      <w:lvlJc w:val="left"/>
+      <w:pPr>
+        <w:tabs>
+          <w:tab w:val="num" w:pos="4320"/>
+        </w:tabs>
+        <w:ind w:left="4320" w:hanging="360"/>
+      </w:pPr>
+      <w:rPr>
+        <w:rFonts w:ascii="Symbol" w:hAnsi="Symbol" w:hint="default"/>
+        <w:sz w:val="20"/>
+      </w:rPr>
+    </w:lvl>
+    <w:lvl w:ilvl="6" w:tentative="1">
+      <w:start w:val="1"/>
+      <w:numFmt w:val="bullet"/>
+      <w:lvlText w:val=""/>
+      <w:lvlJc w:val="left"/>
+      <w:pPr>
+        <w:tabs>
+          <w:tab w:val="num" w:pos="5040"/>
+        </w:tabs>
+        <w:ind w:left="5040" w:hanging="360"/>
+      </w:pPr>
+      <w:rPr>
+        <w:rFonts w:ascii="Symbol" w:hAnsi="Symbol" w:hint="default"/>
+        <w:sz w:val="20"/>
+      </w:rPr>
+    </w:lvl>
+    <w:lvl w:ilvl="7" w:tentative="1">
+      <w:start w:val="1"/>
+      <w:numFmt w:val="bullet"/>
+      <w:lvlText w:val=""/>
+      <w:lvlJc w:val="left"/>
+      <w:pPr>
+        <w:tabs>
+          <w:tab w:val="num" w:pos="5760"/>
+        </w:tabs>
+        <w:ind w:left="5760" w:hanging="360"/>
+      </w:pPr>
+      <w:rPr>
+        <w:rFonts w:ascii="Symbol" w:hAnsi="Symbol" w:hint="default"/>
+        <w:sz w:val="20"/>
+      </w:rPr>
+    </w:lvl>
+    <w:lvl w:ilvl="8" w:tentative="1">
+      <w:start w:val="1"/>
+      <w:numFmt w:val="bullet"/>
+      <w:lvlText w:val=""/>
+      <w:lvlJc w:val="left"/>
+      <w:pPr>
+        <w:tabs>
+          <w:tab w:val="num" w:pos="6480"/>
+        </w:tabs>
+        <w:ind w:left="6480" w:hanging="360"/>
+      </w:pPr>
+      <w:rPr>
+        <w:rFonts w:ascii="Symbol" w:hAnsi="Symbol" w:hint="default"/>
+        <w:sz w:val="20"/>
+      </w:rPr>
+    </w:lvl>
+  </w:abstractNum>
+  <w:abstractNum w:abstractNumId="15" w15:restartNumberingAfterBreak="0">
+    <w:nsid w:val="45F17226"/>
+    <w:multiLevelType w:val="multilevel"/>
+    <w:tmpl w:val="BE6495C0"/>
+    <w:lvl w:ilvl="0">
+      <w:start w:val="1"/>
+      <w:numFmt w:val="bullet"/>
+      <w:lvlText w:val=""/>
+      <w:lvlJc w:val="left"/>
+      <w:pPr>
+        <w:tabs>
+          <w:tab w:val="num" w:pos="720"/>
+        </w:tabs>
+        <w:ind w:left="720" w:hanging="360"/>
+      </w:pPr>
+      <w:rPr>
+        <w:rFonts w:ascii="Symbol" w:hAnsi="Symbol" w:hint="default"/>
+        <w:sz w:val="20"/>
+      </w:rPr>
+    </w:lvl>
+    <w:lvl w:ilvl="1" w:tentative="1">
+      <w:start w:val="1"/>
+      <w:numFmt w:val="bullet"/>
+      <w:lvlText w:val=""/>
+      <w:lvlJc w:val="left"/>
+      <w:pPr>
+        <w:tabs>
+          <w:tab w:val="num" w:pos="1440"/>
+        </w:tabs>
+        <w:ind w:left="1440" w:hanging="360"/>
+      </w:pPr>
+      <w:rPr>
+        <w:rFonts w:ascii="Symbol" w:hAnsi="Symbol" w:hint="default"/>
+        <w:sz w:val="20"/>
+      </w:rPr>
+    </w:lvl>
+    <w:lvl w:ilvl="2" w:tentative="1">
+      <w:start w:val="1"/>
+      <w:numFmt w:val="bullet"/>
+      <w:lvlText w:val=""/>
+      <w:lvlJc w:val="left"/>
+      <w:pPr>
+        <w:tabs>
+          <w:tab w:val="num" w:pos="2160"/>
+        </w:tabs>
+        <w:ind w:left="2160" w:hanging="360"/>
+      </w:pPr>
+      <w:rPr>
+        <w:rFonts w:ascii="Symbol" w:hAnsi="Symbol" w:hint="default"/>
+        <w:sz w:val="20"/>
+      </w:rPr>
+    </w:lvl>
+    <w:lvl w:ilvl="3" w:tentative="1">
+      <w:start w:val="1"/>
+      <w:numFmt w:val="bullet"/>
+      <w:lvlText w:val=""/>
+      <w:lvlJc w:val="left"/>
+      <w:pPr>
+        <w:tabs>
+          <w:tab w:val="num" w:pos="2880"/>
+        </w:tabs>
+        <w:ind w:left="2880" w:hanging="360"/>
+      </w:pPr>
+      <w:rPr>
+        <w:rFonts w:ascii="Symbol" w:hAnsi="Symbol" w:hint="default"/>
+        <w:sz w:val="20"/>
+      </w:rPr>
+    </w:lvl>
+    <w:lvl w:ilvl="4" w:tentative="1">
+      <w:start w:val="1"/>
+      <w:numFmt w:val="bullet"/>
+      <w:lvlText w:val=""/>
+      <w:lvlJc w:val="left"/>
+      <w:pPr>
+        <w:tabs>
+          <w:tab w:val="num" w:pos="3600"/>
+        </w:tabs>
+        <w:ind w:left="3600" w:hanging="360"/>
+      </w:pPr>
+      <w:rPr>
+        <w:rFonts w:ascii="Symbol" w:hAnsi="Symbol" w:hint="default"/>
+        <w:sz w:val="20"/>
+      </w:rPr>
+    </w:lvl>
+    <w:lvl w:ilvl="5" w:tentative="1">
+      <w:start w:val="1"/>
+      <w:numFmt w:val="bullet"/>
+      <w:lvlText w:val=""/>
+      <w:lvlJc w:val="left"/>
+      <w:pPr>
+        <w:tabs>
+          <w:tab w:val="num" w:pos="4320"/>
+        </w:tabs>
+        <w:ind w:left="4320" w:hanging="360"/>
+      </w:pPr>
+      <w:rPr>
+        <w:rFonts w:ascii="Symbol" w:hAnsi="Symbol" w:hint="default"/>
+        <w:sz w:val="20"/>
+      </w:rPr>
+    </w:lvl>
+    <w:lvl w:ilvl="6" w:tentative="1">
+      <w:start w:val="1"/>
+      <w:numFmt w:val="bullet"/>
+      <w:lvlText w:val=""/>
+      <w:lvlJc w:val="left"/>
+      <w:pPr>
+        <w:tabs>
+          <w:tab w:val="num" w:pos="5040"/>
+        </w:tabs>
+        <w:ind w:left="5040" w:hanging="360"/>
+      </w:pPr>
+      <w:rPr>
+        <w:rFonts w:ascii="Symbol" w:hAnsi="Symbol" w:hint="default"/>
+        <w:sz w:val="20"/>
+      </w:rPr>
+    </w:lvl>
+    <w:lvl w:ilvl="7" w:tentative="1">
+      <w:start w:val="1"/>
+      <w:numFmt w:val="bullet"/>
+      <w:lvlText w:val=""/>
+      <w:lvlJc w:val="left"/>
+      <w:pPr>
+        <w:tabs>
+          <w:tab w:val="num" w:pos="5760"/>
+        </w:tabs>
+        <w:ind w:left="5760" w:hanging="360"/>
+      </w:pPr>
+      <w:rPr>
+        <w:rFonts w:ascii="Symbol" w:hAnsi="Symbol" w:hint="default"/>
+        <w:sz w:val="20"/>
+      </w:rPr>
+    </w:lvl>
+    <w:lvl w:ilvl="8" w:tentative="1">
+      <w:start w:val="1"/>
+      <w:numFmt w:val="bullet"/>
+      <w:lvlText w:val=""/>
+      <w:lvlJc w:val="left"/>
+      <w:pPr>
+        <w:tabs>
+          <w:tab w:val="num" w:pos="6480"/>
+        </w:tabs>
+        <w:ind w:left="6480" w:hanging="360"/>
+      </w:pPr>
+      <w:rPr>
+        <w:rFonts w:ascii="Symbol" w:hAnsi="Symbol" w:hint="default"/>
+        <w:sz w:val="20"/>
+      </w:rPr>
+    </w:lvl>
+  </w:abstractNum>
+  <w:abstractNum w:abstractNumId="16" w15:restartNumberingAfterBreak="0">
     <w:nsid w:val="528C7B1A"/>
     <w:multiLevelType w:val="multilevel"/>
     <w:tmpl w:val="D5D04BB6"/>
@@ -5416,7 +7995,7 @@
       </w:rPr>
     </w:lvl>
   </w:abstractNum>
-  <w:abstractNum w:abstractNumId="9" w15:restartNumberingAfterBreak="0">
+  <w:abstractNum w:abstractNumId="17" w15:restartNumberingAfterBreak="0">
     <w:nsid w:val="542E2F6C"/>
     <w:multiLevelType w:val="multilevel"/>
     <w:tmpl w:val="E4645106"/>
@@ -5565,7 +8144,7 @@
       </w:rPr>
     </w:lvl>
   </w:abstractNum>
-  <w:abstractNum w:abstractNumId="10" w15:restartNumberingAfterBreak="0">
+  <w:abstractNum w:abstractNumId="18" w15:restartNumberingAfterBreak="0">
     <w:nsid w:val="55561A8F"/>
     <w:multiLevelType w:val="multilevel"/>
     <w:tmpl w:val="3AAC496E"/>
@@ -5714,7 +8293,7 @@
       </w:rPr>
     </w:lvl>
   </w:abstractNum>
-  <w:abstractNum w:abstractNumId="11" w15:restartNumberingAfterBreak="0">
+  <w:abstractNum w:abstractNumId="19" w15:restartNumberingAfterBreak="0">
     <w:nsid w:val="56F95D96"/>
     <w:multiLevelType w:val="multilevel"/>
     <w:tmpl w:val="07DCE5FC"/>
@@ -5863,7 +8442,120 @@
       </w:rPr>
     </w:lvl>
   </w:abstractNum>
-  <w:abstractNum w:abstractNumId="12" w15:restartNumberingAfterBreak="0">
+  <w:abstractNum w:abstractNumId="20" w15:restartNumberingAfterBreak="0">
+    <w:nsid w:val="6BC6615E"/>
+    <w:multiLevelType w:val="multilevel"/>
+    <w:tmpl w:val="25023AA2"/>
+    <w:lvl w:ilvl="0">
+      <w:start w:val="1"/>
+      <w:numFmt w:val="decimal"/>
+      <w:lvlText w:val="%1."/>
+      <w:lvlJc w:val="left"/>
+      <w:pPr>
+        <w:tabs>
+          <w:tab w:val="num" w:pos="720"/>
+        </w:tabs>
+        <w:ind w:left="720" w:hanging="360"/>
+      </w:pPr>
+    </w:lvl>
+    <w:lvl w:ilvl="1" w:tentative="1">
+      <w:start w:val="1"/>
+      <w:numFmt w:val="decimal"/>
+      <w:lvlText w:val="%2."/>
+      <w:lvlJc w:val="left"/>
+      <w:pPr>
+        <w:tabs>
+          <w:tab w:val="num" w:pos="1440"/>
+        </w:tabs>
+        <w:ind w:left="1440" w:hanging="360"/>
+      </w:pPr>
+    </w:lvl>
+    <w:lvl w:ilvl="2" w:tentative="1">
+      <w:start w:val="1"/>
+      <w:numFmt w:val="decimal"/>
+      <w:lvlText w:val="%3."/>
+      <w:lvlJc w:val="left"/>
+      <w:pPr>
+        <w:tabs>
+          <w:tab w:val="num" w:pos="2160"/>
+        </w:tabs>
+        <w:ind w:left="2160" w:hanging="360"/>
+      </w:pPr>
+    </w:lvl>
+    <w:lvl w:ilvl="3" w:tentative="1">
+      <w:start w:val="1"/>
+      <w:numFmt w:val="decimal"/>
+      <w:lvlText w:val="%4."/>
+      <w:lvlJc w:val="left"/>
+      <w:pPr>
+        <w:tabs>
+          <w:tab w:val="num" w:pos="2880"/>
+        </w:tabs>
+        <w:ind w:left="2880" w:hanging="360"/>
+      </w:pPr>
+    </w:lvl>
+    <w:lvl w:ilvl="4" w:tentative="1">
+      <w:start w:val="1"/>
+      <w:numFmt w:val="decimal"/>
+      <w:lvlText w:val="%5."/>
+      <w:lvlJc w:val="left"/>
+      <w:pPr>
+        <w:tabs>
+          <w:tab w:val="num" w:pos="3600"/>
+        </w:tabs>
+        <w:ind w:left="3600" w:hanging="360"/>
+      </w:pPr>
+    </w:lvl>
+    <w:lvl w:ilvl="5" w:tentative="1">
+      <w:start w:val="1"/>
+      <w:numFmt w:val="decimal"/>
+      <w:lvlText w:val="%6."/>
+      <w:lvlJc w:val="left"/>
+      <w:pPr>
+        <w:tabs>
+          <w:tab w:val="num" w:pos="4320"/>
+        </w:tabs>
+        <w:ind w:left="4320" w:hanging="360"/>
+      </w:pPr>
+    </w:lvl>
+    <w:lvl w:ilvl="6" w:tentative="1">
+      <w:start w:val="1"/>
+      <w:numFmt w:val="decimal"/>
+      <w:lvlText w:val="%7."/>
+      <w:lvlJc w:val="left"/>
+      <w:pPr>
+        <w:tabs>
+          <w:tab w:val="num" w:pos="5040"/>
+        </w:tabs>
+        <w:ind w:left="5040" w:hanging="360"/>
+      </w:pPr>
+    </w:lvl>
+    <w:lvl w:ilvl="7" w:tentative="1">
+      <w:start w:val="1"/>
+      <w:numFmt w:val="decimal"/>
+      <w:lvlText w:val="%8."/>
+      <w:lvlJc w:val="left"/>
+      <w:pPr>
+        <w:tabs>
+          <w:tab w:val="num" w:pos="5760"/>
+        </w:tabs>
+        <w:ind w:left="5760" w:hanging="360"/>
+      </w:pPr>
+    </w:lvl>
+    <w:lvl w:ilvl="8" w:tentative="1">
+      <w:start w:val="1"/>
+      <w:numFmt w:val="decimal"/>
+      <w:lvlText w:val="%9."/>
+      <w:lvlJc w:val="left"/>
+      <w:pPr>
+        <w:tabs>
+          <w:tab w:val="num" w:pos="6480"/>
+        </w:tabs>
+        <w:ind w:left="6480" w:hanging="360"/>
+      </w:pPr>
+    </w:lvl>
+  </w:abstractNum>
+  <w:abstractNum w:abstractNumId="21" w15:restartNumberingAfterBreak="0">
     <w:nsid w:val="6E701524"/>
     <w:multiLevelType w:val="multilevel"/>
     <w:tmpl w:val="86F4A34E"/>
@@ -5976,7 +8668,7 @@
       </w:pPr>
     </w:lvl>
   </w:abstractNum>
-  <w:abstractNum w:abstractNumId="13" w15:restartNumberingAfterBreak="0">
+  <w:abstractNum w:abstractNumId="22" w15:restartNumberingAfterBreak="0">
     <w:nsid w:val="6E7F42C0"/>
     <w:multiLevelType w:val="multilevel"/>
     <w:tmpl w:val="E9D8C750"/>
@@ -6125,7 +8817,120 @@
       </w:rPr>
     </w:lvl>
   </w:abstractNum>
-  <w:abstractNum w:abstractNumId="14" w15:restartNumberingAfterBreak="0">
+  <w:abstractNum w:abstractNumId="23" w15:restartNumberingAfterBreak="0">
+    <w:nsid w:val="74442384"/>
+    <w:multiLevelType w:val="hybridMultilevel"/>
+    <w:tmpl w:val="7BE69A4C"/>
+    <w:lvl w:ilvl="0" w:tplc="2C0A0001">
+      <w:start w:val="1"/>
+      <w:numFmt w:val="bullet"/>
+      <w:lvlText w:val=""/>
+      <w:lvlJc w:val="left"/>
+      <w:pPr>
+        <w:ind w:left="900" w:hanging="360"/>
+      </w:pPr>
+      <w:rPr>
+        <w:rFonts w:ascii="Symbol" w:hAnsi="Symbol" w:hint="default"/>
+      </w:rPr>
+    </w:lvl>
+    <w:lvl w:ilvl="1" w:tplc="2C0A0003" w:tentative="1">
+      <w:start w:val="1"/>
+      <w:numFmt w:val="bullet"/>
+      <w:lvlText w:val="o"/>
+      <w:lvlJc w:val="left"/>
+      <w:pPr>
+        <w:ind w:left="1620" w:hanging="360"/>
+      </w:pPr>
+      <w:rPr>
+        <w:rFonts w:ascii="Courier New" w:hAnsi="Courier New" w:cs="Courier New" w:hint="default"/>
+      </w:rPr>
+    </w:lvl>
+    <w:lvl w:ilvl="2" w:tplc="2C0A0005" w:tentative="1">
+      <w:start w:val="1"/>
+      <w:numFmt w:val="bullet"/>
+      <w:lvlText w:val=""/>
+      <w:lvlJc w:val="left"/>
+      <w:pPr>
+        <w:ind w:left="2340" w:hanging="360"/>
+      </w:pPr>
+      <w:rPr>
+        <w:rFonts w:ascii="Wingdings" w:hAnsi="Wingdings" w:hint="default"/>
+      </w:rPr>
+    </w:lvl>
+    <w:lvl w:ilvl="3" w:tplc="2C0A0001" w:tentative="1">
+      <w:start w:val="1"/>
+      <w:numFmt w:val="bullet"/>
+      <w:lvlText w:val=""/>
+      <w:lvlJc w:val="left"/>
+      <w:pPr>
+        <w:ind w:left="3060" w:hanging="360"/>
+      </w:pPr>
+      <w:rPr>
+        <w:rFonts w:ascii="Symbol" w:hAnsi="Symbol" w:hint="default"/>
+      </w:rPr>
+    </w:lvl>
+    <w:lvl w:ilvl="4" w:tplc="2C0A0003" w:tentative="1">
+      <w:start w:val="1"/>
+      <w:numFmt w:val="bullet"/>
+      <w:lvlText w:val="o"/>
+      <w:lvlJc w:val="left"/>
+      <w:pPr>
+        <w:ind w:left="3780" w:hanging="360"/>
+      </w:pPr>
+      <w:rPr>
+        <w:rFonts w:ascii="Courier New" w:hAnsi="Courier New" w:cs="Courier New" w:hint="default"/>
+      </w:rPr>
+    </w:lvl>
+    <w:lvl w:ilvl="5" w:tplc="2C0A0005" w:tentative="1">
+      <w:start w:val="1"/>
+      <w:numFmt w:val="bullet"/>
+      <w:lvlText w:val=""/>
+      <w:lvlJc w:val="left"/>
+      <w:pPr>
+        <w:ind w:left="4500" w:hanging="360"/>
+      </w:pPr>
+      <w:rPr>
+        <w:rFonts w:ascii="Wingdings" w:hAnsi="Wingdings" w:hint="default"/>
+      </w:rPr>
+    </w:lvl>
+    <w:lvl w:ilvl="6" w:tplc="2C0A0001" w:tentative="1">
+      <w:start w:val="1"/>
+      <w:numFmt w:val="bullet"/>
+      <w:lvlText w:val=""/>
+      <w:lvlJc w:val="left"/>
+      <w:pPr>
+        <w:ind w:left="5220" w:hanging="360"/>
+      </w:pPr>
+      <w:rPr>
+        <w:rFonts w:ascii="Symbol" w:hAnsi="Symbol" w:hint="default"/>
+      </w:rPr>
+    </w:lvl>
+    <w:lvl w:ilvl="7" w:tplc="2C0A0003" w:tentative="1">
+      <w:start w:val="1"/>
+      <w:numFmt w:val="bullet"/>
+      <w:lvlText w:val="o"/>
+      <w:lvlJc w:val="left"/>
+      <w:pPr>
+        <w:ind w:left="5940" w:hanging="360"/>
+      </w:pPr>
+      <w:rPr>
+        <w:rFonts w:ascii="Courier New" w:hAnsi="Courier New" w:cs="Courier New" w:hint="default"/>
+      </w:rPr>
+    </w:lvl>
+    <w:lvl w:ilvl="8" w:tplc="2C0A0005" w:tentative="1">
+      <w:start w:val="1"/>
+      <w:numFmt w:val="bullet"/>
+      <w:lvlText w:val=""/>
+      <w:lvlJc w:val="left"/>
+      <w:pPr>
+        <w:ind w:left="6660" w:hanging="360"/>
+      </w:pPr>
+      <w:rPr>
+        <w:rFonts w:ascii="Wingdings" w:hAnsi="Wingdings" w:hint="default"/>
+      </w:rPr>
+    </w:lvl>
+  </w:abstractNum>
+  <w:abstractNum w:abstractNumId="24" w15:restartNumberingAfterBreak="0">
     <w:nsid w:val="774A2B51"/>
     <w:multiLevelType w:val="multilevel"/>
     <w:tmpl w:val="F2C05610"/>
@@ -6274,7 +9079,7 @@
       </w:rPr>
     </w:lvl>
   </w:abstractNum>
-  <w:abstractNum w:abstractNumId="15" w15:restartNumberingAfterBreak="0">
+  <w:abstractNum w:abstractNumId="25" w15:restartNumberingAfterBreak="0">
     <w:nsid w:val="7E955E0F"/>
     <w:multiLevelType w:val="multilevel"/>
     <w:tmpl w:val="451C9916"/>
@@ -6424,52 +9229,82 @@
     </w:lvl>
   </w:abstractNum>
   <w:num w:numId="1" w16cid:durableId="1548377813">
-    <w:abstractNumId w:val="11"/>
+    <w:abstractNumId w:val="19"/>
   </w:num>
   <w:num w:numId="2" w16cid:durableId="1831676775">
-    <w:abstractNumId w:val="9"/>
+    <w:abstractNumId w:val="17"/>
   </w:num>
   <w:num w:numId="3" w16cid:durableId="1561014950">
-    <w:abstractNumId w:val="7"/>
+    <w:abstractNumId w:val="13"/>
   </w:num>
   <w:num w:numId="4" w16cid:durableId="182549335">
-    <w:abstractNumId w:val="14"/>
+    <w:abstractNumId w:val="24"/>
   </w:num>
   <w:num w:numId="5" w16cid:durableId="1578977995">
-    <w:abstractNumId w:val="3"/>
+    <w:abstractNumId w:val="6"/>
   </w:num>
   <w:num w:numId="6" w16cid:durableId="1326131037">
     <w:abstractNumId w:val="1"/>
   </w:num>
   <w:num w:numId="7" w16cid:durableId="1050884082">
+    <w:abstractNumId w:val="18"/>
+  </w:num>
+  <w:num w:numId="8" w16cid:durableId="1826429340">
+    <w:abstractNumId w:val="22"/>
+  </w:num>
+  <w:num w:numId="9" w16cid:durableId="1848789470">
     <w:abstractNumId w:val="10"/>
   </w:num>
-  <w:num w:numId="8" w16cid:durableId="1826429340">
-    <w:abstractNumId w:val="13"/>
-  </w:num>
-  <w:num w:numId="9" w16cid:durableId="1848789470">
-    <w:abstractNumId w:val="6"/>
-  </w:num>
   <w:num w:numId="10" w16cid:durableId="2025788208">
-    <w:abstractNumId w:val="5"/>
+    <w:abstractNumId w:val="9"/>
   </w:num>
   <w:num w:numId="11" w16cid:durableId="151457813">
     <w:abstractNumId w:val="0"/>
   </w:num>
   <w:num w:numId="12" w16cid:durableId="671177351">
+    <w:abstractNumId w:val="8"/>
+  </w:num>
+  <w:num w:numId="13" w16cid:durableId="695422159">
+    <w:abstractNumId w:val="3"/>
+  </w:num>
+  <w:num w:numId="14" w16cid:durableId="61875401">
+    <w:abstractNumId w:val="16"/>
+  </w:num>
+  <w:num w:numId="15" w16cid:durableId="624893113">
+    <w:abstractNumId w:val="25"/>
+  </w:num>
+  <w:num w:numId="16" w16cid:durableId="979648523">
+    <w:abstractNumId w:val="21"/>
+  </w:num>
+  <w:num w:numId="17" w16cid:durableId="2059622460">
     <w:abstractNumId w:val="4"/>
   </w:num>
-  <w:num w:numId="13" w16cid:durableId="695422159">
+  <w:num w:numId="18" w16cid:durableId="1909534822">
+    <w:abstractNumId w:val="23"/>
+  </w:num>
+  <w:num w:numId="19" w16cid:durableId="1323050240">
+    <w:abstractNumId w:val="12"/>
+  </w:num>
+  <w:num w:numId="20" w16cid:durableId="1652561605">
+    <w:abstractNumId w:val="5"/>
+  </w:num>
+  <w:num w:numId="21" w16cid:durableId="1237594063">
     <w:abstractNumId w:val="2"/>
   </w:num>
-  <w:num w:numId="14" w16cid:durableId="61875401">
-    <w:abstractNumId w:val="8"/>
+  <w:num w:numId="22" w16cid:durableId="968051658">
+    <w:abstractNumId w:val="14"/>
   </w:num>
-  <w:num w:numId="15" w16cid:durableId="624893113">
+  <w:num w:numId="23" w16cid:durableId="908033405">
     <w:abstractNumId w:val="15"/>
   </w:num>
-  <w:num w:numId="16" w16cid:durableId="979648523">
-    <w:abstractNumId w:val="12"/>
+  <w:num w:numId="24" w16cid:durableId="1436949459">
+    <w:abstractNumId w:val="20"/>
+  </w:num>
+  <w:num w:numId="25" w16cid:durableId="1484470783">
+    <w:abstractNumId w:val="7"/>
+  </w:num>
+  <w:num w:numId="26" w16cid:durableId="487865274">
+    <w:abstractNumId w:val="11"/>
   </w:num>
 </w:numbering>
 </file>
@@ -7742,6 +10577,18 @@
 </a:theme>
 </file>
 
+<file path=customXml/item1.xml><?xml version="1.0" encoding="utf-8"?>
+<b:Sources xmlns:b="http://schemas.openxmlformats.org/officeDocument/2006/bibliography" xmlns="http://schemas.openxmlformats.org/officeDocument/2006/bibliography" SelectedStyle="\APASixthEditionOfficeOnline.xsl" StyleName="APA" Version="6"/>
+</file>
+
+<file path=customXml/itemProps1.xml><?xml version="1.0" encoding="utf-8"?>
+<ds:datastoreItem xmlns:ds="http://schemas.openxmlformats.org/officeDocument/2006/customXml" ds:itemID="{700D0052-9C26-4BB0-B7F4-1ED04CB6DE45}">
+  <ds:schemaRefs>
+    <ds:schemaRef ds:uri="http://schemas.openxmlformats.org/officeDocument/2006/bibliography"/>
+  </ds:schemaRefs>
+</ds:datastoreItem>
+</file>
+
 <file path=docMetadata/LabelInfo.xml><?xml version="1.0" encoding="utf-8"?>
 <clbl:labelList xmlns:clbl="http://schemas.microsoft.com/office/2020/mipLabelMetadata">
   <clbl:label id="{57443d00-af18-408c-9335-47b5de3ec9b9}" enabled="1" method="Privileged" siteId="{6e51e1ad-c54b-4b39-b598-0ffe9ae68fef}" contentBits="2" removed="0"/>
